--- a/data/revised_2026-10_full/tracked/v2/Essential_Mathematics/SS1.3_Quadratic_Equations/Essential_Mathematics_Quadratic_Equations_CBE_LessonSequence_TRACKED.docx
+++ b/data/revised_2026-10_full/tracked/v2/Essential_Mathematics/SS1.3_Quadratic_Equations/Essential_Mathematics_Quadratic_Equations_CBE_LessonSequence_TRACKED.docx
@@ -440,7 +440,7 @@
               </w:rPr>
               <w:t xml:space="preserve">8 lessons</w:t>
             </w:r>
-            <w:ins w:id="9001" w:author="Claude (AI) - proposed" w:date="2026-10-15T20:14:44Z">
+            <w:ins w:id="9001" w:author="Claude (AI) - proposed" w:date="2026-10-18T00:28:27Z">
               <w:r>
                 <w:rPr>
                   <w:rFonts w:ascii="Arial" w:cs="Arial" w:eastAsia="Arial" w:hAnsi="Arial"/>
@@ -468,7 +468,7 @@
               </w:rPr>
               <w:t xml:space="preserve"> × 40 minutes = </w:t>
             </w:r>
-            <w:del w:id="9002" w:author="Claude (AI) - proposed" w:date="2026-10-15T20:14:44Z">
+            <w:del w:id="9002" w:author="Claude (AI) - proposed" w:date="2026-10-18T00:28:27Z">
               <w:r>
                 <w:rPr>
                   <w:rFonts w:ascii="Arial" w:cs="Arial" w:eastAsia="Arial" w:hAnsi="Arial"/>
@@ -483,7 +483,7 @@
                 <w:delText xml:space="preserve">320</w:delText>
               </w:r>
             </w:del>
-            <w:ins w:id="9003" w:author="Claude (AI) - proposed" w:date="2026-10-15T20:14:44Z">
+            <w:ins w:id="9003" w:author="Claude (AI) - proposed" w:date="2026-10-18T00:28:27Z">
               <w:r>
                 <w:rPr>
                   <w:rFonts w:ascii="Arial" w:cs="Arial" w:eastAsia="Arial" w:hAnsi="Arial"/>
@@ -2187,7 +2187,7 @@
               </w:rPr>
               <w:t xml:space="preserve">–  A farmer in the Rift Valley </w:t>
             </w:r>
-            <w:del w:id="9004" w:author="Claude (AI) - proposed" w:date="2026-10-15T20:14:44Z">
+            <w:del w:id="9004" w:author="Claude (AI) - proposed" w:date="2026-10-18T00:28:27Z">
               <w:r>
                 <w:rPr>
                   <w:rFonts w:ascii="Arial" w:cs="Arial" w:eastAsia="Arial" w:hAnsi="Arial"/>
@@ -2202,7 +2202,7 @@
                 <w:delText xml:space="preserve">has 56 metres of fencing and wants to enclose</w:delText>
               </w:r>
             </w:del>
-            <w:ins w:id="9005" w:author="Claude (AI) - proposed" w:date="2026-10-15T20:14:44Z">
+            <w:ins w:id="9005" w:author="Claude (AI) - proposed" w:date="2026-10-18T00:28:27Z">
               <w:r>
                 <w:rPr>
                   <w:rFonts w:ascii="Arial" w:cs="Arial" w:eastAsia="Arial" w:hAnsi="Arial"/>
@@ -2230,7 +2230,7 @@
               </w:rPr>
               <w:t xml:space="preserve"> a rectangular shamba </w:t>
             </w:r>
-            <w:ins w:id="9006" w:author="Claude (AI) - proposed" w:date="2026-10-15T20:14:44Z">
+            <w:ins w:id="9006" w:author="Claude (AI) - proposed" w:date="2026-10-18T00:28:27Z">
               <w:r>
                 <w:rPr>
                   <w:rFonts w:ascii="Arial" w:cs="Arial" w:eastAsia="Arial" w:hAnsi="Arial"/>
@@ -2258,7 +2258,7 @@
               </w:rPr>
               <w:t xml:space="preserve">whose length is </w:t>
             </w:r>
-            <w:del w:id="9007" w:author="Claude (AI) - proposed" w:date="2026-10-15T20:14:44Z">
+            <w:del w:id="9007" w:author="Claude (AI) - proposed" w:date="2026-10-18T00:28:27Z">
               <w:r>
                 <w:rPr>
                   <w:rFonts w:ascii="Arial" w:cs="Arial" w:eastAsia="Arial" w:hAnsi="Arial"/>
@@ -2273,7 +2273,7 @@
                 <w:delText xml:space="preserve">2</w:delText>
               </w:r>
             </w:del>
-            <w:ins w:id="9008" w:author="Claude (AI) - proposed" w:date="2026-10-15T20:14:44Z">
+            <w:ins w:id="9008" w:author="Claude (AI) - proposed" w:date="2026-10-18T00:28:27Z">
               <w:r>
                 <w:rPr>
                   <w:rFonts w:ascii="Arial" w:cs="Arial" w:eastAsia="Arial" w:hAnsi="Arial"/>
@@ -2301,7 +2301,7 @@
               </w:rPr>
               <w:t xml:space="preserve"> metres more than</w:t>
             </w:r>
-            <w:del w:id="9009" w:author="Claude (AI) - proposed" w:date="2026-10-15T20:14:44Z">
+            <w:del w:id="9009" w:author="Claude (AI) - proposed" w:date="2026-10-18T00:28:27Z">
               <w:r>
                 <w:rPr>
                   <w:rFonts w:ascii="Arial" w:cs="Arial" w:eastAsia="Arial" w:hAnsi="Arial"/>
@@ -2329,7 +2329,7 @@
               </w:rPr>
               <w:t xml:space="preserve"> its width — learners discover that finding the dimensions requires solving a quadratic equation, and that one solution </w:t>
             </w:r>
-            <w:del w:id="9010" w:author="Claude (AI) - proposed" w:date="2026-10-15T20:14:44Z">
+            <w:del w:id="9010" w:author="Claude (AI) - proposed" w:date="2026-10-18T00:28:27Z">
               <w:r>
                 <w:rPr>
                   <w:rFonts w:ascii="Arial" w:cs="Arial" w:eastAsia="Arial" w:hAnsi="Arial"/>
@@ -2344,7 +2344,7 @@
                 <w:delText xml:space="preserve">may be</w:delText>
               </w:r>
             </w:del>
-            <w:ins w:id="9011" w:author="Claude (AI) - proposed" w:date="2026-10-15T20:14:44Z">
+            <w:ins w:id="9011" w:author="Claude (AI) - proposed" w:date="2026-10-18T00:28:27Z">
               <w:r>
                 <w:rPr>
                   <w:rFonts w:ascii="Arial" w:cs="Arial" w:eastAsia="Arial" w:hAnsi="Arial"/>
@@ -2372,7 +2372,7 @@
               </w:rPr>
               <w:t xml:space="preserve"> negative (physically meaningless) while the other gives the actual </w:t>
             </w:r>
-            <w:del w:id="9012" w:author="Claude (AI) - proposed" w:date="2026-10-15T20:14:44Z">
+            <w:del w:id="9012" w:author="Claude (AI) - proposed" w:date="2026-10-18T00:28:27Z">
               <w:r>
                 <w:rPr>
                   <w:rFonts w:ascii="Arial" w:cs="Arial" w:eastAsia="Arial" w:hAnsi="Arial"/>
@@ -2387,7 +2387,7 @@
                 <w:delText xml:space="preserve">farm dimensions</w:delText>
               </w:r>
             </w:del>
-            <w:ins w:id="9013" w:author="Claude (AI) - proposed" w:date="2026-10-15T20:14:44Z">
+            <w:ins w:id="9013" w:author="Claude (AI) - proposed" w:date="2026-10-18T00:28:27Z">
               <w:r>
                 <w:rPr>
                   <w:rFonts w:ascii="Arial" w:cs="Arial" w:eastAsia="Arial" w:hAnsi="Arial"/>
@@ -2435,7 +2435,7 @@
               </w:rPr>
               <w:t xml:space="preserve">–  A mandazi vendor in Mombasa's Old Town cuts a square piece of dough and removes a </w:t>
             </w:r>
-            <w:del w:id="9014" w:author="Claude (AI) - proposed" w:date="2026-10-15T20:14:44Z">
+            <w:del w:id="9014" w:author="Claude (AI) - proposed" w:date="2026-10-18T00:28:27Z">
               <w:r>
                 <w:rPr>
                   <w:rFonts w:ascii="Arial" w:cs="Arial" w:eastAsia="Arial" w:hAnsi="Arial"/>
@@ -2450,7 +2450,7 @@
                 <w:delText xml:space="preserve">smaller</w:delText>
               </w:r>
             </w:del>
-            <w:ins w:id="9015" w:author="Claude (AI) - proposed" w:date="2026-10-15T20:14:44Z">
+            <w:ins w:id="9015" w:author="Claude (AI) - proposed" w:date="2026-10-18T00:28:27Z">
               <w:r>
                 <w:rPr>
                   <w:rFonts w:ascii="Arial" w:cs="Arial" w:eastAsia="Arial" w:hAnsi="Arial"/>
@@ -2478,7 +2478,7 @@
               </w:rPr>
               <w:t xml:space="preserve"> square from one corner to create an L-shaped piece; knowing the </w:t>
             </w:r>
-            <w:del w:id="9016" w:author="Claude (AI) - proposed" w:date="2026-10-15T20:14:44Z">
+            <w:del w:id="9016" w:author="Claude (AI) - proposed" w:date="2026-10-18T00:28:27Z">
               <w:r>
                 <w:rPr>
                   <w:rFonts w:ascii="Arial" w:cs="Arial" w:eastAsia="Arial" w:hAnsi="Arial"/>
@@ -2506,7 +2506,7 @@
               </w:rPr>
               <w:t xml:space="preserve">area of dough remaining</w:t>
             </w:r>
-            <w:ins w:id="9017" w:author="Claude (AI) - proposed" w:date="2026-10-15T20:14:44Z">
+            <w:ins w:id="9017" w:author="Claude (AI) - proposed" w:date="2026-10-18T00:28:27Z">
               <w:r>
                 <w:rPr>
                   <w:rFonts w:ascii="Arial" w:cs="Arial" w:eastAsia="Arial" w:hAnsi="Arial"/>
@@ -2534,7 +2534,7 @@
               </w:rPr>
               <w:t xml:space="preserve">, learners write </w:t>
             </w:r>
-            <w:del w:id="9018" w:author="Claude (AI) - proposed" w:date="2026-10-15T20:14:44Z">
+            <w:del w:id="9018" w:author="Claude (AI) - proposed" w:date="2026-10-18T00:28:27Z">
               <w:r>
                 <w:rPr>
                   <w:rFonts w:ascii="Arial" w:cs="Arial" w:eastAsia="Arial" w:hAnsi="Arial"/>
@@ -2549,7 +2549,7 @@
                 <w:delText xml:space="preserve">and solve a quadratic equation</w:delText>
               </w:r>
             </w:del>
-            <w:ins w:id="9019" w:author="Claude (AI) - proposed" w:date="2026-10-15T20:14:44Z">
+            <w:ins w:id="9019" w:author="Claude (AI) - proposed" w:date="2026-10-18T00:28:27Z">
               <w:r>
                 <w:rPr>
                   <w:rFonts w:ascii="Arial" w:cs="Arial" w:eastAsia="Arial" w:hAnsi="Arial"/>
@@ -2577,7 +2577,7 @@
               </w:rPr>
               <w:t xml:space="preserve"> to find the side length of the original square</w:t>
             </w:r>
-            <w:ins w:id="9020" w:author="Claude (AI) - proposed" w:date="2026-10-15T20:14:44Z">
+            <w:ins w:id="9020" w:author="Claude (AI) - proposed" w:date="2026-10-18T00:28:27Z">
               <w:r>
                 <w:rPr>
                   <w:rFonts w:ascii="Arial" w:cs="Arial" w:eastAsia="Arial" w:hAnsi="Arial"/>
@@ -2767,7 +2767,7 @@
         </w:rPr>
         <w:t xml:space="preserve">© 2026 SeaVuria and ARES. This work is licensed under a </w:t>
       </w:r>
-      <w:hyperlink w:history="1" r:id="rIddswu-deglwbcmj1l1eixj">
+      <w:hyperlink w:history="1" r:id="rIddilfj86lcul5g2tz46xqa">
         <w:r>
           <w:rPr>
             <w:rFonts w:ascii="Arial" w:cs="Arial" w:eastAsia="Arial" w:hAnsi="Arial"/>
@@ -2787,7 +2787,7 @@
         </w:rPr>
         <w:t xml:space="preserve"> (</w:t>
       </w:r>
-      <w:hyperlink w:history="1" r:id="rIdqxle3b9se8la_imxe9yev">
+      <w:hyperlink w:history="1" r:id="rIdmoljevaqanxwbtbteqveq">
         <w:r>
           <w:rPr>
             <w:rFonts w:ascii="Arial" w:cs="Arial" w:eastAsia="Arial" w:hAnsi="Arial"/>
@@ -2807,7 +2807,7 @@
         </w:rPr>
         <w:t xml:space="preserve">). To view a copy of this license, visit </w:t>
       </w:r>
-      <w:hyperlink w:history="1" r:id="rIdumkm_9gn7ywgnlbpb1ptz">
+      <w:hyperlink w:history="1" r:id="rId9edzx_ghanunl72epfr2j">
         <w:r>
           <w:rPr>
             <w:rFonts w:ascii="Arial" w:cs="Arial" w:eastAsia="Arial" w:hAnsi="Arial"/>
@@ -3846,7 +3846,7 @@
             <w:pPr>
               <w:spacing w:after="20" w:before="0"/>
             </w:pPr>
-            <w:hyperlink w:history="1" r:id="rIds9aahpaystieckscuj1zz">
+            <w:hyperlink w:history="1" r:id="rIdulnprs7gnwfwnzhsmvy3e">
               <w:r>
                 <w:rPr>
                   <w:rFonts w:ascii="Arial" w:cs="Arial" w:eastAsia="Arial" w:hAnsi="Arial"/>
@@ -3879,7 +3879,7 @@
               <w:spacing w:after="10" w:before="0"/>
               <w:ind w:left="120"/>
             </w:pPr>
-            <w:hyperlink w:history="1" r:id="rIdmkdhmfg0f_paftgucxifq">
+            <w:hyperlink w:history="1" r:id="rIdre8dhlgmgqec2c_ogrvad">
               <w:r>
                 <w:rPr>
                   <w:rFonts w:ascii="Arial" w:cs="Arial" w:eastAsia="Arial" w:hAnsi="Arial"/>
@@ -3924,7 +3924,7 @@
             <w:pPr>
               <w:spacing w:after="20" w:before="0"/>
             </w:pPr>
-            <w:hyperlink w:history="1" r:id="rIdujxm6n4dpkzm-lefe1rad">
+            <w:hyperlink w:history="1" r:id="rIdeepdlkptuaip65x4-gcru">
               <w:r>
                 <w:rPr>
                   <w:rFonts w:ascii="Arial" w:cs="Arial" w:eastAsia="Arial" w:hAnsi="Arial"/>
@@ -3957,7 +3957,7 @@
               <w:spacing w:after="10" w:before="0"/>
               <w:ind w:left="120"/>
             </w:pPr>
-            <w:hyperlink w:history="1" r:id="rIdj_goowpjzjrjwhxhvpck2">
+            <w:hyperlink w:history="1" r:id="rIdosoatvntljqpam3vmhi0e">
               <w:r>
                 <w:rPr>
                   <w:rFonts w:ascii="Arial" w:cs="Arial" w:eastAsia="Arial" w:hAnsi="Arial"/>
@@ -4095,7 +4095,7 @@
               </w:rPr>
               <w:t xml:space="preserve">4. Pose the conflict question: 'Raise your hand if your method gave you a whole-number answer that also meant the columns were exactly 7 more than the rows.' [Pause — typically few or no hands.] 'Interesting. So the guess-and-check approach is struggling. Let us find out why — and whether algebra can rescue us.'</w:t>
             </w:r>
-            <w:ins w:id="9021" w:author="Claude (AI) - proposed" w:date="2026-10-15T20:14:44Z">
+            <w:ins w:id="9021" w:author="Claude (AI) - proposed" w:date="2026-10-18T00:28:27Z">
               <w:r>
                 <w:rPr>
                   <w:rFonts w:ascii="Arial" w:cs="Arial" w:eastAsia="Arial" w:hAnsi="Arial"/>
@@ -4176,7 +4176,7 @@
               </w:rPr>
               <w:t xml:space="preserve">Observable indicator: Can the learner articulate a method (even an incorrect one) for finding the rows? Are learners attempting arithmetic (division of 120)? Misconceptions to note: learners who add 7 to 120, or who treat 'columns exceed rows by 7' as multiplication. Record names of learners who show no strategy — target them for support in Phase 2.</w:t>
             </w:r>
-            <w:ins w:id="9022" w:author="Claude (AI) - proposed" w:date="2026-10-15T20:14:44Z">
+            <w:ins w:id="9022" w:author="Claude (AI) - proposed" w:date="2026-10-18T00:28:27Z">
               <w:r>
                 <w:rPr>
                   <w:rFonts w:ascii="Arial" w:cs="Arial" w:eastAsia="Arial" w:hAnsi="Arial"/>
@@ -4247,7 +4247,7 @@
             <w:pPr>
               <w:spacing w:after="20" w:before="0"/>
             </w:pPr>
-            <w:hyperlink w:history="1" r:id="rIdladgqzhfmpoib4-w6mt3g">
+            <w:hyperlink w:history="1" r:id="rIdak1rheksw-1c7mlrh701g">
               <w:r>
                 <w:rPr>
                   <w:rFonts w:ascii="Arial" w:cs="Arial" w:eastAsia="Arial" w:hAnsi="Arial"/>
@@ -4280,7 +4280,7 @@
               <w:spacing w:after="10" w:before="0"/>
               <w:ind w:left="120"/>
             </w:pPr>
-            <w:hyperlink w:history="1" r:id="rIdnejuf2bltnhsqnrx567n-">
+            <w:hyperlink w:history="1" r:id="rIdcju_dqp_ysyxsmbj6-igd">
               <w:r>
                 <w:rPr>
                   <w:rFonts w:ascii="Arial" w:cs="Arial" w:eastAsia="Arial" w:hAnsi="Arial"/>
@@ -4325,7 +4325,7 @@
             <w:pPr>
               <w:spacing w:after="20" w:before="0"/>
             </w:pPr>
-            <w:hyperlink w:history="1" r:id="rIdrs_zgtcx5plh8l5mr-nbq">
+            <w:hyperlink w:history="1" r:id="rIduk39ijcjmtsm-txpbkqcd">
               <w:r>
                 <w:rPr>
                   <w:rFonts w:ascii="Arial" w:cs="Arial" w:eastAsia="Arial" w:hAnsi="Arial"/>
@@ -4358,7 +4358,7 @@
               <w:spacing w:after="10" w:before="0"/>
               <w:ind w:left="120"/>
             </w:pPr>
-            <w:hyperlink w:history="1" r:id="rId6rsfxaotdomwd2mlyczj8">
+            <w:hyperlink w:history="1" r:id="rIdgzyiynpuiuvfma-cqbcxz">
               <w:r>
                 <w:rPr>
                   <w:rFonts w:ascii="Arial" w:cs="Arial" w:eastAsia="Arial" w:hAnsi="Arial"/>
@@ -4718,7 +4718,7 @@
             <w:pPr>
               <w:spacing w:after="20" w:before="0"/>
             </w:pPr>
-            <w:hyperlink w:history="1" r:id="rIdgxaporoup5oi8fqm2hgal">
+            <w:hyperlink w:history="1" r:id="rIdhc-er6--kkquy-iyvvloc">
               <w:r>
                 <w:rPr>
                   <w:rFonts w:ascii="Arial" w:cs="Arial" w:eastAsia="Arial" w:hAnsi="Arial"/>
@@ -4751,7 +4751,7 @@
               <w:spacing w:after="10" w:before="0"/>
               <w:ind w:left="120"/>
             </w:pPr>
-            <w:hyperlink w:history="1" r:id="rIdtaugcg6yo04sn5sfbrqw_">
+            <w:hyperlink w:history="1" r:id="rIdbp9l3t3nldlnsx6s5vqpx">
               <w:r>
                 <w:rPr>
                   <w:rFonts w:ascii="Arial" w:cs="Arial" w:eastAsia="Arial" w:hAnsi="Arial"/>
@@ -4796,7 +4796,7 @@
             <w:pPr>
               <w:spacing w:after="20" w:before="0"/>
             </w:pPr>
-            <w:hyperlink w:history="1" r:id="rIdwm8ogw0frwkdefczeow8l">
+            <w:hyperlink w:history="1" r:id="rIdqwlh1tmayw3m8och1fevl">
               <w:r>
                 <w:rPr>
                   <w:rFonts w:ascii="Arial" w:cs="Arial" w:eastAsia="Arial" w:hAnsi="Arial"/>
@@ -4829,7 +4829,7 @@
               <w:spacing w:after="10" w:before="0"/>
               <w:ind w:left="120"/>
             </w:pPr>
-            <w:hyperlink w:history="1" r:id="rIdwmzljdsswdlwmhjza0hlr">
+            <w:hyperlink w:history="1" r:id="rId-avbhryvrkowz6sydclum">
               <w:r>
                 <w:rPr>
                   <w:rFonts w:ascii="Arial" w:cs="Arial" w:eastAsia="Arial" w:hAnsi="Arial"/>
@@ -5193,7 +5193,7 @@
               </w:rPr>
               <w:t xml:space="preserve">Observable indicators: (a) Can the learner expand r(r+7) correctly to r²+7r? (b) Can the learner rearrange to standard form with zero on the right? (c) Can the learner replicate the process for a new context (Cards 1 and 3) with minimal prompting? Exit check: teacher scans the two equations written for Cards 1 and 3 — look for correct choice of variable, correct expression for the second unknown, correct expansion.</w:t>
             </w:r>
-            <w:ins w:id="9023" w:author="Claude (AI) - proposed" w:date="2026-10-15T20:14:44Z">
+            <w:ins w:id="9023" w:author="Claude (AI) - proposed" w:date="2026-10-18T00:28:27Z">
               <w:r>
                 <w:rPr>
                   <w:rFonts w:ascii="Arial" w:cs="Arial" w:eastAsia="Arial" w:hAnsi="Arial"/>
@@ -5264,7 +5264,7 @@
             <w:pPr>
               <w:spacing w:after="20" w:before="0"/>
             </w:pPr>
-            <w:hyperlink w:history="1" r:id="rIdca1md15g9ckpllgflaeh1">
+            <w:hyperlink w:history="1" r:id="rIdmfhnrezyy4-kbcoenwezz">
               <w:r>
                 <w:rPr>
                   <w:rFonts w:ascii="Arial" w:cs="Arial" w:eastAsia="Arial" w:hAnsi="Arial"/>
@@ -5297,7 +5297,7 @@
               <w:spacing w:after="10" w:before="0"/>
               <w:ind w:left="120"/>
             </w:pPr>
-            <w:hyperlink w:history="1" r:id="rIdqqefn03bnkufomdxmlt93">
+            <w:hyperlink w:history="1" r:id="rIdp1ttixaoosx2abgya-fgl">
               <w:r>
                 <w:rPr>
                   <w:rFonts w:ascii="Arial" w:cs="Arial" w:eastAsia="Arial" w:hAnsi="Arial"/>
@@ -5342,7 +5342,7 @@
             <w:pPr>
               <w:spacing w:after="20" w:before="0"/>
             </w:pPr>
-            <w:hyperlink w:history="1" r:id="rIdzvgbqxdawopswnbx-aw7e">
+            <w:hyperlink w:history="1" r:id="rIdrrwwiv-c4knhes3xung7q">
               <w:r>
                 <w:rPr>
                   <w:rFonts w:ascii="Arial" w:cs="Arial" w:eastAsia="Arial" w:hAnsi="Arial"/>
@@ -5375,7 +5375,7 @@
               <w:spacing w:after="10" w:before="0"/>
               <w:ind w:left="120"/>
             </w:pPr>
-            <w:hyperlink w:history="1" r:id="rId7cnaf6msutr8qzdiqcl4b">
+            <w:hyperlink w:history="1" r:id="rIdvuuc38angualrtvsqtflw">
               <w:r>
                 <w:rPr>
                   <w:rFonts w:ascii="Arial" w:cs="Arial" w:eastAsia="Arial" w:hAnsi="Arial"/>
@@ -5675,7 +5675,7 @@
             <w:pPr>
               <w:spacing w:after="20" w:before="0"/>
             </w:pPr>
-            <w:hyperlink w:history="1" r:id="rIdn5kahfqih432zsmivf_gc">
+            <w:hyperlink w:history="1" r:id="rIdp5ta6ey5qijcd3xw46mce">
               <w:r>
                 <w:rPr>
                   <w:rFonts w:ascii="Arial" w:cs="Arial" w:eastAsia="Arial" w:hAnsi="Arial"/>
@@ -5724,7 +5724,7 @@
               <w:spacing w:after="10" w:before="0"/>
               <w:ind w:left="120"/>
             </w:pPr>
-            <w:hyperlink w:history="1" r:id="rIdo1ac1burq8wvnrhspzzlo">
+            <w:hyperlink w:history="1" r:id="rIdirvxv5hdgybxlniw2bjwl">
               <w:r>
                 <w:rPr>
                   <w:rFonts w:ascii="Arial" w:cs="Arial" w:eastAsia="Arial" w:hAnsi="Arial"/>
@@ -5769,7 +5769,7 @@
             <w:pPr>
               <w:spacing w:after="20" w:before="0"/>
             </w:pPr>
-            <w:hyperlink w:history="1" r:id="rIdrpmwzvhretla5r_5kgohb">
+            <w:hyperlink w:history="1" r:id="rId59lxaxfjfvq8ek-jzw9js">
               <w:r>
                 <w:rPr>
                   <w:rFonts w:ascii="Arial" w:cs="Arial" w:eastAsia="Arial" w:hAnsi="Arial"/>
@@ -5802,7 +5802,7 @@
               <w:spacing w:after="10" w:before="0"/>
               <w:ind w:left="120"/>
             </w:pPr>
-            <w:hyperlink w:history="1" r:id="rIdgo1xjnqageglr3mmc23ky">
+            <w:hyperlink w:history="1" r:id="rIdjxgdhafwq4jtamw9htkks">
               <w:r>
                 <w:rPr>
                   <w:rFonts w:ascii="Arial" w:cs="Arial" w:eastAsia="Arial" w:hAnsi="Arial"/>
@@ -5960,7 +5960,7 @@
               </w:rPr>
               <w:t xml:space="preserve">5. 'This model is not finished — it has a question mark. In </w:t>
             </w:r>
-            <w:del w:id="9024" w:author="Claude (AI) - proposed" w:date="2026-10-15T20:14:44Z">
+            <w:del w:id="9024" w:author="Claude (AI) - proposed" w:date="2026-10-18T00:28:27Z">
               <w:r>
                 <w:rPr>
                   <w:rFonts w:ascii="Arial" w:cs="Arial" w:eastAsia="Arial" w:hAnsi="Arial"/>
@@ -5975,7 +5975,7 @@
                 <w:delText xml:space="preserve">Lesson 2</w:delText>
               </w:r>
             </w:del>
-            <w:ins w:id="9025" w:author="Claude (AI) - proposed" w:date="2026-10-15T20:14:44Z">
+            <w:ins w:id="9025" w:author="Claude (AI) - proposed" w:date="2026-10-18T00:28:27Z">
               <w:r>
                 <w:rPr>
                   <w:rFonts w:ascii="Arial" w:cs="Arial" w:eastAsia="Arial" w:hAnsi="Arial"/>
@@ -6171,10 +6171,10 @@
               <w:spacing w:after="40" w:before="0"/>
               <w:jc w:val="left"/>
               <w:rPr>
-                <w:ins w:id="9027" w:author="Claude (AI) - proposed" w:date="2026-10-15T20:14:44Z"/>
-              </w:rPr>
-            </w:pPr>
-            <w:ins w:id="9026" w:author="Claude (AI) - proposed" w:date="2026-10-15T20:14:44Z">
+                <w:ins w:id="9027" w:author="Claude (AI) - proposed" w:date="2026-10-18T00:28:27Z"/>
+              </w:rPr>
+            </w:pPr>
+            <w:ins w:id="9026" w:author="Claude (AI) - proposed" w:date="2026-10-18T00:28:27Z">
               <w:r>
                 <w:rPr>
                   <w:rFonts w:ascii="Arial" w:cs="Arial" w:eastAsia="Arial" w:hAnsi="Arial"/>
@@ -6196,10 +6196,10 @@
               <w:spacing w:after="40" w:before="0"/>
               <w:jc w:val="left"/>
               <w:rPr>
-                <w:ins w:id="9029" w:author="Claude (AI) - proposed" w:date="2026-10-15T20:14:44Z"/>
-              </w:rPr>
-            </w:pPr>
-            <w:ins w:id="9028" w:author="Claude (AI) - proposed" w:date="2026-10-15T20:14:44Z">
+                <w:ins w:id="9029" w:author="Claude (AI) - proposed" w:date="2026-10-18T00:28:27Z"/>
+              </w:rPr>
+            </w:pPr>
+            <w:ins w:id="9028" w:author="Claude (AI) - proposed" w:date="2026-10-18T00:28:27Z">
               <w:r>
                 <w:rPr>
                   <w:rFonts w:ascii="Arial" w:cs="Arial" w:eastAsia="Arial" w:hAnsi="Arial"/>
@@ -6221,10 +6221,10 @@
               <w:spacing w:after="40" w:before="0"/>
               <w:jc w:val="left"/>
               <w:rPr>
-                <w:ins w:id="9031" w:author="Claude (AI) - proposed" w:date="2026-10-15T20:14:44Z"/>
-              </w:rPr>
-            </w:pPr>
-            <w:ins w:id="9030" w:author="Claude (AI) - proposed" w:date="2026-10-15T20:14:44Z">
+                <w:ins w:id="9031" w:author="Claude (AI) - proposed" w:date="2026-10-18T00:28:27Z"/>
+              </w:rPr>
+            </w:pPr>
+            <w:ins w:id="9030" w:author="Claude (AI) - proposed" w:date="2026-10-18T00:28:27Z">
               <w:r>
                 <w:rPr>
                   <w:rFonts w:ascii="Arial" w:cs="Arial" w:eastAsia="Arial" w:hAnsi="Arial"/>
@@ -6246,10 +6246,10 @@
               <w:spacing w:after="40" w:before="0"/>
               <w:jc w:val="left"/>
               <w:rPr>
-                <w:ins w:id="9033" w:author="Claude (AI) - proposed" w:date="2026-10-15T20:14:44Z"/>
-              </w:rPr>
-            </w:pPr>
-            <w:ins w:id="9032" w:author="Claude (AI) - proposed" w:date="2026-10-15T20:14:44Z">
+                <w:ins w:id="9033" w:author="Claude (AI) - proposed" w:date="2026-10-18T00:28:27Z"/>
+              </w:rPr>
+            </w:pPr>
+            <w:ins w:id="9032" w:author="Claude (AI) - proposed" w:date="2026-10-18T00:28:27Z">
               <w:r>
                 <w:rPr>
                   <w:rFonts w:ascii="Arial" w:cs="Arial" w:eastAsia="Arial" w:hAnsi="Arial"/>
@@ -6271,10 +6271,10 @@
               <w:spacing w:after="40" w:before="0"/>
               <w:jc w:val="left"/>
               <w:rPr>
-                <w:ins w:id="9035" w:author="Claude (AI) - proposed" w:date="2026-10-15T20:14:44Z"/>
-              </w:rPr>
-            </w:pPr>
-            <w:ins w:id="9034" w:author="Claude (AI) - proposed" w:date="2026-10-15T20:14:44Z">
+                <w:ins w:id="9035" w:author="Claude (AI) - proposed" w:date="2026-10-18T00:28:27Z"/>
+              </w:rPr>
+            </w:pPr>
+            <w:ins w:id="9034" w:author="Claude (AI) - proposed" w:date="2026-10-18T00:28:27Z">
               <w:r>
                 <w:rPr>
                   <w:rFonts w:ascii="Arial" w:cs="Arial" w:eastAsia="Arial" w:hAnsi="Arial"/>
@@ -6296,10 +6296,10 @@
               <w:spacing w:after="40" w:before="0"/>
               <w:jc w:val="left"/>
               <w:rPr>
-                <w:ins w:id="9037" w:author="Claude (AI) - proposed" w:date="2026-10-15T20:14:44Z"/>
-              </w:rPr>
-            </w:pPr>
-            <w:ins w:id="9036" w:author="Claude (AI) - proposed" w:date="2026-10-15T20:14:44Z">
+                <w:ins w:id="9037" w:author="Claude (AI) - proposed" w:date="2026-10-18T00:28:27Z"/>
+              </w:rPr>
+            </w:pPr>
+            <w:ins w:id="9036" w:author="Claude (AI) - proposed" w:date="2026-10-18T00:28:27Z">
               <w:r>
                 <w:rPr>
                   <w:rFonts w:ascii="Arial" w:cs="Arial" w:eastAsia="Arial" w:hAnsi="Arial"/>
@@ -6321,10 +6321,10 @@
               <w:spacing w:after="40" w:before="0"/>
               <w:jc w:val="left"/>
               <w:rPr>
-                <w:del w:id="9039" w:author="Claude (AI) - proposed" w:date="2026-10-15T20:14:44Z"/>
-              </w:rPr>
-            </w:pPr>
-            <w:del w:id="9038" w:author="Claude (AI) - proposed" w:date="2026-10-15T20:14:44Z">
+                <w:del w:id="9039" w:author="Claude (AI) - proposed" w:date="2026-10-18T00:28:27Z"/>
+              </w:rPr>
+            </w:pPr>
+            <w:del w:id="9038" w:author="Claude (AI) - proposed" w:date="2026-10-18T00:28:27Z">
               <w:r>
                 <w:rPr>
                   <w:rFonts w:ascii="Arial" w:cs="Arial" w:eastAsia="Arial" w:hAnsi="Arial"/>
@@ -6625,7 +6625,7 @@
         </w:rPr>
         <w:t xml:space="preserve">© 2026 SeaVuria and ARES. Aligned with KICD objectives. Developed by SeaVuria; technical implementation by ARES (with AI assistance from Claude). Licensed under </w:t>
       </w:r>
-      <w:hyperlink w:history="1" r:id="rId74vidkn0dmuwolzv9fm0q">
+      <w:hyperlink w:history="1" r:id="rIdur3kihwxfduun8b_opglf">
         <w:r>
           <w:rPr>
             <w:rFonts w:ascii="Arial" w:cs="Arial" w:eastAsia="Arial" w:hAnsi="Arial"/>
@@ -6646,7 +6646,7 @@
         </w:rPr>
         <w:t xml:space="preserve"> (</w:t>
       </w:r>
-      <w:hyperlink w:history="1" r:id="rId3drw47jlm34fz6ooy8grh">
+      <w:hyperlink w:history="1" r:id="rId-9jvrlcymsj3lbmngi7vd">
         <w:r>
           <w:rPr>
             <w:rFonts w:ascii="Arial" w:cs="Arial" w:eastAsia="Arial" w:hAnsi="Arial"/>
@@ -7686,7 +7686,7 @@
             <w:pPr>
               <w:spacing w:after="20" w:before="0"/>
             </w:pPr>
-            <w:hyperlink w:history="1" r:id="rIdgygb3vgrswe2slehknbks">
+            <w:hyperlink w:history="1" r:id="rIde01f0ecfseai9h4d5v0k6">
               <w:r>
                 <w:rPr>
                   <w:rFonts w:ascii="Arial" w:cs="Arial" w:eastAsia="Arial" w:hAnsi="Arial"/>
@@ -7719,7 +7719,7 @@
               <w:spacing w:after="10" w:before="0"/>
               <w:ind w:left="120"/>
             </w:pPr>
-            <w:hyperlink w:history="1" r:id="rIdojdc0y0uzd1wo0futd_jb">
+            <w:hyperlink w:history="1" r:id="rIdilpuhsci-khq85ng1sypj">
               <w:r>
                 <w:rPr>
                   <w:rFonts w:ascii="Arial" w:cs="Arial" w:eastAsia="Arial" w:hAnsi="Arial"/>
@@ -7764,7 +7764,7 @@
             <w:pPr>
               <w:spacing w:after="20" w:before="0"/>
             </w:pPr>
-            <w:hyperlink w:history="1" r:id="rId4zgsund4tomvny0gdnp6e">
+            <w:hyperlink w:history="1" r:id="rIdqlgp2bwy19uhu98lmsel4">
               <w:r>
                 <w:rPr>
                   <w:rFonts w:ascii="Arial" w:cs="Arial" w:eastAsia="Arial" w:hAnsi="Arial"/>
@@ -7797,7 +7797,7 @@
               <w:spacing w:after="10" w:before="0"/>
               <w:ind w:left="120"/>
             </w:pPr>
-            <w:hyperlink w:history="1" r:id="rId5ebburex4ss2gnuw_ct2j">
+            <w:hyperlink w:history="1" r:id="rIdcpxflqf4rbxbuhgyvc8hh">
               <w:r>
                 <w:rPr>
                   <w:rFonts w:ascii="Arial" w:cs="Arial" w:eastAsia="Arial" w:hAnsi="Arial"/>
@@ -7997,7 +7997,7 @@
             <w:pPr>
               <w:spacing w:after="20" w:before="0"/>
             </w:pPr>
-            <w:hyperlink w:history="1" r:id="rIdm0_fhfvb_2xkdyfaderol">
+            <w:hyperlink w:history="1" r:id="rIdpwujwantpumpe5yzolpu_">
               <w:r>
                 <w:rPr>
                   <w:rFonts w:ascii="Arial" w:cs="Arial" w:eastAsia="Arial" w:hAnsi="Arial"/>
@@ -8030,7 +8030,7 @@
               <w:spacing w:after="10" w:before="0"/>
               <w:ind w:left="120"/>
             </w:pPr>
-            <w:hyperlink w:history="1" r:id="rIdbisk6ul0iiqcc3mtj693z">
+            <w:hyperlink w:history="1" r:id="rId9cxd4fdvz4j1mdxv6fbpq">
               <w:r>
                 <w:rPr>
                   <w:rFonts w:ascii="Arial" w:cs="Arial" w:eastAsia="Arial" w:hAnsi="Arial"/>
@@ -8075,7 +8075,7 @@
             <w:pPr>
               <w:spacing w:after="20" w:before="0"/>
             </w:pPr>
-            <w:hyperlink w:history="1" r:id="rIdgnoirzneachoi3zybnz6z">
+            <w:hyperlink w:history="1" r:id="rIdododrosnkack0d0qytzsy">
               <w:r>
                 <w:rPr>
                   <w:rFonts w:ascii="Arial" w:cs="Arial" w:eastAsia="Arial" w:hAnsi="Arial"/>
@@ -8108,7 +8108,7 @@
               <w:spacing w:after="10" w:before="0"/>
               <w:ind w:left="120"/>
             </w:pPr>
-            <w:hyperlink w:history="1" r:id="rIdskoxfquv63eisn0ervcn-">
+            <w:hyperlink w:history="1" r:id="rIdhgo3ra9h1v6ytdu51bnqx">
               <w:r>
                 <w:rPr>
                   <w:rFonts w:ascii="Arial" w:cs="Arial" w:eastAsia="Arial" w:hAnsi="Arial"/>
@@ -8528,7 +8528,7 @@
             <w:pPr>
               <w:spacing w:after="20" w:before="0"/>
             </w:pPr>
-            <w:hyperlink w:history="1" r:id="rIdhqzausxbtxw4ikp38tvwb">
+            <w:hyperlink w:history="1" r:id="rIdcszrxt90oku6oed9zm1ov">
               <w:r>
                 <w:rPr>
                   <w:rFonts w:ascii="Arial" w:cs="Arial" w:eastAsia="Arial" w:hAnsi="Arial"/>
@@ -8561,7 +8561,7 @@
               <w:spacing w:after="10" w:before="0"/>
               <w:ind w:left="120"/>
             </w:pPr>
-            <w:hyperlink w:history="1" r:id="rId-ulrb5_vhz9wze4p9-au7">
+            <w:hyperlink w:history="1" r:id="rIdj_vhq1veb_vquab9oywgf">
               <w:r>
                 <w:rPr>
                   <w:rFonts w:ascii="Arial" w:cs="Arial" w:eastAsia="Arial" w:hAnsi="Arial"/>
@@ -8606,7 +8606,7 @@
             <w:pPr>
               <w:spacing w:after="20" w:before="0"/>
             </w:pPr>
-            <w:hyperlink w:history="1" r:id="rIdagtda9drjea1lsv7nz0rl">
+            <w:hyperlink w:history="1" r:id="rId9zhxofdav7tg0elte9nmb">
               <w:r>
                 <w:rPr>
                   <w:rFonts w:ascii="Arial" w:cs="Arial" w:eastAsia="Arial" w:hAnsi="Arial"/>
@@ -8639,7 +8639,7 @@
               <w:spacing w:after="10" w:before="0"/>
               <w:ind w:left="120"/>
             </w:pPr>
-            <w:hyperlink w:history="1" r:id="rIdciqaz2hzqsngj-8u9xkcj">
+            <w:hyperlink w:history="1" r:id="rIdmtqh0sd4svtzdnqfhdpdv">
               <w:r>
                 <w:rPr>
                   <w:rFonts w:ascii="Arial" w:cs="Arial" w:eastAsia="Arial" w:hAnsi="Arial"/>
@@ -8957,7 +8957,7 @@
               </w:rPr>
               <w:t xml:space="preserve">1. Part A: Point to the three expanded forms on the board. Say: 'Look at all three. What letter should we use for the number in front of x²? In front of x? For the number with no x?' Build the label ax² + bx + c live on the board using learner suggestions. Cold-call 3 learners to state the values of a, b, c for the chairs expression, the maize plot expression, and the mandazi tray expression respectively. Allow 10 seconds WAIT TIME after each question. Say explicitly: 'Note — if there is no x term, then b = 0. Let us check: does that happen in any of our three expressions?' Pause for 15 seconds of WAIT TIME. Cold-call 1 learner. 2. Part B: Read the six expressions aloud. Say: 'Sort them — you have 5 minutes, working alone.' After 5 minutes, cold-call 2 learners to share their sorting. Ask the class: 'Who sorted differently? Raise your hand.' Address any disagreement. Ask: 'What is the ONE feature that makes an expression quadratic and not linear?' Cold-call 3 learners. Write the consensus answer on the board: 'A quadratic expression has x² as its highest power term (a ≠ 0).' 3. Part C: Read both contexts aloud slowly. Say: 'Work alone. Show every step of your expansion. You have 8 minutes.' Circulate — target learners you flagged in Phase 2. After 8 minutes, cold-call 1 learner for each context to write their answer on the board. Ask the class to check using thumbs. Correct any errors. Say: 'Notice — we are now writing quadratic expressions from situations right here in Kenya. Achieng in Kisumu did exactly this with the chairs. What did we actually do to get from the problem to the expression?' Allow 10 seconds WAIT TIME. Cold-call 2 learners.</w:t>
             </w:r>
-            <w:ins w:id="9040" w:author="Claude (AI) - proposed" w:date="2026-10-15T20:14:44Z">
+            <w:ins w:id="9040" w:author="Claude (AI) - proposed" w:date="2026-10-18T00:28:27Z">
               <w:r>
                 <w:rPr>
                   <w:rFonts w:ascii="Arial" w:cs="Arial" w:eastAsia="Arial" w:hAnsi="Arial"/>
@@ -9038,7 +9038,7 @@
               </w:rPr>
               <w:t xml:space="preserve">Observable indicator 1: All six expressions correctly sorted with written justification referencing the x² term. Observable indicator 2: Values of a, b, c correctly identified for all three Phase 2 expressions. Observable indicator 3: Context 1 gives x(x + 4) = x² + 4x; Context 2 gives (2x + 1)(x − 3) = 2x² − 5x − 3 — both in standard form with correct a, b, c. Teacher flag: any learner who writes </w:t>
             </w:r>
-            <w:del w:id="9041" w:author="Claude (AI) - proposed" w:date="2026-10-15T20:14:44Z">
+            <w:del w:id="9041" w:author="Claude (AI) - proposed" w:date="2026-10-18T00:28:27Z">
               <w:r>
                 <w:rPr>
                   <w:rFonts w:ascii="Arial" w:cs="Arial" w:eastAsia="Arial" w:hAnsi="Arial"/>
@@ -9053,7 +9053,7 @@
                 <w:delText xml:space="preserve">b = 4 instead of b = 4</w:delText>
               </w:r>
             </w:del>
-            <w:ins w:id="9042" w:author="Claude (AI) - proposed" w:date="2026-10-15T20:14:44Z">
+            <w:ins w:id="9042" w:author="Claude (AI) - proposed" w:date="2026-10-18T00:28:27Z">
               <w:r>
                 <w:rPr>
                   <w:rFonts w:ascii="Arial" w:cs="Arial" w:eastAsia="Arial" w:hAnsi="Arial"/>
@@ -9081,7 +9081,7 @@
               </w:rPr>
               <w:t xml:space="preserve"> for Context 1 </w:t>
             </w:r>
-            <w:del w:id="9043" w:author="Claude (AI) - proposed" w:date="2026-10-15T20:14:44Z">
+            <w:del w:id="9043" w:author="Claude (AI) - proposed" w:date="2026-10-18T00:28:27Z">
               <w:r>
                 <w:rPr>
                   <w:rFonts w:ascii="Arial" w:cs="Arial" w:eastAsia="Arial" w:hAnsi="Arial"/>
@@ -9096,7 +9096,7 @@
                 <w:delText xml:space="preserve">but</w:delText>
               </w:r>
             </w:del>
-            <w:ins w:id="9044" w:author="Claude (AI) - proposed" w:date="2026-10-15T20:14:44Z">
+            <w:ins w:id="9044" w:author="Claude (AI) - proposed" w:date="2026-10-18T00:28:27Z">
               <w:r>
                 <w:rPr>
                   <w:rFonts w:ascii="Arial" w:cs="Arial" w:eastAsia="Arial" w:hAnsi="Arial"/>
@@ -9124,7 +9124,7 @@
               </w:rPr>
               <w:t xml:space="preserve"> cannot explain why</w:t>
             </w:r>
-            <w:ins w:id="9045" w:author="Claude (AI) - proposed" w:date="2026-10-15T20:14:44Z">
+            <w:ins w:id="9045" w:author="Claude (AI) - proposed" w:date="2026-10-18T00:28:27Z">
               <w:r>
                 <w:rPr>
                   <w:rFonts w:ascii="Arial" w:cs="Arial" w:eastAsia="Arial" w:hAnsi="Arial"/>
@@ -9208,7 +9208,7 @@
             <w:pPr>
               <w:spacing w:after="20" w:before="0"/>
             </w:pPr>
-            <w:hyperlink w:history="1" r:id="rIdjaaimgac_p9sbdwelmpws">
+            <w:hyperlink w:history="1" r:id="rIdzpenoi8rtydytk6hyrzjo">
               <w:r>
                 <w:rPr>
                   <w:rFonts w:ascii="Arial" w:cs="Arial" w:eastAsia="Arial" w:hAnsi="Arial"/>
@@ -9241,7 +9241,7 @@
               <w:spacing w:after="10" w:before="0"/>
               <w:ind w:left="120"/>
             </w:pPr>
-            <w:hyperlink w:history="1" r:id="rIdjfy_akueoq4eami31mqzy">
+            <w:hyperlink w:history="1" r:id="rIdolthncreavsjdtiwl86x2">
               <w:r>
                 <w:rPr>
                   <w:rFonts w:ascii="Arial" w:cs="Arial" w:eastAsia="Arial" w:hAnsi="Arial"/>
@@ -9286,7 +9286,7 @@
             <w:pPr>
               <w:spacing w:after="20" w:before="0"/>
             </w:pPr>
-            <w:hyperlink w:history="1" r:id="rIdeouc-ac9sn2jojaqnkwca">
+            <w:hyperlink w:history="1" r:id="rIdij8z6t9nvldx55t5qxkh6">
               <w:r>
                 <w:rPr>
                   <w:rFonts w:ascii="Arial" w:cs="Arial" w:eastAsia="Arial" w:hAnsi="Arial"/>
@@ -9319,7 +9319,7 @@
               <w:spacing w:after="10" w:before="0"/>
               <w:ind w:left="120"/>
             </w:pPr>
-            <w:hyperlink w:history="1" r:id="rIdkjvnnvsjwhoprzafcpzhp">
+            <w:hyperlink w:history="1" r:id="rIdfwjqhxokk65qiggtmrhmn">
               <w:r>
                 <w:rPr>
                   <w:rFonts w:ascii="Arial" w:cs="Arial" w:eastAsia="Arial" w:hAnsi="Arial"/>
@@ -9397,7 +9397,7 @@
               </w:rPr>
               <w:t xml:space="preserve">1. Distribute or direct learners to tear paper. Say: 'Two notes each. You have 3 minutes — write your own ideas, not your partner's.' Enforce quiet individual writing. 2. Direct learners to post notes on the DQB. Allow 2 minutes for posting. 3. Stand at the DQB and read 4–5 'wonder' notes aloud verbatim, without attribution. After each, ask: 'Does anyone else have a similar question? Raise your hand.' This validates the questions as shared rather than individual. 4. Use a marker to circle clusters of similar questions. Label the biggest cluster — likely around solving the equation — as 'Target: </w:t>
             </w:r>
-            <w:del w:id="9046" w:author="Claude (AI) - proposed" w:date="2026-10-15T20:14:44Z">
+            <w:del w:id="9046" w:author="Claude (AI) - proposed" w:date="2026-10-18T00:28:27Z">
               <w:r>
                 <w:rPr>
                   <w:rFonts w:ascii="Arial" w:cs="Arial" w:eastAsia="Arial" w:hAnsi="Arial"/>
@@ -9412,7 +9412,7 @@
                 <w:delText xml:space="preserve">Lesson 3</w:delText>
               </w:r>
             </w:del>
-            <w:ins w:id="9047" w:author="Claude (AI) - proposed" w:date="2026-10-15T20:14:44Z">
+            <w:ins w:id="9047" w:author="Claude (AI) - proposed" w:date="2026-10-18T00:28:27Z">
               <w:r>
                 <w:rPr>
                   <w:rFonts w:ascii="Arial" w:cs="Arial" w:eastAsia="Arial" w:hAnsi="Arial"/>
@@ -9562,7 +9562,7 @@
             <w:pPr>
               <w:spacing w:after="20" w:before="0"/>
             </w:pPr>
-            <w:hyperlink w:history="1" r:id="rIdl9o6dxwvm_ynziay7k4rw">
+            <w:hyperlink w:history="1" r:id="rIds17infx2dibfrbuv2sah6">
               <w:r>
                 <w:rPr>
                   <w:rFonts w:ascii="Arial" w:cs="Arial" w:eastAsia="Arial" w:hAnsi="Arial"/>
@@ -9611,7 +9611,7 @@
               <w:spacing w:after="10" w:before="0"/>
               <w:ind w:left="120"/>
             </w:pPr>
-            <w:hyperlink w:history="1" r:id="rIddvfjcfiklesisqfnwxtzn">
+            <w:hyperlink w:history="1" r:id="rIdyid_kc2fi0yhkfohngysg">
               <w:r>
                 <w:rPr>
                   <w:rFonts w:ascii="Arial" w:cs="Arial" w:eastAsia="Arial" w:hAnsi="Arial"/>
@@ -9656,7 +9656,7 @@
             <w:pPr>
               <w:spacing w:after="20" w:before="0"/>
             </w:pPr>
-            <w:hyperlink w:history="1" r:id="rIdu4kicalbmx6-owlhmqk-j">
+            <w:hyperlink w:history="1" r:id="rIdviefkxn4tihptxn7ltdvl">
               <w:r>
                 <w:rPr>
                   <w:rFonts w:ascii="Arial" w:cs="Arial" w:eastAsia="Arial" w:hAnsi="Arial"/>
@@ -9689,7 +9689,7 @@
               <w:spacing w:after="10" w:before="0"/>
               <w:ind w:left="120"/>
             </w:pPr>
-            <w:hyperlink w:history="1" r:id="rIdy4mi7sxq_k9go-4ysusaz">
+            <w:hyperlink w:history="1" r:id="rIdblz_hnkovpjkdsj5ha_hy">
               <w:r>
                 <w:rPr>
                   <w:rFonts w:ascii="Arial" w:cs="Arial" w:eastAsia="Arial" w:hAnsi="Arial"/>
@@ -9767,7 +9767,7 @@
               </w:rPr>
               <w:t xml:space="preserve">1. Say: 'Open your Running Model page. You drew the chair grid in Lesson 1. We are now going to add algebra to that same picture.' Give a 30-second pause for learners to find their model page. 2. Model the annotation LIVE on the board by drawing the grid quickly, labelling rows as x and columns as x + 7, and writing x(x + 7) = x² + 7x with a double-headed arrow. Say: 'Copy this onto your own model page — but use your own handwriting and add colour if you can. You have 5 minutes.' 3. After 5 minutes, ask: 'Now add the Eldoret maize plot sketch. Two minutes.' Circulate and check that the model pages show both the visual (grid/rectangle) and the algebraic expression. 4. In the final 2 minutes, ask 2 learners to hold up their model pages and describe one thing they added today. Cold-call 1 learner who has not spoken yet this lesson. 5. Close by connecting to the driving question: 'Achieng now has the equation x² + 7x = 120 written on her paper. She has gone from a seating puzzle to an algebraic expression. What does she need to do next to find x? Hold that question — </w:t>
             </w:r>
-            <w:del w:id="9048" w:author="Claude (AI) - proposed" w:date="2026-10-15T20:14:44Z">
+            <w:del w:id="9048" w:author="Claude (AI) - proposed" w:date="2026-10-18T00:28:27Z">
               <w:r>
                 <w:rPr>
                   <w:rFonts w:ascii="Arial" w:cs="Arial" w:eastAsia="Arial" w:hAnsi="Arial"/>
@@ -9782,7 +9782,7 @@
                 <w:delText xml:space="preserve">it is exactly what we tackle</w:delText>
               </w:r>
             </w:del>
-            <w:ins w:id="9049" w:author="Claude (AI) - proposed" w:date="2026-10-15T20:14:44Z">
+            <w:ins w:id="9049" w:author="Claude (AI) - proposed" w:date="2026-10-18T00:28:27Z">
               <w:r>
                 <w:rPr>
                   <w:rFonts w:ascii="Arial" w:cs="Arial" w:eastAsia="Arial" w:hAnsi="Arial"/>
@@ -9810,7 +9810,7 @@
               </w:rPr>
               <w:t xml:space="preserve"> in Lesson 3</w:t>
             </w:r>
-            <w:ins w:id="9050" w:author="Claude (AI) - proposed" w:date="2026-10-15T20:14:44Z">
+            <w:ins w:id="9050" w:author="Claude (AI) - proposed" w:date="2026-10-18T00:28:27Z">
               <w:r>
                 <w:rPr>
                   <w:rFonts w:ascii="Arial" w:cs="Arial" w:eastAsia="Arial" w:hAnsi="Arial"/>
@@ -10285,7 +10285,7 @@
         </w:rPr>
         <w:t xml:space="preserve">© 2026 SeaVuria and ARES. Aligned with KICD objectives. Developed by SeaVuria; technical implementation by ARES (with AI assistance from Claude). Licensed under </w:t>
       </w:r>
-      <w:hyperlink w:history="1" r:id="rIdbkulfku3nj4f0uqea4ecr">
+      <w:hyperlink w:history="1" r:id="rIdvf8pxwq6wln0ewxxx4fwn">
         <w:r>
           <w:rPr>
             <w:rFonts w:ascii="Arial" w:cs="Arial" w:eastAsia="Arial" w:hAnsi="Arial"/>
@@ -10306,7 +10306,7 @@
         </w:rPr>
         <w:t xml:space="preserve"> (</w:t>
       </w:r>
-      <w:hyperlink w:history="1" r:id="rIdj1pahpnp2uke62xsu-fuj">
+      <w:hyperlink w:history="1" r:id="rIdvbfdrqrzd01rave1arf3o">
         <w:r>
           <w:rPr>
             <w:rFonts w:ascii="Arial" w:cs="Arial" w:eastAsia="Arial" w:hAnsi="Arial"/>
@@ -11346,7 +11346,7 @@
             <w:pPr>
               <w:spacing w:after="20" w:before="0"/>
             </w:pPr>
-            <w:hyperlink w:history="1" r:id="rIdqxfyo1tgb8f6eussq3xve">
+            <w:hyperlink w:history="1" r:id="rId3c0cxrp5qrlc34w5scsuo">
               <w:r>
                 <w:rPr>
                   <w:rFonts w:ascii="Arial" w:cs="Arial" w:eastAsia="Arial" w:hAnsi="Arial"/>
@@ -11379,7 +11379,7 @@
               <w:spacing w:after="10" w:before="0"/>
               <w:ind w:left="120"/>
             </w:pPr>
-            <w:hyperlink w:history="1" r:id="rIdimry_twosq4ik0s1ogsn2">
+            <w:hyperlink w:history="1" r:id="rIdhrctmmcpfkdkhi7drn09n">
               <w:r>
                 <w:rPr>
                   <w:rFonts w:ascii="Arial" w:cs="Arial" w:eastAsia="Arial" w:hAnsi="Arial"/>
@@ -11424,7 +11424,7 @@
             <w:pPr>
               <w:spacing w:after="20" w:before="0"/>
             </w:pPr>
-            <w:hyperlink w:history="1" r:id="rIdioa8uzte2kjzy1rb1uqmt">
+            <w:hyperlink w:history="1" r:id="rIdkuweff4gi3zwwzsfjwzls">
               <w:r>
                 <w:rPr>
                   <w:rFonts w:ascii="Arial" w:cs="Arial" w:eastAsia="Arial" w:hAnsi="Arial"/>
@@ -11473,7 +11473,7 @@
               <w:spacing w:after="10" w:before="0"/>
               <w:ind w:left="120"/>
             </w:pPr>
-            <w:hyperlink w:history="1" r:id="rIdxtacpzx7wiywnelop-8iv">
+            <w:hyperlink w:history="1" r:id="rIdq6zmxdth-h_h7-6x8c2bn">
               <w:r>
                 <w:rPr>
                   <w:rFonts w:ascii="Arial" w:cs="Arial" w:eastAsia="Arial" w:hAnsi="Arial"/>
@@ -11518,7 +11518,7 @@
               </w:rPr>
               <w:t xml:space="preserve">Each learner receives a half-page 'Scenario Starter' card showing ONLY the numerical facts for Scenario A: 'A farmer in the Rift Valley </w:t>
             </w:r>
-            <w:del w:id="9051" w:author="Claude (AI) - proposed" w:date="2026-10-15T20:14:44Z">
+            <w:del w:id="9051" w:author="Claude (AI) - proposed" w:date="2026-10-18T00:28:27Z">
               <w:r>
                 <w:rPr>
                   <w:rFonts w:ascii="Arial" w:cs="Arial" w:eastAsia="Arial" w:hAnsi="Arial"/>
@@ -11533,7 +11533,7 @@
                 <w:delText xml:space="preserve">has 40 metres of fencing wire. She wants to enclose</w:delText>
               </w:r>
             </w:del>
-            <w:ins w:id="9052" w:author="Claude (AI) - proposed" w:date="2026-10-15T20:14:44Z">
+            <w:ins w:id="9052" w:author="Claude (AI) - proposed" w:date="2026-10-18T00:28:27Z">
               <w:r>
                 <w:rPr>
                   <w:rFonts w:ascii="Arial" w:cs="Arial" w:eastAsia="Arial" w:hAnsi="Arial"/>
@@ -11561,7 +11561,7 @@
               </w:rPr>
               <w:t xml:space="preserve"> a rectangular plot </w:t>
             </w:r>
-            <w:del w:id="9053" w:author="Claude (AI) - proposed" w:date="2026-10-15T20:14:44Z">
+            <w:del w:id="9053" w:author="Claude (AI) - proposed" w:date="2026-10-18T00:28:27Z">
               <w:r>
                 <w:rPr>
                   <w:rFonts w:ascii="Arial" w:cs="Arial" w:eastAsia="Arial" w:hAnsi="Arial"/>
@@ -11576,7 +11576,7 @@
                 <w:delText xml:space="preserve">so that the length</w:delText>
               </w:r>
             </w:del>
-            <w:ins w:id="9054" w:author="Claude (AI) - proposed" w:date="2026-10-15T20:14:44Z">
+            <w:ins w:id="9054" w:author="Claude (AI) - proposed" w:date="2026-10-18T00:28:27Z">
               <w:r>
                 <w:rPr>
                   <w:rFonts w:ascii="Arial" w:cs="Arial" w:eastAsia="Arial" w:hAnsi="Arial"/>
@@ -11604,7 +11604,7 @@
               </w:rPr>
               <w:t xml:space="preserve"> is 4 metres more than the width. What </w:t>
             </w:r>
-            <w:del w:id="9055" w:author="Claude (AI) - proposed" w:date="2026-10-15T20:14:44Z">
+            <w:del w:id="9055" w:author="Claude (AI) - proposed" w:date="2026-10-18T00:28:27Z">
               <w:r>
                 <w:rPr>
                   <w:rFonts w:ascii="Arial" w:cs="Arial" w:eastAsia="Arial" w:hAnsi="Arial"/>
@@ -11619,7 +11619,7 @@
                 <w:delText xml:space="preserve">is the area of the plot</w:delText>
               </w:r>
             </w:del>
-            <w:ins w:id="9056" w:author="Claude (AI) - proposed" w:date="2026-10-15T20:14:44Z">
+            <w:ins w:id="9056" w:author="Claude (AI) - proposed" w:date="2026-10-18T00:28:27Z">
               <w:r>
                 <w:rPr>
                   <w:rFonts w:ascii="Arial" w:cs="Arial" w:eastAsia="Arial" w:hAnsi="Arial"/>
@@ -11802,7 +11802,7 @@
             <w:pPr>
               <w:spacing w:after="20" w:before="0"/>
             </w:pPr>
-            <w:hyperlink w:history="1" r:id="rIdfo5nn0od6tvuerwvygt-k">
+            <w:hyperlink w:history="1" r:id="rIdtgr7zllzv3l0nhjvq6if_">
               <w:r>
                 <w:rPr>
                   <w:rFonts w:ascii="Arial" w:cs="Arial" w:eastAsia="Arial" w:hAnsi="Arial"/>
@@ -11835,7 +11835,7 @@
               <w:spacing w:after="10" w:before="0"/>
               <w:ind w:left="120"/>
             </w:pPr>
-            <w:hyperlink w:history="1" r:id="rIdcv94rhymdn-n0jc0kc53c">
+            <w:hyperlink w:history="1" r:id="rId0xou8edcayapg9rartyhr">
               <w:r>
                 <w:rPr>
                   <w:rFonts w:ascii="Arial" w:cs="Arial" w:eastAsia="Arial" w:hAnsi="Arial"/>
@@ -11880,7 +11880,7 @@
             <w:pPr>
               <w:spacing w:after="20" w:before="0"/>
             </w:pPr>
-            <w:hyperlink w:history="1" r:id="rIdjptpmr3ku80fgnkmfvtd8">
+            <w:hyperlink w:history="1" r:id="rId_eogmjbmol4ypmfknp0cq">
               <w:r>
                 <w:rPr>
                   <w:rFonts w:ascii="Arial" w:cs="Arial" w:eastAsia="Arial" w:hAnsi="Arial"/>
@@ -11929,7 +11929,7 @@
               <w:spacing w:after="10" w:before="0"/>
               <w:ind w:left="120"/>
             </w:pPr>
-            <w:hyperlink w:history="1" r:id="rIdq0ksgsyyr3r3tbe2ydzyi">
+            <w:hyperlink w:history="1" r:id="rIdzau9x-vfws_rrdjqweoau">
               <w:r>
                 <w:rPr>
                   <w:rFonts w:ascii="Arial" w:cs="Arial" w:eastAsia="Arial" w:hAnsi="Arial"/>
@@ -11974,7 +11974,7 @@
               </w:rPr>
               <w:t xml:space="preserve">Learners work through all three scenario context cards in a structured pair-then-group sequence. Each card is released one at a time. Card A (Rift Valley </w:t>
             </w:r>
-            <w:del w:id="9057" w:author="Claude (AI) - proposed" w:date="2026-10-15T20:14:44Z">
+            <w:del w:id="9057" w:author="Claude (AI) - proposed" w:date="2026-10-18T00:28:27Z">
               <w:r>
                 <w:rPr>
                   <w:rFonts w:ascii="Arial" w:cs="Arial" w:eastAsia="Arial" w:hAnsi="Arial"/>
@@ -11989,7 +11989,7 @@
                 <w:delText xml:space="preserve">fencing — perimeter</w:delText>
               </w:r>
             </w:del>
-            <w:ins w:id="9058" w:author="Claude (AI) - proposed" w:date="2026-10-15T20:14:44Z">
+            <w:ins w:id="9058" w:author="Claude (AI) - proposed" w:date="2026-10-18T00:28:27Z">
               <w:r>
                 <w:rPr>
                   <w:rFonts w:ascii="Arial" w:cs="Arial" w:eastAsia="Arial" w:hAnsi="Arial"/>
@@ -12017,7 +12017,7 @@
               </w:rPr>
               <w:t xml:space="preserve"> constraint): width = w, length = w + 4, </w:t>
             </w:r>
-            <w:del w:id="9059" w:author="Claude (AI) - proposed" w:date="2026-10-15T20:14:44Z">
+            <w:del w:id="9059" w:author="Claude (AI) - proposed" w:date="2026-10-18T00:28:27Z">
               <w:r>
                 <w:rPr>
                   <w:rFonts w:ascii="Arial" w:cs="Arial" w:eastAsia="Arial" w:hAnsi="Arial"/>
@@ -12032,7 +12032,7 @@
                 <w:delText xml:space="preserve">perimeter = 40 m</w:delText>
               </w:r>
             </w:del>
-            <w:ins w:id="9060" w:author="Claude (AI) - proposed" w:date="2026-10-15T20:14:44Z">
+            <w:ins w:id="9060" w:author="Claude (AI) - proposed" w:date="2026-10-18T00:28:27Z">
               <w:r>
                 <w:rPr>
                   <w:rFonts w:ascii="Arial" w:cs="Arial" w:eastAsia="Arial" w:hAnsi="Arial"/>
@@ -12060,7 +12060,7 @@
               </w:rPr>
               <w:t xml:space="preserve"> → form the equation</w:t>
             </w:r>
-            <w:ins w:id="9061" w:author="Claude (AI) - proposed" w:date="2026-10-15T20:14:44Z">
+            <w:ins w:id="9061" w:author="Claude (AI) - proposed" w:date="2026-10-18T00:28:27Z">
               <w:r>
                 <w:rPr>
                   <w:rFonts w:ascii="Arial" w:cs="Arial" w:eastAsia="Arial" w:hAnsi="Arial"/>
@@ -12121,7 +12121,7 @@
               </w:rPr>
               <w:t xml:space="preserve">Release Card A. Say: 'Step 1 — write your Let statement: let the width equal what? Step 2 — write the length in terms of your unknown. Step 3 — use </w:t>
             </w:r>
-            <w:del w:id="9062" w:author="Claude (AI) - proposed" w:date="2026-10-15T20:14:44Z">
+            <w:del w:id="9062" w:author="Claude (AI) - proposed" w:date="2026-10-18T00:28:27Z">
               <w:r>
                 <w:rPr>
                   <w:rFonts w:ascii="Arial" w:cs="Arial" w:eastAsia="Arial" w:hAnsi="Arial"/>
@@ -12136,7 +12136,7 @@
                 <w:delText xml:space="preserve">the perimeter formula</w:delText>
               </w:r>
             </w:del>
-            <w:ins w:id="9063" w:author="Claude (AI) - proposed" w:date="2026-10-15T20:14:44Z">
+            <w:ins w:id="9063" w:author="Claude (AI) - proposed" w:date="2026-10-18T00:28:27Z">
               <w:r>
                 <w:rPr>
                   <w:rFonts w:ascii="Arial" w:cs="Arial" w:eastAsia="Arial" w:hAnsi="Arial"/>
@@ -12164,7 +12164,7 @@
               </w:rPr>
               <w:t xml:space="preserve">. Step 4 — expand and rearrange so one side is zero. You and your partner have 2 minutes.' After 2 minutes: 'Now turn to the pair behind you — compare your equations. If they differ, decide together which is correct and be ready to explain why. 90 seconds.' Cold-call one group: 'Omondi, read your equation aloud exactly as you wrote it.' Write the equation on the board verbatim, even if incorrect. Ask the class: 'Do we agree? Thumbs up, thumbs sideways, or thumbs down — show me now.' Address any thumbs-down. Explicitly annotate on the board: circle the squared term and label it 'degree 2 term'; circle the linear term; circle the constant. Repeat the release-pair-group-share cycle for Cards B and C. After Card C, say: 'Look at all three equations on the board. What do they ALL have in common? Discuss with your partner for 30 seconds.' WAIT 30 seconds. Cold-call 2 learners. Establish the three defining features on the board: (1) exactly one squared term, (2) the coefficient of the squared term is not zero, (3) </w:t>
             </w:r>
-            <w:del w:id="9064" w:author="Claude (AI) - proposed" w:date="2026-10-15T20:14:44Z">
+            <w:del w:id="9064" w:author="Claude (AI) - proposed" w:date="2026-10-18T00:28:27Z">
               <w:r>
                 <w:rPr>
                   <w:rFonts w:ascii="Arial" w:cs="Arial" w:eastAsia="Arial" w:hAnsi="Arial"/>
@@ -12179,7 +12179,7 @@
                 <w:delText xml:space="preserve">the equation is set equal to zero</w:delText>
               </w:r>
             </w:del>
-            <w:ins w:id="9065" w:author="Claude (AI) - proposed" w:date="2026-10-15T20:14:44Z">
+            <w:ins w:id="9065" w:author="Claude (AI) - proposed" w:date="2026-10-18T00:28:27Z">
               <w:r>
                 <w:rPr>
                   <w:rFonts w:ascii="Arial" w:cs="Arial" w:eastAsia="Arial" w:hAnsi="Arial"/>
@@ -12240,7 +12240,7 @@
               </w:rPr>
               <w:t xml:space="preserve">Strategy: Three-Card Parallel Case Analysis. Presenting three structurally similar but contextually different scenarios (</w:t>
             </w:r>
-            <w:del w:id="9066" w:author="Claude (AI) - proposed" w:date="2026-10-15T20:14:44Z">
+            <w:del w:id="9066" w:author="Claude (AI) - proposed" w:date="2026-10-18T00:28:27Z">
               <w:r>
                 <w:rPr>
                   <w:rFonts w:ascii="Arial" w:cs="Arial" w:eastAsia="Arial" w:hAnsi="Arial"/>
@@ -12255,7 +12255,7 @@
                 <w:delText xml:space="preserve">perimeter/</w:delText>
               </w:r>
             </w:del>
-            <w:ins w:id="9067" w:author="Claude (AI) - proposed" w:date="2026-10-15T20:14:44Z">
+            <w:ins w:id="9067" w:author="Claude (AI) - proposed" w:date="2026-10-18T00:28:27Z">
               <w:r>
                 <w:rPr>
                   <w:rFonts w:ascii="Arial" w:cs="Arial" w:eastAsia="Arial" w:hAnsi="Arial"/>
@@ -12372,7 +12372,7 @@
             <w:pPr>
               <w:spacing w:after="20" w:before="0"/>
             </w:pPr>
-            <w:hyperlink w:history="1" r:id="rIdtf108jh0_exzxqsb1rlav">
+            <w:hyperlink w:history="1" r:id="rId0ip0ssm_t5cy9n5yxy4a8">
               <w:r>
                 <w:rPr>
                   <w:rFonts w:ascii="Arial" w:cs="Arial" w:eastAsia="Arial" w:hAnsi="Arial"/>
@@ -12405,7 +12405,7 @@
               <w:spacing w:after="10" w:before="0"/>
               <w:ind w:left="120"/>
             </w:pPr>
-            <w:hyperlink w:history="1" r:id="rIdlktf1mp5ksnavlmcfezze">
+            <w:hyperlink w:history="1" r:id="rId2u35mlt1hkakyx2wpqyem">
               <w:r>
                 <w:rPr>
                   <w:rFonts w:ascii="Arial" w:cs="Arial" w:eastAsia="Arial" w:hAnsi="Arial"/>
@@ -12450,7 +12450,7 @@
             <w:pPr>
               <w:spacing w:after="20" w:before="0"/>
             </w:pPr>
-            <w:hyperlink w:history="1" r:id="rIdvp-mrgip1ipozy9xmhyzi">
+            <w:hyperlink w:history="1" r:id="rIdylk3znmjdxky7zlq6nr5z">
               <w:r>
                 <w:rPr>
                   <w:rFonts w:ascii="Arial" w:cs="Arial" w:eastAsia="Arial" w:hAnsi="Arial"/>
@@ -12499,7 +12499,7 @@
               <w:spacing w:after="10" w:before="0"/>
               <w:ind w:left="120"/>
             </w:pPr>
-            <w:hyperlink w:history="1" r:id="rIdjovk4domr95yfb_vj3btz">
+            <w:hyperlink w:history="1" r:id="rId-243nxr_zmfdk_lqk70h5">
               <w:r>
                 <w:rPr>
                   <w:rFonts w:ascii="Arial" w:cs="Arial" w:eastAsia="Arial" w:hAnsi="Arial"/>
@@ -12544,7 +12544,7 @@
               </w:rPr>
               <w:t xml:space="preserve">Learners tackle two consolidation tasks individually, then discuss in groups of four. Task 1 (Misconception Sort): Learners are given four 'student work' strips showing four different attempted equations for Card B (Achieng's chairs). One is correct; three contain typical errors — (i) equation is linear (r + r + 7 = 120), (ii) squared term appears on both sides (r² + 7r = r² + 120), (iii) equation is </w:t>
             </w:r>
-            <w:del w:id="9068" w:author="Claude (AI) - proposed" w:date="2026-10-15T20:14:44Z">
+            <w:del w:id="9068" w:author="Claude (AI) - proposed" w:date="2026-10-18T00:28:27Z">
               <w:r>
                 <w:rPr>
                   <w:rFonts w:ascii="Arial" w:cs="Arial" w:eastAsia="Arial" w:hAnsi="Arial"/>
@@ -12559,7 +12559,7 @@
                 <w:delText xml:space="preserve">not set equal to zero</w:delText>
               </w:r>
             </w:del>
-            <w:ins w:id="9069" w:author="Claude (AI) - proposed" w:date="2026-10-15T20:14:44Z">
+            <w:ins w:id="9069" w:author="Claude (AI) - proposed" w:date="2026-10-18T00:28:27Z">
               <w:r>
                 <w:rPr>
                   <w:rFonts w:ascii="Arial" w:cs="Arial" w:eastAsia="Arial" w:hAnsi="Arial"/>
@@ -12587,7 +12587,7 @@
               </w:rPr>
               <w:t xml:space="preserve"> (r² + 7r = 120 left </w:t>
             </w:r>
-            <w:del w:id="9070" w:author="Claude (AI) - proposed" w:date="2026-10-15T20:14:44Z">
+            <w:del w:id="9070" w:author="Claude (AI) - proposed" w:date="2026-10-18T00:28:27Z">
               <w:r>
                 <w:rPr>
                   <w:rFonts w:ascii="Arial" w:cs="Arial" w:eastAsia="Arial" w:hAnsi="Arial"/>
@@ -12602,7 +12602,7 @@
                 <w:delText xml:space="preserve">unsimplified as 'the answer'</w:delText>
               </w:r>
             </w:del>
-            <w:ins w:id="9071" w:author="Claude (AI) - proposed" w:date="2026-10-15T20:14:44Z">
+            <w:ins w:id="9071" w:author="Claude (AI) - proposed" w:date="2026-10-18T00:28:27Z">
               <w:r>
                 <w:rPr>
                   <w:rFonts w:ascii="Arial" w:cs="Arial" w:eastAsia="Arial" w:hAnsi="Arial"/>
@@ -12785,7 +12785,7 @@
             <w:pPr>
               <w:spacing w:after="20" w:before="0"/>
             </w:pPr>
-            <w:hyperlink w:history="1" r:id="rId2u8ev7ywu8cws0wojbzm8">
+            <w:hyperlink w:history="1" r:id="rIdwyyc8wtpcyefaijl4rrrt">
               <w:r>
                 <w:rPr>
                   <w:rFonts w:ascii="Arial" w:cs="Arial" w:eastAsia="Arial" w:hAnsi="Arial"/>
@@ -12818,7 +12818,7 @@
               <w:spacing w:after="10" w:before="0"/>
               <w:ind w:left="120"/>
             </w:pPr>
-            <w:hyperlink w:history="1" r:id="rId3myaaho_c-ebitymt9xno">
+            <w:hyperlink w:history="1" r:id="rIdzpyh81-oxmsm1g2k9pwky">
               <w:r>
                 <w:rPr>
                   <w:rFonts w:ascii="Arial" w:cs="Arial" w:eastAsia="Arial" w:hAnsi="Arial"/>
@@ -12863,7 +12863,7 @@
             <w:pPr>
               <w:spacing w:after="20" w:before="0"/>
             </w:pPr>
-            <w:hyperlink w:history="1" r:id="rIdxbcfoibieri8ds65bgsrx">
+            <w:hyperlink w:history="1" r:id="rIdtzf4iuackkmxsq3lniii6">
               <w:r>
                 <w:rPr>
                   <w:rFonts w:ascii="Arial" w:cs="Arial" w:eastAsia="Arial" w:hAnsi="Arial"/>
@@ -12912,7 +12912,7 @@
               <w:spacing w:after="10" w:before="0"/>
               <w:ind w:left="120"/>
             </w:pPr>
-            <w:hyperlink w:history="1" r:id="rId_kyfuglhgrgqmvlimtsz4">
+            <w:hyperlink w:history="1" r:id="rIdr72_ewa-wex2si9c5u_cy">
               <w:r>
                 <w:rPr>
                   <w:rFonts w:ascii="Arial" w:cs="Arial" w:eastAsia="Arial" w:hAnsi="Arial"/>
@@ -13112,7 +13112,7 @@
             <w:pPr>
               <w:spacing w:after="20" w:before="0"/>
             </w:pPr>
-            <w:hyperlink w:history="1" r:id="rId3kqgeoyy-53fkqfk6f5vz">
+            <w:hyperlink w:history="1" r:id="rIdovybym6ctlqx6fnyn_wqe">
               <w:r>
                 <w:rPr>
                   <w:rFonts w:ascii="Arial" w:cs="Arial" w:eastAsia="Arial" w:hAnsi="Arial"/>
@@ -13161,7 +13161,7 @@
               <w:spacing w:after="10" w:before="0"/>
               <w:ind w:left="120"/>
             </w:pPr>
-            <w:hyperlink w:history="1" r:id="rId7tmmaxe3a9n6gzgs4yly5">
+            <w:hyperlink w:history="1" r:id="rIdf56uxj_r7v7bfyfjwzqx4">
               <w:r>
                 <w:rPr>
                   <w:rFonts w:ascii="Arial" w:cs="Arial" w:eastAsia="Arial" w:hAnsi="Arial"/>
@@ -13206,7 +13206,7 @@
             <w:pPr>
               <w:spacing w:after="20" w:before="0"/>
             </w:pPr>
-            <w:hyperlink w:history="1" r:id="rIde8vk1nb48iqsc1f0gf7mv">
+            <w:hyperlink w:history="1" r:id="rIdjnzqzncfre5wuhnwbvhfu">
               <w:r>
                 <w:rPr>
                   <w:rFonts w:ascii="Arial" w:cs="Arial" w:eastAsia="Arial" w:hAnsi="Arial"/>
@@ -13255,7 +13255,7 @@
               <w:spacing w:after="10" w:before="0"/>
               <w:ind w:left="120"/>
             </w:pPr>
-            <w:hyperlink w:history="1" r:id="rIdv4qbarwlpp3msqwchf0gd">
+            <w:hyperlink w:history="1" r:id="rId2au5_ymn7hlvetubjmliz">
               <w:r>
                 <w:rPr>
                   <w:rFonts w:ascii="Arial" w:cs="Arial" w:eastAsia="Arial" w:hAnsi="Arial"/>
@@ -13692,7 +13692,7 @@
               </w:rPr>
               <w:t xml:space="preserve">Learners learned that when two related unknown quantities are multiplied together to give a known total, the resulting equation always contains a squared term (degree 2), making it a quadratic equation. They identified three defining features of a quadratic equation: exactly one squared term, a non-zero coefficient for that term, and </w:t>
             </w:r>
-            <w:del w:id="9072" w:author="Claude (AI) - proposed" w:date="2026-10-15T20:14:44Z">
+            <w:del w:id="9072" w:author="Claude (AI) - proposed" w:date="2026-10-18T00:28:27Z">
               <w:r>
                 <w:rPr>
                   <w:rFonts w:ascii="Arial" w:cs="Arial" w:eastAsia="Arial" w:hAnsi="Arial"/>
@@ -13707,7 +13707,7 @@
                 <w:delText xml:space="preserve">the equation set equal to zero</w:delText>
               </w:r>
             </w:del>
-            <w:ins w:id="9073" w:author="Claude (AI) - proposed" w:date="2026-10-15T20:14:44Z">
+            <w:ins w:id="9073" w:author="Claude (AI) - proposed" w:date="2026-10-18T00:28:27Z">
               <w:r>
                 <w:rPr>
                   <w:rFonts w:ascii="Arial" w:cs="Arial" w:eastAsia="Arial" w:hAnsi="Arial"/>
@@ -13735,7 +13735,7 @@
               </w:rPr>
               <w:t xml:space="preserve">. They also named three common formation errors: the linear error, the cancellation error, and the incomplete-form error</w:t>
             </w:r>
-            <w:ins w:id="9074" w:author="Claude (AI) - proposed" w:date="2026-10-15T20:14:44Z">
+            <w:ins w:id="9074" w:author="Claude (AI) - proposed" w:date="2026-10-18T00:28:27Z">
               <w:r>
                 <w:rPr>
                   <w:rFonts w:ascii="Arial" w:cs="Arial" w:eastAsia="Arial" w:hAnsi="Arial"/>
@@ -13851,7 +13851,7 @@
         </w:rPr>
         <w:t xml:space="preserve">© 2026 SeaVuria and ARES. Aligned with KICD objectives. Developed by SeaVuria; technical implementation by ARES (with AI assistance from Claude). Licensed under </w:t>
       </w:r>
-      <w:hyperlink w:history="1" r:id="rIdmjmallteuypmnp61_hdcm">
+      <w:hyperlink w:history="1" r:id="rIdtt1s5r2t9-u9wtzbfjm5l">
         <w:r>
           <w:rPr>
             <w:rFonts w:ascii="Arial" w:cs="Arial" w:eastAsia="Arial" w:hAnsi="Arial"/>
@@ -13872,7 +13872,7 @@
         </w:rPr>
         <w:t xml:space="preserve"> (</w:t>
       </w:r>
-      <w:hyperlink w:history="1" r:id="rIdlyre1ejz4-3c8uf75q_bg">
+      <w:hyperlink w:history="1" r:id="rIdtderfy-dk7mvehqfy41fp">
         <w:r>
           <w:rPr>
             <w:rFonts w:ascii="Arial" w:cs="Arial" w:eastAsia="Arial" w:hAnsi="Arial"/>
@@ -14912,7 +14912,7 @@
             <w:pPr>
               <w:spacing w:after="20" w:before="0"/>
             </w:pPr>
-            <w:hyperlink w:history="1" r:id="rIdq4ac4vlirjtome_upofy8">
+            <w:hyperlink w:history="1" r:id="rIdiqmeshhrbbua8inz_gl5z">
               <w:r>
                 <w:rPr>
                   <w:rFonts w:ascii="Arial" w:cs="Arial" w:eastAsia="Arial" w:hAnsi="Arial"/>
@@ -14945,7 +14945,7 @@
               <w:spacing w:after="10" w:before="0"/>
               <w:ind w:left="120"/>
             </w:pPr>
-            <w:hyperlink w:history="1" r:id="rIdpzjsuty3w5wc3mjjlj7qr">
+            <w:hyperlink w:history="1" r:id="rIdx11q0wfph0-nvhw_gkwfu">
               <w:r>
                 <w:rPr>
                   <w:rFonts w:ascii="Arial" w:cs="Arial" w:eastAsia="Arial" w:hAnsi="Arial"/>
@@ -14990,7 +14990,7 @@
             <w:pPr>
               <w:spacing w:after="20" w:before="0"/>
             </w:pPr>
-            <w:hyperlink w:history="1" r:id="rIdgrktp1qe_9quamfvag4wp">
+            <w:hyperlink w:history="1" r:id="rIdbacffs9opyftxypietkbj">
               <w:r>
                 <w:rPr>
                   <w:rFonts w:ascii="Arial" w:cs="Arial" w:eastAsia="Arial" w:hAnsi="Arial"/>
@@ -15023,7 +15023,7 @@
               <w:spacing w:after="10" w:before="0"/>
               <w:ind w:left="120"/>
             </w:pPr>
-            <w:hyperlink w:history="1" r:id="rId09ndet9c09fzckllvsetw">
+            <w:hyperlink w:history="1" r:id="rIdnu2dgucvwbgxdvc1jyx8x">
               <w:r>
                 <w:rPr>
                   <w:rFonts w:ascii="Arial" w:cs="Arial" w:eastAsia="Arial" w:hAnsi="Arial"/>
@@ -15223,7 +15223,7 @@
             <w:pPr>
               <w:spacing w:after="20" w:before="0"/>
             </w:pPr>
-            <w:hyperlink w:history="1" r:id="rId-y7oge7ntbzp7afl22ch1">
+            <w:hyperlink w:history="1" r:id="rIdaw4up3g9asrex4bycnhbf">
               <w:r>
                 <w:rPr>
                   <w:rFonts w:ascii="Arial" w:cs="Arial" w:eastAsia="Arial" w:hAnsi="Arial"/>
@@ -15256,7 +15256,7 @@
               <w:spacing w:after="10" w:before="0"/>
               <w:ind w:left="120"/>
             </w:pPr>
-            <w:hyperlink w:history="1" r:id="rIdmpwa9aytnhnky6tzg20vb">
+            <w:hyperlink w:history="1" r:id="rIdsgz9k8xbfi1xml_fc8yln">
               <w:r>
                 <w:rPr>
                   <w:rFonts w:ascii="Arial" w:cs="Arial" w:eastAsia="Arial" w:hAnsi="Arial"/>
@@ -15301,7 +15301,7 @@
             <w:pPr>
               <w:spacing w:after="20" w:before="0"/>
             </w:pPr>
-            <w:hyperlink w:history="1" r:id="rIdhkn1njur7dsxulycb_agm">
+            <w:hyperlink w:history="1" r:id="rIdlbelvadnm5uxgggic1arm">
               <w:r>
                 <w:rPr>
                   <w:rFonts w:ascii="Arial" w:cs="Arial" w:eastAsia="Arial" w:hAnsi="Arial"/>
@@ -15334,7 +15334,7 @@
               <w:spacing w:after="10" w:before="0"/>
               <w:ind w:left="120"/>
             </w:pPr>
-            <w:hyperlink w:history="1" r:id="rId_-pjezqbs2p8fskmpbwdz">
+            <w:hyperlink w:history="1" r:id="rId2laivt4b1bs2qizhyih7s">
               <w:r>
                 <w:rPr>
                   <w:rFonts w:ascii="Arial" w:cs="Arial" w:eastAsia="Arial" w:hAnsi="Arial"/>
@@ -15412,7 +15412,7 @@
               </w:rPr>
               <w:t xml:space="preserve">Distribute activity cards (or display on ARES). Say verbatim: 'Work with your partner. You have 6 minutes to form the quadratic expression — use what we learned in Lessons 2 and 3.' Set a visible timer. After 6 minutes, cold-call one pair to share their expression — allow 10 seconds WAIT TIME. Confirm: 'Yes — n² + 3n − 108. Now look at the factor-pair table. Your job is purely to OBSERVE — fill in the sum column. Do not try to factorise yet.' Circulate actively, crouching to pair level. Look for: pairs who correctly identify −9 and +12 as the target pair (product = −108, sum = +3). After 5 minutes of table-completion, say: 'Raise your hand if you found a pair whose sum is exactly +3.' Cold-call 2 pairs to share. Allow 12 seconds WAIT TIME. Record the identified pair (−9, +12) on the board in a box labelled 'KEY PAIR.'</w:t>
             </w:r>
-            <w:ins w:id="9075" w:author="Claude (AI) - proposed" w:date="2026-10-15T20:14:44Z">
+            <w:ins w:id="9075" w:author="Claude (AI) - proposed" w:date="2026-10-18T00:28:27Z">
               <w:r>
                 <w:rPr>
                   <w:rFonts w:ascii="Arial" w:cs="Arial" w:eastAsia="Arial" w:hAnsi="Arial"/>
@@ -15549,7 +15549,7 @@
             <w:pPr>
               <w:spacing w:after="20" w:before="0"/>
             </w:pPr>
-            <w:hyperlink w:history="1" r:id="rId-p_sxzjbhp0cxp0pl5xfo">
+            <w:hyperlink w:history="1" r:id="rIds0ggbuqpve6tfanbj5bur">
               <w:r>
                 <w:rPr>
                   <w:rFonts w:ascii="Arial" w:cs="Arial" w:eastAsia="Arial" w:hAnsi="Arial"/>
@@ -15582,7 +15582,7 @@
               <w:spacing w:after="10" w:before="0"/>
               <w:ind w:left="120"/>
             </w:pPr>
-            <w:hyperlink w:history="1" r:id="rIdzsdzs0--ga3xzzpyf_vze">
+            <w:hyperlink w:history="1" r:id="rIdqs3x1dv7wvmnfjln-lu_5">
               <w:r>
                 <w:rPr>
                   <w:rFonts w:ascii="Arial" w:cs="Arial" w:eastAsia="Arial" w:hAnsi="Arial"/>
@@ -15627,7 +15627,7 @@
             <w:pPr>
               <w:spacing w:after="20" w:before="0"/>
             </w:pPr>
-            <w:hyperlink w:history="1" r:id="rId0eg3hyzinqcg8k5sd614l">
+            <w:hyperlink w:history="1" r:id="rIdrlcu8jwznzo4v_ducxc8v">
               <w:r>
                 <w:rPr>
                   <w:rFonts w:ascii="Arial" w:cs="Arial" w:eastAsia="Arial" w:hAnsi="Arial"/>
@@ -15676,7 +15676,7 @@
               <w:spacing w:after="10" w:before="0"/>
               <w:ind w:left="120"/>
             </w:pPr>
-            <w:hyperlink w:history="1" r:id="rIdvnbihwxrhccs_ha26f9kx">
+            <w:hyperlink w:history="1" r:id="rId1fe62c0zhmtmp4z0ckke6">
               <w:r>
                 <w:rPr>
                   <w:rFonts w:ascii="Arial" w:cs="Arial" w:eastAsia="Arial" w:hAnsi="Arial"/>
@@ -15820,7 +15820,7 @@
               </w:rPr>
               <w:t xml:space="preserve">Observable indicators: (1) Learner exercise books show all 7 steps for each expression, including the verification expansion. (2) During cold-calls, learners can state the product and sum targets before listing factor pairs — not just the final answer. (3) Exit-check: teacher asks 3 randomly selected learners to state verbally 'What are the two conditions a factor pair must satisfy?' If any learner cannot articulate both conditions, the teacher re-models Step 2 for the whole class using a brief second example before moving to Phase 4.</w:t>
             </w:r>
-            <w:ins w:id="9076" w:author="Claude (AI) - proposed" w:date="2026-10-15T20:14:44Z">
+            <w:ins w:id="9076" w:author="Claude (AI) - proposed" w:date="2026-10-18T00:28:27Z">
               <w:r>
                 <w:rPr>
                   <w:rFonts w:ascii="Arial" w:cs="Arial" w:eastAsia="Arial" w:hAnsi="Arial"/>
@@ -15891,7 +15891,7 @@
             <w:pPr>
               <w:spacing w:after="20" w:before="0"/>
             </w:pPr>
-            <w:hyperlink w:history="1" r:id="rIdpwmvuxzbjd61qo24vwnx7">
+            <w:hyperlink w:history="1" r:id="rId22fqewgt2vefqbek68w6h">
               <w:r>
                 <w:rPr>
                   <w:rFonts w:ascii="Arial" w:cs="Arial" w:eastAsia="Arial" w:hAnsi="Arial"/>
@@ -15924,7 +15924,7 @@
               <w:spacing w:after="10" w:before="0"/>
               <w:ind w:left="120"/>
             </w:pPr>
-            <w:hyperlink w:history="1" r:id="rIdbqjxntzqza8teotpewpbj">
+            <w:hyperlink w:history="1" r:id="rIdpjxgwaqekjhdgcztoiy1c">
               <w:r>
                 <w:rPr>
                   <w:rFonts w:ascii="Arial" w:cs="Arial" w:eastAsia="Arial" w:hAnsi="Arial"/>
@@ -15969,7 +15969,7 @@
             <w:pPr>
               <w:spacing w:after="20" w:before="0"/>
             </w:pPr>
-            <w:hyperlink w:history="1" r:id="rIdlda_4pmj9hvcu7ejpwhhh">
+            <w:hyperlink w:history="1" r:id="rIdltrwvhrzlgfrlewnhknlx">
               <w:r>
                 <w:rPr>
                   <w:rFonts w:ascii="Arial" w:cs="Arial" w:eastAsia="Arial" w:hAnsi="Arial"/>
@@ -16018,7 +16018,7 @@
               <w:spacing w:after="10" w:before="0"/>
               <w:ind w:left="120"/>
             </w:pPr>
-            <w:hyperlink w:history="1" r:id="rIdmmx0ojbfgzd3eqd388rwc">
+            <w:hyperlink w:history="1" r:id="rIdsax0dmsjze-rfctmandcm">
               <w:r>
                 <w:rPr>
                   <w:rFonts w:ascii="Arial" w:cs="Arial" w:eastAsia="Arial" w:hAnsi="Arial"/>
@@ -16063,7 +16063,7 @@
               </w:rPr>
               <w:t xml:space="preserve">Learners revisit the class Driving Question Board displayed at the front of the room. In pairs, they discuss: 'What have we learned today that helps us answer the driving question — how can writing and solving a quadratic equation help us find unknown dimensions and arrangements?' Each pair writes one UPDATE card (green sticky note or ARES digital card) summarising new understanding, e.g. 'We can factorise n² + 7n − 120 into (n + 15)(n − 8) using the product-and-sum method.' They also write one NEW QUESTION card (orange sticky note), prompted by: 'What are you still wondering? Can factorisation always work? What if no whole-number factor pair exists?' New question cards are placed on the DQB under the heading 'Still Wondering.' The class reads three new question cards aloud. The teacher highlights 'Can factorisation always work?' as the key open question</w:t>
             </w:r>
-            <w:del w:id="9077" w:author="Claude (AI) - proposed" w:date="2026-10-15T20:14:44Z">
+            <w:del w:id="9077" w:author="Claude (AI) - proposed" w:date="2026-10-18T00:28:27Z">
               <w:r>
                 <w:rPr>
                   <w:rFonts w:ascii="Arial" w:cs="Arial" w:eastAsia="Arial" w:hAnsi="Arial"/>
@@ -16078,7 +16078,7 @@
                 <w:delText xml:space="preserve"> to be explored in Lesson 5</w:delText>
               </w:r>
             </w:del>
-            <w:ins w:id="9078" w:author="Claude (AI) - proposed" w:date="2026-10-15T20:14:44Z">
+            <w:ins w:id="9078" w:author="Claude (AI) - proposed" w:date="2026-10-18T00:28:27Z">
               <w:r>
                 <w:rPr>
                   <w:rFonts w:ascii="Arial" w:cs="Arial" w:eastAsia="Arial" w:hAnsi="Arial"/>
@@ -16139,7 +16139,7 @@
               </w:rPr>
               <w:t xml:space="preserve">Direct learners to the DQB. Say verbatim: 'In the last three lessons we built the quadratic equation. Today we learned how to break it apart. Update the board — what do we now know, and what are we still wondering?' Allow 4 minutes for pair discussion and card writing. Collect cards and place them on the board yourself, reading each aloud. After placing all cards, cold-call 2 learners whose 'Still Wondering' cards raise the question of whether factorisation always works: 'Can you say more about what made you write that?' Allow 10 seconds WAIT TIME. Close this phase by saying: 'This question — can factorisation always work — </w:t>
             </w:r>
-            <w:del w:id="9079" w:author="Claude (AI) - proposed" w:date="2026-10-15T20:14:44Z">
+            <w:del w:id="9079" w:author="Claude (AI) - proposed" w:date="2026-10-18T00:28:27Z">
               <w:r>
                 <w:rPr>
                   <w:rFonts w:ascii="Arial" w:cs="Arial" w:eastAsia="Arial" w:hAnsi="Arial"/>
@@ -16154,7 +16154,7 @@
                 <w:delText xml:space="preserve">is exactly what Achieng and Mr Otieno will face in Lesson 5</w:delText>
               </w:r>
             </w:del>
-            <w:ins w:id="9080" w:author="Claude (AI) - proposed" w:date="2026-10-15T20:14:44Z">
+            <w:ins w:id="9080" w:author="Claude (AI) - proposed" w:date="2026-10-18T00:28:27Z">
               <w:r>
                 <w:rPr>
                   <w:rFonts w:ascii="Arial" w:cs="Arial" w:eastAsia="Arial" w:hAnsi="Arial"/>
@@ -16304,7 +16304,7 @@
             <w:pPr>
               <w:spacing w:after="20" w:before="0"/>
             </w:pPr>
-            <w:hyperlink w:history="1" r:id="rIdirl1tshquxcp1bsezmai8">
+            <w:hyperlink w:history="1" r:id="rId_akrcrvvx2vgx5mmzezbl">
               <w:r>
                 <w:rPr>
                   <w:rFonts w:ascii="Arial" w:cs="Arial" w:eastAsia="Arial" w:hAnsi="Arial"/>
@@ -16337,7 +16337,7 @@
               <w:spacing w:after="10" w:before="0"/>
               <w:ind w:left="120"/>
             </w:pPr>
-            <w:hyperlink w:history="1" r:id="rIda37bbm4oqmmtljbjop9sg">
+            <w:hyperlink w:history="1" r:id="rId0n1mcimk6zvcxs6hg_ubc">
               <w:r>
                 <w:rPr>
                   <w:rFonts w:ascii="Arial" w:cs="Arial" w:eastAsia="Arial" w:hAnsi="Arial"/>
@@ -16382,7 +16382,7 @@
             <w:pPr>
               <w:spacing w:after="20" w:before="0"/>
             </w:pPr>
-            <w:hyperlink w:history="1" r:id="rIdvt3ovoj43bqdpxhwcglkr">
+            <w:hyperlink w:history="1" r:id="rId9v7qf-uatseyldftc32s4">
               <w:r>
                 <w:rPr>
                   <w:rFonts w:ascii="Arial" w:cs="Arial" w:eastAsia="Arial" w:hAnsi="Arial"/>
@@ -16431,7 +16431,7 @@
               <w:spacing w:after="10" w:before="0"/>
               <w:ind w:left="120"/>
             </w:pPr>
-            <w:hyperlink w:history="1" r:id="rIdmo87nu7vfq2nlbzutv0vf">
+            <w:hyperlink w:history="1" r:id="rIdcfpfzdidkhbn4wquylvhz">
               <w:r>
                 <w:rPr>
                   <w:rFonts w:ascii="Arial" w:cs="Arial" w:eastAsia="Arial" w:hAnsi="Arial"/>
@@ -16670,7 +16670,7 @@
               </w:rPr>
               <w:t xml:space="preserve">After the lesson, reflect on the following questions: (1) During the Observe phase, were learners able to complete the factor-pair sum column independently, or did most pairs need scaffolding? If scaffolding was frequently needed, consider providing a partially completed table in Lesson 5's practice set. (2) During the Explain phase, how many learners could articulate BOTH conditions (product = c AND sum = b) during the formative exit-check? If fewer than 70% could do so, open Lesson 5 with a 5-minute retrieval practice activity before introducing equation solving. (3) Were the DQB 'Still Wondering' cards substantive? Did learners raise the question of what happens when no integer factor pair exists (non-factorisable expressions)? If not, the teacher should plant this question explicitly at the start of Lesson 5 </w:t>
             </w:r>
-            <w:del w:id="9081" w:author="Claude (AI) - proposed" w:date="2026-10-15T20:14:44Z">
+            <w:del w:id="9081" w:author="Claude (AI) - proposed" w:date="2026-10-18T00:28:27Z">
               <w:r>
                 <w:rPr>
                   <w:rFonts w:ascii="Arial" w:cs="Arial" w:eastAsia="Arial" w:hAnsi="Arial"/>
@@ -16685,7 +16685,7 @@
                 <w:delText xml:space="preserve">to prepare learners for the quadratic formula later in the sequence</w:delText>
               </w:r>
             </w:del>
-            <w:ins w:id="9082" w:author="Claude (AI) - proposed" w:date="2026-10-15T20:14:44Z">
+            <w:ins w:id="9082" w:author="Claude (AI) - proposed" w:date="2026-10-18T00:28:27Z">
               <w:r>
                 <w:rPr>
                   <w:rFonts w:ascii="Arial" w:cs="Arial" w:eastAsia="Arial" w:hAnsi="Arial"/>
@@ -16999,7 +16999,7 @@
         </w:rPr>
         <w:t xml:space="preserve">© 2026 SeaVuria and ARES. Aligned with KICD objectives. Developed by SeaVuria; technical implementation by ARES (with AI assistance from Claude). Licensed under </w:t>
       </w:r>
-      <w:hyperlink w:history="1" r:id="rIdb1uaonffu-vzx1vva-v6e">
+      <w:hyperlink w:history="1" r:id="rIdr_q5zwresj-emmkxbs9sn">
         <w:r>
           <w:rPr>
             <w:rFonts w:ascii="Arial" w:cs="Arial" w:eastAsia="Arial" w:hAnsi="Arial"/>
@@ -17020,7 +17020,7 @@
         </w:rPr>
         <w:t xml:space="preserve"> (</w:t>
       </w:r>
-      <w:hyperlink w:history="1" r:id="rIdlhuvbrcz75y3u7ockazpr">
+      <w:hyperlink w:history="1" r:id="rIdncutbrgbvaf8avgdfpqgy">
         <w:r>
           <w:rPr>
             <w:rFonts w:ascii="Arial" w:cs="Arial" w:eastAsia="Arial" w:hAnsi="Arial"/>
@@ -17772,7 +17772,7 @@
               </w:rPr>
               <w:t xml:space="preserve">Learners work through the complete factorisation-solution process for quadratic equations arising from real-life Kenyan contexts. Starting with Achieng's chair-arrangement equation (x² + 7x − 120 = 0) and a rectangular farm-fencing problem from Kericho, learners rearrange equations to standard form, factorise into two linear factors, apply the Zero Product Property to obtain both roots, and then engage in a teacher-facilitated sensemaking discussion to decide which root(s) are valid. The lesson uses </w:t>
             </w:r>
-            <w:del w:id="9083" w:author="Claude (AI) - proposed" w:date="2026-10-15T20:14:44Z">
+            <w:del w:id="9083" w:author="Claude (AI) - proposed" w:date="2026-10-18T00:28:27Z">
               <w:r>
                 <w:rPr>
                   <w:rFonts w:ascii="Arial" w:cs="Arial" w:eastAsia="Arial" w:hAnsi="Arial"/>
@@ -17787,7 +17787,7 @@
                 <w:delText xml:space="preserve">a Predict–Solve–Interpret–Discuss cycle</w:delText>
               </w:r>
             </w:del>
-            <w:ins w:id="9084" w:author="Claude (AI) - proposed" w:date="2026-10-15T20:14:44Z">
+            <w:ins w:id="9084" w:author="Claude (AI) - proposed" w:date="2026-10-18T00:28:27Z">
               <w:r>
                 <w:rPr>
                   <w:rFonts w:ascii="Arial" w:cs="Arial" w:eastAsia="Arial" w:hAnsi="Arial"/>
@@ -18103,7 +18103,7 @@
             <w:pPr>
               <w:spacing w:after="20" w:before="0"/>
             </w:pPr>
-            <w:hyperlink w:history="1" r:id="rIdc9p5exttl28ge5y7b8phn">
+            <w:hyperlink w:history="1" r:id="rIdjwfm4vdjjld6qr3sfy8rp">
               <w:r>
                 <w:rPr>
                   <w:rFonts w:ascii="Arial" w:cs="Arial" w:eastAsia="Arial" w:hAnsi="Arial"/>
@@ -18136,7 +18136,7 @@
               <w:spacing w:after="10" w:before="0"/>
               <w:ind w:left="120"/>
             </w:pPr>
-            <w:hyperlink w:history="1" r:id="rIdtmni4n8outdyw14quhcoz">
+            <w:hyperlink w:history="1" r:id="rId6_m6nhmutfhwv6wgvxhmj">
               <w:r>
                 <w:rPr>
                   <w:rFonts w:ascii="Arial" w:cs="Arial" w:eastAsia="Arial" w:hAnsi="Arial"/>
@@ -18181,7 +18181,7 @@
             <w:pPr>
               <w:spacing w:after="20" w:before="0"/>
             </w:pPr>
-            <w:hyperlink w:history="1" r:id="rIdrbvrqilcem12xawk3z0tl">
+            <w:hyperlink w:history="1" r:id="rIdk6gg506jbqzdhyg2h_phg">
               <w:r>
                 <w:rPr>
                   <w:rFonts w:ascii="Arial" w:cs="Arial" w:eastAsia="Arial" w:hAnsi="Arial"/>
@@ -18214,7 +18214,7 @@
               <w:spacing w:after="10" w:before="0"/>
               <w:ind w:left="120"/>
             </w:pPr>
-            <w:hyperlink w:history="1" r:id="rIdc2soa_kqfiktbad-2lon-">
+            <w:hyperlink w:history="1" r:id="rIdpf52fcnrstqnclbqgapkd">
               <w:r>
                 <w:rPr>
                   <w:rFonts w:ascii="Arial" w:cs="Arial" w:eastAsia="Arial" w:hAnsi="Arial"/>
@@ -18414,7 +18414,7 @@
             <w:pPr>
               <w:spacing w:after="20" w:before="0"/>
             </w:pPr>
-            <w:hyperlink w:history="1" r:id="rIdnpcgwgf-gwxibafhr56sy">
+            <w:hyperlink w:history="1" r:id="rId9natm4xky1anj19clipv4">
               <w:r>
                 <w:rPr>
                   <w:rFonts w:ascii="Arial" w:cs="Arial" w:eastAsia="Arial" w:hAnsi="Arial"/>
@@ -18447,7 +18447,7 @@
               <w:spacing w:after="10" w:before="0"/>
               <w:ind w:left="120"/>
             </w:pPr>
-            <w:hyperlink w:history="1" r:id="rIdd7zv2o-2kxeqo8vjvbv7w">
+            <w:hyperlink w:history="1" r:id="rIdnqpomvcvclavizvwj9ebz">
               <w:r>
                 <w:rPr>
                   <w:rFonts w:ascii="Arial" w:cs="Arial" w:eastAsia="Arial" w:hAnsi="Arial"/>
@@ -18492,7 +18492,7 @@
             <w:pPr>
               <w:spacing w:after="20" w:before="0"/>
             </w:pPr>
-            <w:hyperlink w:history="1" r:id="rIdw0q_0vuajun0h8js_30tn">
+            <w:hyperlink w:history="1" r:id="rIdw4ckcho5f9eacti8cso11">
               <w:r>
                 <w:rPr>
                   <w:rFonts w:ascii="Arial" w:cs="Arial" w:eastAsia="Arial" w:hAnsi="Arial"/>
@@ -18525,7 +18525,7 @@
               <w:spacing w:after="10" w:before="0"/>
               <w:ind w:left="120"/>
             </w:pPr>
-            <w:hyperlink w:history="1" r:id="rIdhrcpufvug1xvfi037tjnc">
+            <w:hyperlink w:history="1" r:id="rIdcitby5jsyx9jrjp_n6z9z">
               <w:r>
                 <w:rPr>
                   <w:rFonts w:ascii="Arial" w:cs="Arial" w:eastAsia="Arial" w:hAnsi="Arial"/>
@@ -19029,7 +19029,7 @@
               </w:rPr>
               <w:t xml:space="preserve">Observable indicators: (1) In Task A, Step 5 — can the learner write the Zero Product Property in their own words before applying it? (2) In Task B — does the learner define a variable before writing the equation? (3) Do learners record BOTH roots even when one is negative? Red flag: learners who stop after finding x = 8 in Task A without finding x = −15. This is the primary misconception the Explain phase must address.</w:t>
             </w:r>
-            <w:ins w:id="9085" w:author="Claude (AI) - proposed" w:date="2026-10-15T20:14:44Z">
+            <w:ins w:id="9085" w:author="Claude (AI) - proposed" w:date="2026-10-18T00:28:27Z">
               <w:r>
                 <w:rPr>
                   <w:rFonts w:ascii="Arial" w:cs="Arial" w:eastAsia="Arial" w:hAnsi="Arial"/>
@@ -19100,7 +19100,7 @@
             <w:pPr>
               <w:spacing w:after="20" w:before="0"/>
             </w:pPr>
-            <w:hyperlink w:history="1" r:id="rIdreoyqa52jbromzcjruq2k">
+            <w:hyperlink w:history="1" r:id="rIdldgilkowue0ad0qv5oyye">
               <w:r>
                 <w:rPr>
                   <w:rFonts w:ascii="Arial" w:cs="Arial" w:eastAsia="Arial" w:hAnsi="Arial"/>
@@ -19133,7 +19133,7 @@
               <w:spacing w:after="10" w:before="0"/>
               <w:ind w:left="120"/>
             </w:pPr>
-            <w:hyperlink w:history="1" r:id="rId_n7m_citftfqfwmryt9tb">
+            <w:hyperlink w:history="1" r:id="rIdzj3u9olx0zq3wo4xd82pl">
               <w:r>
                 <w:rPr>
                   <w:rFonts w:ascii="Arial" w:cs="Arial" w:eastAsia="Arial" w:hAnsi="Arial"/>
@@ -19178,7 +19178,7 @@
             <w:pPr>
               <w:spacing w:after="20" w:before="0"/>
             </w:pPr>
-            <w:hyperlink w:history="1" r:id="rIda7m1nokk6_s94rom3plsb">
+            <w:hyperlink w:history="1" r:id="rIdarumr6rkgx9o95busdcw-">
               <w:r>
                 <w:rPr>
                   <w:rFonts w:ascii="Arial" w:cs="Arial" w:eastAsia="Arial" w:hAnsi="Arial"/>
@@ -19211,7 +19211,7 @@
               <w:spacing w:after="10" w:before="0"/>
               <w:ind w:left="120"/>
             </w:pPr>
-            <w:hyperlink w:history="1" r:id="rIdefy-3es5olesz9y2philg">
+            <w:hyperlink w:history="1" r:id="rIdbaco6fbgolit9qikrpjo0">
               <w:r>
                 <w:rPr>
                   <w:rFonts w:ascii="Arial" w:cs="Arial" w:eastAsia="Arial" w:hAnsi="Arial"/>
@@ -19469,7 +19469,7 @@
               </w:rPr>
               <w:t xml:space="preserve">For Q2 (Kericho farm), say: 'What were the two roots your pair found for the farm problem? Kimani — read both roots.' (WAIT TIME: 10 seconds.) Display or write the correct roots</w:t>
             </w:r>
-            <w:del w:id="9086" w:author="Claude (AI) - proposed" w:date="2026-10-15T20:14:44Z">
+            <w:del w:id="9086" w:author="Claude (AI) - proposed" w:date="2026-10-18T00:28:27Z">
               <w:r>
                 <w:rPr>
                   <w:rFonts w:ascii="Arial" w:cs="Arial" w:eastAsia="Arial" w:hAnsi="Arial"/>
@@ -19484,7 +19484,7 @@
                 <w:delText xml:space="preserve"> (</w:delText>
               </w:r>
             </w:del>
-            <w:ins w:id="9087" w:author="Claude (AI) - proposed" w:date="2026-10-15T20:14:44Z">
+            <w:ins w:id="9087" w:author="Claude (AI) - proposed" w:date="2026-10-18T00:28:27Z">
               <w:r>
                 <w:rPr>
                   <w:rFonts w:ascii="Arial" w:cs="Arial" w:eastAsia="Arial" w:hAnsi="Arial"/>
@@ -19512,7 +19512,7 @@
               </w:rPr>
               <w:t xml:space="preserve">x = 12 and x = −7</w:t>
             </w:r>
-            <w:del w:id="9088" w:author="Claude (AI) - proposed" w:date="2026-10-15T20:14:44Z">
+            <w:del w:id="9088" w:author="Claude (AI) - proposed" w:date="2026-10-18T00:28:27Z">
               <w:r>
                 <w:rPr>
                   <w:rFonts w:ascii="Arial" w:cs="Arial" w:eastAsia="Arial" w:hAnsi="Arial"/>
@@ -19527,7 +19527,7 @@
                 <w:delText xml:space="preserve">)</w:delText>
               </w:r>
             </w:del>
-            <w:ins w:id="9089" w:author="Claude (AI) - proposed" w:date="2026-10-15T20:14:44Z">
+            <w:ins w:id="9089" w:author="Claude (AI) - proposed" w:date="2026-10-18T00:28:27Z">
               <w:r>
                 <w:rPr>
                   <w:rFonts w:ascii="Arial" w:cs="Arial" w:eastAsia="Arial" w:hAnsi="Arial"/>
@@ -19555,7 +19555,7 @@
               </w:rPr>
               <w:t xml:space="preserve">. Ask: 'Can a field have a width of −</w:t>
             </w:r>
-            <w:del w:id="9090" w:author="Claude (AI) - proposed" w:date="2026-10-15T20:14:44Z">
+            <w:del w:id="9090" w:author="Claude (AI) - proposed" w:date="2026-10-18T00:28:27Z">
               <w:r>
                 <w:rPr>
                   <w:rFonts w:ascii="Arial" w:cs="Arial" w:eastAsia="Arial" w:hAnsi="Arial"/>
@@ -19570,7 +19570,7 @@
                 <w:delText xml:space="preserve">7</w:delText>
               </w:r>
             </w:del>
-            <w:ins w:id="9091" w:author="Claude (AI) - proposed" w:date="2026-10-15T20:14:44Z">
+            <w:ins w:id="9091" w:author="Claude (AI) - proposed" w:date="2026-10-18T00:28:27Z">
               <w:r>
                 <w:rPr>
                   <w:rFonts w:ascii="Arial" w:cs="Arial" w:eastAsia="Arial" w:hAnsi="Arial"/>
@@ -19800,7 +19800,7 @@
             <w:pPr>
               <w:spacing w:after="20" w:before="0"/>
             </w:pPr>
-            <w:hyperlink w:history="1" r:id="rIdqiprzemfcxfocubu4kzxl">
+            <w:hyperlink w:history="1" r:id="rIdzfxd5t5fz9nbwb9qgigsn">
               <w:r>
                 <w:rPr>
                   <w:rFonts w:ascii="Arial" w:cs="Arial" w:eastAsia="Arial" w:hAnsi="Arial"/>
@@ -19833,7 +19833,7 @@
               <w:spacing w:after="10" w:before="0"/>
               <w:ind w:left="120"/>
             </w:pPr>
-            <w:hyperlink w:history="1" r:id="rIdyjvfmd3uakpii5bnxpkon">
+            <w:hyperlink w:history="1" r:id="rId3zfbxa6ztqyg21fuegfw3">
               <w:r>
                 <w:rPr>
                   <w:rFonts w:ascii="Arial" w:cs="Arial" w:eastAsia="Arial" w:hAnsi="Arial"/>
@@ -19878,7 +19878,7 @@
             <w:pPr>
               <w:spacing w:after="20" w:before="0"/>
             </w:pPr>
-            <w:hyperlink w:history="1" r:id="rIdvp2qi0e-zrcssbwtlx4oy">
+            <w:hyperlink w:history="1" r:id="rIdfce-kjgxsx1k9dk36yogp">
               <w:r>
                 <w:rPr>
                   <w:rFonts w:ascii="Arial" w:cs="Arial" w:eastAsia="Arial" w:hAnsi="Arial"/>
@@ -19911,7 +19911,7 @@
               <w:spacing w:after="10" w:before="0"/>
               <w:ind w:left="120"/>
             </w:pPr>
-            <w:hyperlink w:history="1" r:id="rId92apilvpq6xh2ilaixb8y">
+            <w:hyperlink w:history="1" r:id="rIdojoa2fdxfey18b-qx33kr">
               <w:r>
                 <w:rPr>
                   <w:rFonts w:ascii="Arial" w:cs="Arial" w:eastAsia="Arial" w:hAnsi="Arial"/>
@@ -20109,7 +20109,7 @@
               </w:rPr>
               <w:t xml:space="preserve">As learners post notes, teacher does a quick scan. Read 3 green notes aloud: 'Listen to what your classmates can now explain.' Read 3 orange notes: 'These are honest questions — the class will answer them in Lessons 6–8.' Point to any orange note that asks about 'what if you cannot factorise?' and say: 'This is a beautiful question — </w:t>
             </w:r>
-            <w:del w:id="9092" w:author="Claude (AI) - proposed" w:date="2026-10-15T20:14:44Z">
+            <w:del w:id="9092" w:author="Claude (AI) - proposed" w:date="2026-10-18T00:28:27Z">
               <w:r>
                 <w:rPr>
                   <w:rFonts w:ascii="Arial" w:cs="Arial" w:eastAsia="Arial" w:hAnsi="Arial"/>
@@ -20124,7 +20124,7 @@
                 <w:delText xml:space="preserve">it is exactly what Lesson 6 will address</w:delText>
               </w:r>
             </w:del>
-            <w:ins w:id="9093" w:author="Claude (AI) - proposed" w:date="2026-10-15T20:14:44Z">
+            <w:ins w:id="9093" w:author="Claude (AI) - proposed" w:date="2026-10-18T00:28:27Z">
               <w:r>
                 <w:rPr>
                   <w:rFonts w:ascii="Arial" w:cs="Arial" w:eastAsia="Arial" w:hAnsi="Arial"/>
@@ -20314,7 +20314,7 @@
             <w:pPr>
               <w:spacing w:after="20" w:before="0"/>
             </w:pPr>
-            <w:hyperlink w:history="1" r:id="rIdyirmmmntf673f7eyt6el2">
+            <w:hyperlink w:history="1" r:id="rIdah3tpw_yq6qn53mzpg3pu">
               <w:r>
                 <w:rPr>
                   <w:rFonts w:ascii="Arial" w:cs="Arial" w:eastAsia="Arial" w:hAnsi="Arial"/>
@@ -20347,7 +20347,7 @@
               <w:spacing w:after="10" w:before="0"/>
               <w:ind w:left="120"/>
             </w:pPr>
-            <w:hyperlink w:history="1" r:id="rIdxeyiw9x91spl2r8izc8bh">
+            <w:hyperlink w:history="1" r:id="rIdb0kuayy7mkelthhc8wzch">
               <w:r>
                 <w:rPr>
                   <w:rFonts w:ascii="Arial" w:cs="Arial" w:eastAsia="Arial" w:hAnsi="Arial"/>
@@ -20392,7 +20392,7 @@
             <w:pPr>
               <w:spacing w:after="20" w:before="0"/>
             </w:pPr>
-            <w:hyperlink w:history="1" r:id="rIddx-e-9yv-ayyyu7dojtqx">
+            <w:hyperlink w:history="1" r:id="rIdjphfp5zppnue03atrq7b8">
               <w:r>
                 <w:rPr>
                   <w:rFonts w:ascii="Arial" w:cs="Arial" w:eastAsia="Arial" w:hAnsi="Arial"/>
@@ -20441,7 +20441,7 @@
               <w:spacing w:after="10" w:before="0"/>
               <w:ind w:left="120"/>
             </w:pPr>
-            <w:hyperlink w:history="1" r:id="rIdyfaqyobve1t7rhlloeofv">
+            <w:hyperlink w:history="1" r:id="rId_zcoaouif5nrtjz5c0h0a">
               <w:r>
                 <w:rPr>
                   <w:rFonts w:ascii="Arial" w:cs="Arial" w:eastAsia="Arial" w:hAnsi="Arial"/>
@@ -20792,7 +20792,7 @@
               </w:rPr>
               <w:t xml:space="preserve">Cumulative Model Revision (adapted from NGSS Modelling Practice, SEP-2). The model is a living artefact that learners have been building across </w:t>
             </w:r>
-            <w:del w:id="9094" w:author="Claude (AI) - proposed" w:date="2026-10-15T20:14:44Z">
+            <w:del w:id="9094" w:author="Claude (AI) - proposed" w:date="2026-10-18T00:28:27Z">
               <w:r>
                 <w:rPr>
                   <w:rFonts w:ascii="Arial" w:cs="Arial" w:eastAsia="Arial" w:hAnsi="Arial"/>
@@ -20807,7 +20807,7 @@
                 <w:delText xml:space="preserve">all 8 lessons</w:delText>
               </w:r>
             </w:del>
-            <w:ins w:id="9095" w:author="Claude (AI) - proposed" w:date="2026-10-15T20:14:44Z">
+            <w:ins w:id="9095" w:author="Claude (AI) - proposed" w:date="2026-10-18T00:28:27Z">
               <w:r>
                 <w:rPr>
                   <w:rFonts w:ascii="Arial" w:cs="Arial" w:eastAsia="Arial" w:hAnsi="Arial"/>
@@ -21023,7 +21023,7 @@
               </w:rPr>
               <w:t xml:space="preserve">3. DQB ORANGE NOTES: What proportion of orange notes asked about cases where factorisation is difficult or impossible? This </w:t>
             </w:r>
-            <w:del w:id="9096" w:author="Claude (AI) - proposed" w:date="2026-10-15T20:14:44Z">
+            <w:del w:id="9096" w:author="Claude (AI) - proposed" w:date="2026-10-18T00:28:27Z">
               <w:r>
                 <w:rPr>
                   <w:rFonts w:ascii="Arial" w:cs="Arial" w:eastAsia="Arial" w:hAnsi="Arial"/>
@@ -21038,7 +21038,7 @@
                 <w:delText xml:space="preserve">will calibrate how much scaffolding Lesson 6 (completing the square or quadratic formula) will need</w:delText>
               </w:r>
             </w:del>
-            <w:ins w:id="9097" w:author="Claude (AI) - proposed" w:date="2026-10-15T20:14:44Z">
+            <w:ins w:id="9097" w:author="Claude (AI) - proposed" w:date="2026-10-18T00:28:27Z">
               <w:r>
                 <w:rPr>
                   <w:rFonts w:ascii="Arial" w:cs="Arial" w:eastAsia="Arial" w:hAnsi="Arial"/>
@@ -21392,7 +21392,7 @@
         </w:rPr>
         <w:t xml:space="preserve">© 2026 SeaVuria and ARES. Aligned with KICD objectives. Developed by SeaVuria; technical implementation by ARES (with AI assistance from Claude). Licensed under </w:t>
       </w:r>
-      <w:hyperlink w:history="1" r:id="rId7rwuxwtmhjeyx6ar1-sok">
+      <w:hyperlink w:history="1" r:id="rIdyqluxcsgz_gxiedopfpdq">
         <w:r>
           <w:rPr>
             <w:rFonts w:ascii="Arial" w:cs="Arial" w:eastAsia="Arial" w:hAnsi="Arial"/>
@@ -21413,7 +21413,7 @@
         </w:rPr>
         <w:t xml:space="preserve"> (</w:t>
       </w:r>
-      <w:hyperlink w:history="1" r:id="rIdztkwlf40dp2tuab_4esjj">
+      <w:hyperlink w:history="1" r:id="rIduxyyjmeaquhonejkbzh0n">
         <w:r>
           <w:rPr>
             <w:rFonts w:ascii="Arial" w:cs="Arial" w:eastAsia="Arial" w:hAnsi="Arial"/>
@@ -22305,7 +22305,7 @@
               </w:rPr>
               <w:t xml:space="preserve">The Observe Phase presents three progressively complex Kenyan-context problems: (1) a matatu operator in Nairobi whose weekly profit P (in hundreds of shillings) </w:t>
             </w:r>
-            <w:del w:id="9098" w:author="Claude (AI) - proposed" w:date="2026-10-15T20:14:44Z">
+            <w:del w:id="9098" w:author="Claude (AI) - proposed" w:date="2026-10-18T00:28:27Z">
               <w:r>
                 <w:rPr>
                   <w:rFonts w:ascii="Arial" w:cs="Arial" w:eastAsia="Arial" w:hAnsi="Arial"/>
@@ -22320,7 +22320,7 @@
                 <w:delText xml:space="preserve">satisfies</w:delText>
               </w:r>
             </w:del>
-            <w:ins w:id="9099" w:author="Claude (AI) - proposed" w:date="2026-10-15T20:14:44Z">
+            <w:ins w:id="9099" w:author="Claude (AI) - proposed" w:date="2026-10-18T00:28:27Z">
               <w:r>
                 <w:rPr>
                   <w:rFonts w:ascii="Arial" w:cs="Arial" w:eastAsia="Arial" w:hAnsi="Arial"/>
@@ -22348,7 +22348,7 @@
               </w:rPr>
               <w:t xml:space="preserve"> n² − 3n − 40</w:t>
             </w:r>
-            <w:del w:id="9100" w:author="Claude (AI) - proposed" w:date="2026-10-15T20:14:44Z">
+            <w:del w:id="9100" w:author="Claude (AI) - proposed" w:date="2026-10-18T00:28:27Z">
               <w:r>
                 <w:rPr>
                   <w:rFonts w:ascii="Arial" w:cs="Arial" w:eastAsia="Arial" w:hAnsi="Arial"/>
@@ -22376,7 +22376,7 @@
               </w:rPr>
               <w:t xml:space="preserve">, where n is the number of extra trips</w:t>
             </w:r>
-            <w:ins w:id="9101" w:author="Claude (AI) - proposed" w:date="2026-10-15T20:14:44Z">
+            <w:ins w:id="9101" w:author="Claude (AI) - proposed" w:date="2026-10-18T00:28:27Z">
               <w:r>
                 <w:rPr>
                   <w:rFonts w:ascii="Arial" w:cs="Arial" w:eastAsia="Arial" w:hAnsi="Arial"/>
@@ -22404,7 +22404,7 @@
               </w:rPr>
               <w:t xml:space="preserve">; (2) a market trader in Kisumu whose rectangular display table has area 28 m² and whose length exceeds width by 3 m; and (3) a Kenyan athletics coach at Iten who models </w:t>
             </w:r>
-            <w:del w:id="9102" w:author="Claude (AI) - proposed" w:date="2026-10-15T20:14:44Z">
+            <w:del w:id="9102" w:author="Claude (AI) - proposed" w:date="2026-10-18T00:28:27Z">
               <w:r>
                 <w:rPr>
                   <w:rFonts w:ascii="Arial" w:cs="Arial" w:eastAsia="Arial" w:hAnsi="Arial"/>
@@ -22419,7 +22419,7 @@
                 <w:delText xml:space="preserve">a</w:delText>
               </w:r>
             </w:del>
-            <w:ins w:id="9103" w:author="Claude (AI) - proposed" w:date="2026-10-15T20:14:44Z">
+            <w:ins w:id="9103" w:author="Claude (AI) - proposed" w:date="2026-10-18T00:28:27Z">
               <w:r>
                 <w:rPr>
                   <w:rFonts w:ascii="Arial" w:cs="Arial" w:eastAsia="Arial" w:hAnsi="Arial"/>
@@ -22447,7 +22447,7 @@
               </w:rPr>
               <w:t xml:space="preserve"> shot-put </w:t>
             </w:r>
-            <w:del w:id="9104" w:author="Claude (AI) - proposed" w:date="2026-10-15T20:14:44Z">
+            <w:del w:id="9104" w:author="Claude (AI) - proposed" w:date="2026-10-18T00:28:27Z">
               <w:r>
                 <w:rPr>
                   <w:rFonts w:ascii="Arial" w:cs="Arial" w:eastAsia="Arial" w:hAnsi="Arial"/>
@@ -22462,7 +22462,7 @@
                 <w:delText xml:space="preserve">throw with h² − 5h</w:delText>
               </w:r>
             </w:del>
-            <w:ins w:id="9105" w:author="Claude (AI) - proposed" w:date="2026-10-15T20:14:44Z">
+            <w:ins w:id="9105" w:author="Claude (AI) - proposed" w:date="2026-10-18T00:28:27Z">
               <w:r>
                 <w:rPr>
                   <w:rFonts w:ascii="Arial" w:cs="Arial" w:eastAsia="Arial" w:hAnsi="Arial"/>
@@ -22490,7 +22490,7 @@
               </w:rPr>
               <w:t xml:space="preserve"> + 4 = 0</w:t>
             </w:r>
-            <w:del w:id="9106" w:author="Claude (AI) - proposed" w:date="2026-10-15T20:14:44Z">
+            <w:del w:id="9106" w:author="Claude (AI) - proposed" w:date="2026-10-18T00:28:27Z">
               <w:r>
                 <w:rPr>
                   <w:rFonts w:ascii="Arial" w:cs="Arial" w:eastAsia="Arial" w:hAnsi="Arial"/>
@@ -22846,7 +22846,7 @@
             <w:pPr>
               <w:spacing w:after="20" w:before="0"/>
             </w:pPr>
-            <w:hyperlink w:history="1" r:id="rIdwfl-aykyab023rd342r9b">
+            <w:hyperlink w:history="1" r:id="rIdmzonl-ap8cjslcqwso62k">
               <w:r>
                 <w:rPr>
                   <w:rFonts w:ascii="Arial" w:cs="Arial" w:eastAsia="Arial" w:hAnsi="Arial"/>
@@ -22879,7 +22879,7 @@
               <w:spacing w:after="10" w:before="0"/>
               <w:ind w:left="120"/>
             </w:pPr>
-            <w:hyperlink w:history="1" r:id="rIdlgodfggiazvls8twc9i7w">
+            <w:hyperlink w:history="1" r:id="rIdkx7zptlkoda0ucy70gyy-">
               <w:r>
                 <w:rPr>
                   <w:rFonts w:ascii="Arial" w:cs="Arial" w:eastAsia="Arial" w:hAnsi="Arial"/>
@@ -22924,7 +22924,7 @@
             <w:pPr>
               <w:spacing w:after="20" w:before="0"/>
             </w:pPr>
-            <w:hyperlink w:history="1" r:id="rIdeix5j6omzt-7__haqlcx8">
+            <w:hyperlink w:history="1" r:id="rIdwu8ihqy_wsc9ibzq-rkiw">
               <w:r>
                 <w:rPr>
                   <w:rFonts w:ascii="Arial" w:cs="Arial" w:eastAsia="Arial" w:hAnsi="Arial"/>
@@ -22957,7 +22957,7 @@
               <w:spacing w:after="10" w:before="0"/>
               <w:ind w:left="120"/>
             </w:pPr>
-            <w:hyperlink w:history="1" r:id="rIddh3r7xtct0ni42-uxkpbg">
+            <w:hyperlink w:history="1" r:id="rIdp5i9dgzbrzwzfdcrqjypz">
               <w:r>
                 <w:rPr>
                   <w:rFonts w:ascii="Arial" w:cs="Arial" w:eastAsia="Arial" w:hAnsi="Arial"/>
@@ -23157,7 +23157,7 @@
             <w:pPr>
               <w:spacing w:after="20" w:before="0"/>
             </w:pPr>
-            <w:hyperlink w:history="1" r:id="rIdtktmddxvocozwufz4c8_1">
+            <w:hyperlink w:history="1" r:id="rIdwybftqqadw4ds47vbgc3r">
               <w:r>
                 <w:rPr>
                   <w:rFonts w:ascii="Arial" w:cs="Arial" w:eastAsia="Arial" w:hAnsi="Arial"/>
@@ -23190,7 +23190,7 @@
               <w:spacing w:after="10" w:before="0"/>
               <w:ind w:left="120"/>
             </w:pPr>
-            <w:hyperlink w:history="1" r:id="rId8om5hq5l2o1recvobjosi">
+            <w:hyperlink w:history="1" r:id="rIddk33lz9ahk4fuhi5z0ivh">
               <w:r>
                 <w:rPr>
                   <w:rFonts w:ascii="Arial" w:cs="Arial" w:eastAsia="Arial" w:hAnsi="Arial"/>
@@ -23235,7 +23235,7 @@
             <w:pPr>
               <w:spacing w:after="20" w:before="0"/>
             </w:pPr>
-            <w:hyperlink w:history="1" r:id="rIdawug3cntlhl6lulvjyllb">
+            <w:hyperlink w:history="1" r:id="rIdyqnnq8za98sukq2dlsamg">
               <w:r>
                 <w:rPr>
                   <w:rFonts w:ascii="Arial" w:cs="Arial" w:eastAsia="Arial" w:hAnsi="Arial"/>
@@ -23268,7 +23268,7 @@
               <w:spacing w:after="10" w:before="0"/>
               <w:ind w:left="120"/>
             </w:pPr>
-            <w:hyperlink w:history="1" r:id="rIdqht7g64yr9fii-cswpdvf">
+            <w:hyperlink w:history="1" r:id="rIdpzi6upmnyn4isuebml8lj">
               <w:r>
                 <w:rPr>
                   <w:rFonts w:ascii="Arial" w:cs="Arial" w:eastAsia="Arial" w:hAnsi="Arial"/>
@@ -23313,7 +23313,7 @@
               </w:rPr>
               <w:t xml:space="preserve">Working in pairs, learners complete a structured Verification and Practice Worksheet</w:t>
             </w:r>
-            <w:del w:id="9107" w:author="Claude (AI) - proposed" w:date="2026-10-15T20:14:44Z">
+            <w:del w:id="9107" w:author="Claude (AI) - proposed" w:date="2026-10-18T00:28:27Z">
               <w:r>
                 <w:rPr>
                   <w:rFonts w:ascii="Arial" w:cs="Arial" w:eastAsia="Arial" w:hAnsi="Arial"/>
@@ -23328,7 +23328,7 @@
                 <w:delText xml:space="preserve"> with four problems of increasing complexity.</w:delText>
               </w:r>
             </w:del>
-            <w:ins w:id="9108" w:author="Claude (AI) - proposed" w:date="2026-10-15T20:14:44Z">
+            <w:ins w:id="9108" w:author="Claude (AI) - proposed" w:date="2026-10-18T00:28:27Z">
               <w:r>
                 <w:rPr>
                   <w:rFonts w:ascii="Arial" w:cs="Arial" w:eastAsia="Arial" w:hAnsi="Arial"/>
@@ -23356,7 +23356,7 @@
               </w:rPr>
               <w:t xml:space="preserve"> Problem 1 (Achieng's chairs): substitute r = 8 and r = −15 into r² + 7r − 120 = 0, show all arithmetic, state whether each substitution balances, then decide which value works for the seating arrangement. </w:t>
             </w:r>
-            <w:del w:id="9109" w:author="Claude (AI) - proposed" w:date="2026-10-15T20:14:44Z">
+            <w:del w:id="9109" w:author="Claude (AI) - proposed" w:date="2026-10-18T00:28:27Z">
               <w:r>
                 <w:rPr>
                   <w:rFonts w:ascii="Arial" w:cs="Arial" w:eastAsia="Arial" w:hAnsi="Arial"/>
@@ -23371,7 +23371,7 @@
                 <w:delText xml:space="preserve">Problems 2–4 introduce new Kenyan contexts — </w:delText>
               </w:r>
             </w:del>
-            <w:ins w:id="9110" w:author="Claude (AI) - proposed" w:date="2026-10-15T20:14:44Z">
+            <w:ins w:id="9110" w:author="Claude (AI) - proposed" w:date="2026-10-18T00:28:27Z">
               <w:r>
                 <w:rPr>
                   <w:rFonts w:ascii="Arial" w:cs="Arial" w:eastAsia="Arial" w:hAnsi="Arial"/>
@@ -23399,7 +23399,7 @@
               </w:rPr>
               <w:t xml:space="preserve">a Nairobi matatu operator</w:t>
             </w:r>
-            <w:del w:id="9111" w:author="Claude (AI) - proposed" w:date="2026-10-15T20:14:44Z">
+            <w:del w:id="9111" w:author="Claude (AI) - proposed" w:date="2026-10-18T00:28:27Z">
               <w:r>
                 <w:rPr>
                   <w:rFonts w:ascii="Arial" w:cs="Arial" w:eastAsia="Arial" w:hAnsi="Arial"/>
@@ -23414,7 +23414,7 @@
                 <w:delText xml:space="preserve">, </w:delText>
               </w:r>
             </w:del>
-            <w:ins w:id="9112" w:author="Claude (AI) - proposed" w:date="2026-10-15T20:14:44Z">
+            <w:ins w:id="9112" w:author="Claude (AI) - proposed" w:date="2026-10-18T00:28:27Z">
               <w:r>
                 <w:rPr>
                   <w:rFonts w:ascii="Arial" w:cs="Arial" w:eastAsia="Arial" w:hAnsi="Arial"/>
@@ -23442,7 +23442,7 @@
               </w:rPr>
               <w:t xml:space="preserve">a Kisumu market trader</w:t>
             </w:r>
-            <w:del w:id="9113" w:author="Claude (AI) - proposed" w:date="2026-10-15T20:14:44Z">
+            <w:del w:id="9113" w:author="Claude (AI) - proposed" w:date="2026-10-18T00:28:27Z">
               <w:r>
                 <w:rPr>
                   <w:rFonts w:ascii="Arial" w:cs="Arial" w:eastAsia="Arial" w:hAnsi="Arial"/>
@@ -23457,7 +23457,7 @@
                 <w:delText xml:space="preserve">, and a</w:delText>
               </w:r>
             </w:del>
-            <w:ins w:id="9114" w:author="Claude (AI) - proposed" w:date="2026-10-15T20:14:44Z">
+            <w:ins w:id="9114" w:author="Claude (AI) - proposed" w:date="2026-10-18T00:28:27Z">
               <w:r>
                 <w:rPr>
                   <w:rFonts w:ascii="Arial" w:cs="Arial" w:eastAsia="Arial" w:hAnsi="Arial"/>
@@ -23485,7 +23485,7 @@
               </w:rPr>
               <w:t xml:space="preserve"> Iten athletics coach</w:t>
             </w:r>
-            <w:del w:id="9115" w:author="Claude (AI) - proposed" w:date="2026-10-15T20:14:44Z">
+            <w:del w:id="9115" w:author="Claude (AI) - proposed" w:date="2026-10-18T00:28:27Z">
               <w:r>
                 <w:rPr>
                   <w:rFonts w:ascii="Arial" w:cs="Arial" w:eastAsia="Arial" w:hAnsi="Arial"/>
@@ -23500,7 +23500,7 @@
                 <w:delText xml:space="preserve"> —</w:delText>
               </w:r>
             </w:del>
-            <w:ins w:id="9116" w:author="Claude (AI) - proposed" w:date="2026-10-15T20:14:44Z">
+            <w:ins w:id="9116" w:author="Claude (AI) - proposed" w:date="2026-10-18T00:28:27Z">
               <w:r>
                 <w:rPr>
                   <w:rFonts w:ascii="Arial" w:cs="Arial" w:eastAsia="Arial" w:hAnsi="Arial"/>
@@ -23528,7 +23528,7 @@
               </w:rPr>
               <w:t xml:space="preserve"> each requiring full factorisation, both roots, verification by substitution, and a written contextual verdict. </w:t>
             </w:r>
-            <w:del w:id="9117" w:author="Claude (AI) - proposed" w:date="2026-10-15T20:14:44Z">
+            <w:del w:id="9117" w:author="Claude (AI) - proposed" w:date="2026-10-18T00:28:27Z">
               <w:r>
                 <w:rPr>
                   <w:rFonts w:ascii="Arial" w:cs="Arial" w:eastAsia="Arial" w:hAnsi="Arial"/>
@@ -23543,7 +23543,7 @@
                 <w:delText xml:space="preserve">After completing each problem, pairs swap books</w:delText>
               </w:r>
             </w:del>
-            <w:ins w:id="9118" w:author="Claude (AI) - proposed" w:date="2026-10-15T20:14:44Z">
+            <w:ins w:id="9118" w:author="Claude (AI) - proposed" w:date="2026-10-18T00:28:27Z">
               <w:r>
                 <w:rPr>
                   <w:rFonts w:ascii="Arial" w:cs="Arial" w:eastAsia="Arial" w:hAnsi="Arial"/>
@@ -23604,7 +23604,7 @@
               </w:rPr>
               <w:t xml:space="preserve">Distribute the worksheet. Say: 'Problem 1 is Achieng's problem — you already have the roots. Your job is to prove algebraically that both roots satisfy the equation, then decide contextually. Show every substitution step — no skipping.' [WAIT TIME: allow </w:t>
             </w:r>
-            <w:del w:id="9119" w:author="Claude (AI) - proposed" w:date="2026-10-15T20:14:44Z">
+            <w:del w:id="9119" w:author="Claude (AI) - proposed" w:date="2026-10-18T00:28:27Z">
               <w:r>
                 <w:rPr>
                   <w:rFonts w:ascii="Arial" w:cs="Arial" w:eastAsia="Arial" w:hAnsi="Arial"/>
@@ -23619,7 +23619,7 @@
                 <w:delText xml:space="preserve">4</w:delText>
               </w:r>
             </w:del>
-            <w:ins w:id="9120" w:author="Claude (AI) - proposed" w:date="2026-10-15T20:14:44Z">
+            <w:ins w:id="9120" w:author="Claude (AI) - proposed" w:date="2026-10-18T00:28:27Z">
               <w:r>
                 <w:rPr>
                   <w:rFonts w:ascii="Arial" w:cs="Arial" w:eastAsia="Arial" w:hAnsi="Arial"/>
@@ -23647,7 +23647,7 @@
               </w:rPr>
               <w:t xml:space="preserve"> minutes for Problem 1 before intervening.] Circulate and look for learners who write '8² + 7(8) = 120' without subtracting 120 — prompt: 'The equation is set equal to zero — what must your substitution also equal?' </w:t>
             </w:r>
-            <w:ins w:id="9121" w:author="Claude (AI) - proposed" w:date="2026-10-15T20:14:44Z">
+            <w:ins w:id="9121" w:author="Claude (AI) - proposed" w:date="2026-10-18T00:28:27Z">
               <w:r>
                 <w:rPr>
                   <w:rFonts w:ascii="Arial" w:cs="Arial" w:eastAsia="Arial" w:hAnsi="Arial"/>
@@ -23675,7 +23675,7 @@
               </w:rPr>
               <w:t xml:space="preserve">For Problem 2 (matatu), read aloud: 'Mwangi operates a matatu on the Nairobi–Thika route. His weekly profit </w:t>
             </w:r>
-            <w:del w:id="9122" w:author="Claude (AI) - proposed" w:date="2026-10-15T20:14:44Z">
+            <w:del w:id="9122" w:author="Claude (AI) - proposed" w:date="2026-10-18T00:28:27Z">
               <w:r>
                 <w:rPr>
                   <w:rFonts w:ascii="Arial" w:cs="Arial" w:eastAsia="Arial" w:hAnsi="Arial"/>
@@ -23690,7 +23690,7 @@
                 <w:delText xml:space="preserve">model gives</w:delText>
               </w:r>
             </w:del>
-            <w:ins w:id="9123" w:author="Claude (AI) - proposed" w:date="2026-10-15T20:14:44Z">
+            <w:ins w:id="9123" w:author="Claude (AI) - proposed" w:date="2026-10-18T00:28:27Z">
               <w:r>
                 <w:rPr>
                   <w:rFonts w:ascii="Arial" w:cs="Arial" w:eastAsia="Arial" w:hAnsi="Arial"/>
@@ -23718,7 +23718,7 @@
               </w:rPr>
               <w:t xml:space="preserve"> n² − 3n − 40</w:t>
             </w:r>
-            <w:del w:id="9124" w:author="Claude (AI) - proposed" w:date="2026-10-15T20:14:44Z">
+            <w:del w:id="9124" w:author="Claude (AI) - proposed" w:date="2026-10-18T00:28:27Z">
               <w:r>
                 <w:rPr>
                   <w:rFonts w:ascii="Arial" w:cs="Arial" w:eastAsia="Arial" w:hAnsi="Arial"/>
@@ -23746,7 +23746,7 @@
               </w:rPr>
               <w:t xml:space="preserve">, where n is the number of extra trips above his minimum</w:t>
             </w:r>
-            <w:ins w:id="9125" w:author="Claude (AI) - proposed" w:date="2026-10-15T20:14:44Z">
+            <w:ins w:id="9125" w:author="Claude (AI) - proposed" w:date="2026-10-18T00:28:27Z">
               <w:r>
                 <w:rPr>
                   <w:rFonts w:ascii="Arial" w:cs="Arial" w:eastAsia="Arial" w:hAnsi="Arial"/>
@@ -23774,7 +23774,7 @@
               </w:rPr>
               <w:t xml:space="preserve">. Factorise, find both roots, verify each by substitution, and state which value of n makes business sense.' For Problem 3 (Kisumu market trader), read aloud: 'Atieno sells vegetables at Kibuye Market. Her rectangular display table has an area of 28 m². The length is 3 m more than the width. Write a quadratic equation, factorise, solve, verify both roots by substitution, and state the actual dimensions.' For Problem 4 (Iten athletics), read aloud: 'Coach Kiplagat at Iten models a </w:t>
             </w:r>
-            <w:ins w:id="9126" w:author="Claude (AI) - proposed" w:date="2026-10-15T20:14:44Z">
+            <w:ins w:id="9126" w:author="Claude (AI) - proposed" w:date="2026-10-18T00:28:27Z">
               <w:r>
                 <w:rPr>
                   <w:rFonts w:ascii="Arial" w:cs="Arial" w:eastAsia="Arial" w:hAnsi="Arial"/>
@@ -23802,7 +23802,7 @@
               </w:rPr>
               <w:t xml:space="preserve">shot-put </w:t>
             </w:r>
-            <w:del w:id="9127" w:author="Claude (AI) - proposed" w:date="2026-10-15T20:14:44Z">
+            <w:del w:id="9127" w:author="Claude (AI) - proposed" w:date="2026-10-18T00:28:27Z">
               <w:r>
                 <w:rPr>
                   <w:rFonts w:ascii="Arial" w:cs="Arial" w:eastAsia="Arial" w:hAnsi="Arial"/>
@@ -23817,7 +23817,7 @@
                 <w:delText xml:space="preserve">arc with the equation h² − 5h</w:delText>
               </w:r>
             </w:del>
-            <w:ins w:id="9128" w:author="Claude (AI) - proposed" w:date="2026-10-15T20:14:44Z">
+            <w:ins w:id="9128" w:author="Claude (AI) - proposed" w:date="2026-10-18T00:28:27Z">
               <w:r>
                 <w:rPr>
                   <w:rFonts w:ascii="Arial" w:cs="Arial" w:eastAsia="Arial" w:hAnsi="Arial"/>
@@ -23845,7 +23845,7 @@
               </w:rPr>
               <w:t xml:space="preserve"> + 4 = 0, </w:t>
             </w:r>
-            <w:del w:id="9129" w:author="Claude (AI) - proposed" w:date="2026-10-15T20:14:44Z">
+            <w:del w:id="9129" w:author="Claude (AI) - proposed" w:date="2026-10-18T00:28:27Z">
               <w:r>
                 <w:rPr>
                   <w:rFonts w:ascii="Arial" w:cs="Arial" w:eastAsia="Arial" w:hAnsi="Arial"/>
@@ -23860,7 +23860,7 @@
                 <w:delText xml:space="preserve">where h is height in metres at key instants. Factorise</w:delText>
               </w:r>
             </w:del>
-            <w:ins w:id="9130" w:author="Claude (AI) - proposed" w:date="2026-10-15T20:14:44Z">
+            <w:ins w:id="9130" w:author="Claude (AI) - proposed" w:date="2026-10-18T00:28:27Z">
               <w:r>
                 <w:rPr>
                   <w:rFonts w:ascii="Arial" w:cs="Arial" w:eastAsia="Arial" w:hAnsi="Arial"/>
@@ -23888,7 +23888,7 @@
               </w:rPr>
               <w:t xml:space="preserve">, solve, verify, and interpret both solutions.' After Problem 2, call on a pair to demonstrate substitution on the board [WAIT TIME: 12 seconds before accepting a volunteer]. After </w:t>
             </w:r>
-            <w:del w:id="9131" w:author="Claude (AI) - proposed" w:date="2026-10-15T20:14:44Z">
+            <w:del w:id="9131" w:author="Claude (AI) - proposed" w:date="2026-10-18T00:28:27Z">
               <w:r>
                 <w:rPr>
                   <w:rFonts w:ascii="Arial" w:cs="Arial" w:eastAsia="Arial" w:hAnsi="Arial"/>
@@ -23903,7 +23903,7 @@
                 <w:delText xml:space="preserve">Problem 4, direct pairs to swap</w:delText>
               </w:r>
             </w:del>
-            <w:ins w:id="9132" w:author="Claude (AI) - proposed" w:date="2026-10-15T20:14:44Z">
+            <w:ins w:id="9132" w:author="Claude (AI) - proposed" w:date="2026-10-18T00:28:27Z">
               <w:r>
                 <w:rPr>
                   <w:rFonts w:ascii="Arial" w:cs="Arial" w:eastAsia="Arial" w:hAnsi="Arial"/>
@@ -23931,7 +23931,7 @@
               </w:rPr>
               <w:t xml:space="preserve"> and peer-check</w:t>
             </w:r>
-            <w:ins w:id="9133" w:author="Claude (AI) - proposed" w:date="2026-10-15T20:14:44Z">
+            <w:ins w:id="9133" w:author="Claude (AI) - proposed" w:date="2026-10-18T00:28:27Z">
               <w:r>
                 <w:rPr>
                   <w:rFonts w:ascii="Arial" w:cs="Arial" w:eastAsia="Arial" w:hAnsi="Arial"/>
@@ -24025,7 +24025,7 @@
               </w:rPr>
               <w:t xml:space="preserve">During circulation, check specifically: (1) Does the learner write the full substitution (e.g., (8)² + 7(8) − 120 = 64 + 56 − 120 = 0 ✓) or just state 'it works'? Full working is required. (2) For Problem 3, does the learner correctly form the equation w(w + 3) = 28 → w² + 3w − 28 = 0 before factorising? Learners who jump directly to trial values without forming the equation need re-direction to Lesson 3 skills. (3) For Problem 4, do learners recognise that </w:t>
             </w:r>
-            <w:del w:id="9134" w:author="Claude (AI) - proposed" w:date="2026-10-15T20:14:44Z">
+            <w:del w:id="9134" w:author="Claude (AI) - proposed" w:date="2026-10-18T00:28:27Z">
               <w:r>
                 <w:rPr>
                   <w:rFonts w:ascii="Arial" w:cs="Arial" w:eastAsia="Arial" w:hAnsi="Arial"/>
@@ -24040,7 +24040,7 @@
                 <w:delText xml:space="preserve">h</w:delText>
               </w:r>
             </w:del>
-            <w:ins w:id="9135" w:author="Claude (AI) - proposed" w:date="2026-10-15T20:14:44Z">
+            <w:ins w:id="9135" w:author="Claude (AI) - proposed" w:date="2026-10-18T00:28:27Z">
               <w:r>
                 <w:rPr>
                   <w:rFonts w:ascii="Arial" w:cs="Arial" w:eastAsia="Arial" w:hAnsi="Arial"/>
@@ -24068,7 +24068,7 @@
               </w:rPr>
               <w:t xml:space="preserve"> = 1 and </w:t>
             </w:r>
-            <w:del w:id="9136" w:author="Claude (AI) - proposed" w:date="2026-10-15T20:14:44Z">
+            <w:del w:id="9136" w:author="Claude (AI) - proposed" w:date="2026-10-18T00:28:27Z">
               <w:r>
                 <w:rPr>
                   <w:rFonts w:ascii="Arial" w:cs="Arial" w:eastAsia="Arial" w:hAnsi="Arial"/>
@@ -24083,7 +24083,7 @@
                 <w:delText xml:space="preserve">h</w:delText>
               </w:r>
             </w:del>
-            <w:ins w:id="9137" w:author="Claude (AI) - proposed" w:date="2026-10-15T20:14:44Z">
+            <w:ins w:id="9137" w:author="Claude (AI) - proposed" w:date="2026-10-18T00:28:27Z">
               <w:r>
                 <w:rPr>
                   <w:rFonts w:ascii="Arial" w:cs="Arial" w:eastAsia="Arial" w:hAnsi="Arial"/>
@@ -24111,7 +24111,7 @@
               </w:rPr>
               <w:t xml:space="preserve"> = 4 are both </w:t>
             </w:r>
-            <w:del w:id="9138" w:author="Claude (AI) - proposed" w:date="2026-10-15T20:14:44Z">
+            <w:del w:id="9138" w:author="Claude (AI) - proposed" w:date="2026-10-18T00:28:27Z">
               <w:r>
                 <w:rPr>
                   <w:rFonts w:ascii="Arial" w:cs="Arial" w:eastAsia="Arial" w:hAnsi="Arial"/>
@@ -24126,7 +24126,7 @@
                 <w:delText xml:space="preserve">non-negative</w:delText>
               </w:r>
             </w:del>
-            <w:ins w:id="9139" w:author="Claude (AI) - proposed" w:date="2026-10-15T20:14:44Z">
+            <w:ins w:id="9139" w:author="Claude (AI) - proposed" w:date="2026-10-18T00:28:27Z">
               <w:r>
                 <w:rPr>
                   <w:rFonts w:ascii="Arial" w:cs="Arial" w:eastAsia="Arial" w:hAnsi="Arial"/>
@@ -24154,7 +24154,7 @@
               </w:rPr>
               <w:t xml:space="preserve"> and therefore both </w:t>
             </w:r>
-            <w:del w:id="9140" w:author="Claude (AI) - proposed" w:date="2026-10-15T20:14:44Z">
+            <w:del w:id="9140" w:author="Claude (AI) - proposed" w:date="2026-10-18T00:28:27Z">
               <w:r>
                 <w:rPr>
                   <w:rFonts w:ascii="Arial" w:cs="Arial" w:eastAsia="Arial" w:hAnsi="Arial"/>
@@ -24169,7 +24169,7 @@
                 <w:delText xml:space="preserve">contextually possible (representing two heights at which</w:delText>
               </w:r>
             </w:del>
-            <w:ins w:id="9141" w:author="Claude (AI) - proposed" w:date="2026-10-15T20:14:44Z">
+            <w:ins w:id="9141" w:author="Claude (AI) - proposed" w:date="2026-10-18T00:28:27Z">
               <w:r>
                 <w:rPr>
                   <w:rFonts w:ascii="Arial" w:cs="Arial" w:eastAsia="Arial" w:hAnsi="Arial"/>
@@ -24197,7 +24197,7 @@
               </w:rPr>
               <w:t xml:space="preserve"> the shot-put is </w:t>
             </w:r>
-            <w:del w:id="9142" w:author="Claude (AI) - proposed" w:date="2026-10-15T20:14:44Z">
+            <w:del w:id="9142" w:author="Claude (AI) - proposed" w:date="2026-10-18T00:28:27Z">
               <w:r>
                 <w:rPr>
                   <w:rFonts w:ascii="Arial" w:cs="Arial" w:eastAsia="Arial" w:hAnsi="Arial"/>
@@ -24212,7 +24212,7 @@
                 <w:delText xml:space="preserve">at the same elevation</w:delText>
               </w:r>
             </w:del>
-            <w:ins w:id="9143" w:author="Claude (AI) - proposed" w:date="2026-10-15T20:14:44Z">
+            <w:ins w:id="9143" w:author="Claude (AI) - proposed" w:date="2026-10-18T00:28:27Z">
               <w:r>
                 <w:rPr>
                   <w:rFonts w:ascii="Arial" w:cs="Arial" w:eastAsia="Arial" w:hAnsi="Arial"/>
@@ -24240,7 +24240,7 @@
               </w:rPr>
               <w:t xml:space="preserve">)? This is the lesson's richest contextual discussion point. </w:t>
             </w:r>
-            <w:ins w:id="9144" w:author="Claude (AI) - proposed" w:date="2026-10-15T20:14:44Z">
+            <w:ins w:id="9144" w:author="Claude (AI) - proposed" w:date="2026-10-18T00:28:27Z">
               <w:r>
                 <w:rPr>
                   <w:rFonts w:ascii="Arial" w:cs="Arial" w:eastAsia="Arial" w:hAnsi="Arial"/>
@@ -24324,7 +24324,7 @@
             <w:pPr>
               <w:spacing w:after="20" w:before="0"/>
             </w:pPr>
-            <w:hyperlink w:history="1" r:id="rId6ftzxxbqjoexaf5s6rboh">
+            <w:hyperlink w:history="1" r:id="rId_6qx9thcrid87vdoc8bzn">
               <w:r>
                 <w:rPr>
                   <w:rFonts w:ascii="Arial" w:cs="Arial" w:eastAsia="Arial" w:hAnsi="Arial"/>
@@ -24357,7 +24357,7 @@
               <w:spacing w:after="10" w:before="0"/>
               <w:ind w:left="120"/>
             </w:pPr>
-            <w:hyperlink w:history="1" r:id="rIdsfan6vqwh32l8uyaopsmt">
+            <w:hyperlink w:history="1" r:id="rIdraa7yruhx5-9ipk9iaw5l">
               <w:r>
                 <w:rPr>
                   <w:rFonts w:ascii="Arial" w:cs="Arial" w:eastAsia="Arial" w:hAnsi="Arial"/>
@@ -24402,7 +24402,7 @@
             <w:pPr>
               <w:spacing w:after="20" w:before="0"/>
             </w:pPr>
-            <w:hyperlink w:history="1" r:id="rIdtavgzl4yk-bez0xun15s3">
+            <w:hyperlink w:history="1" r:id="rIdr0dqffq037vegeazxp-pg">
               <w:r>
                 <w:rPr>
                   <w:rFonts w:ascii="Arial" w:cs="Arial" w:eastAsia="Arial" w:hAnsi="Arial"/>
@@ -24451,7 +24451,7 @@
               <w:spacing w:after="10" w:before="0"/>
               <w:ind w:left="120"/>
             </w:pPr>
-            <w:hyperlink w:history="1" r:id="rId_giswe1gykh9-soelmrzs">
+            <w:hyperlink w:history="1" r:id="rIdnzmvphq0ldraqxx-fwuj1">
               <w:r>
                 <w:rPr>
                   <w:rFonts w:ascii="Arial" w:cs="Arial" w:eastAsia="Arial" w:hAnsi="Arial"/>
@@ -24496,7 +24496,7 @@
               </w:rPr>
               <w:t xml:space="preserve">The class reconvenes for a whole-class sensemaking discussion. A selected pair presents their solution and contextual verdict for Problem 3 (Kisumu market trader) on the board. A second pair presents Problem 4 (Iten athletics). </w:t>
             </w:r>
-            <w:del w:id="9145" w:author="Claude (AI) - proposed" w:date="2026-10-15T20:14:44Z">
+            <w:del w:id="9145" w:author="Claude (AI) - proposed" w:date="2026-10-18T00:28:27Z">
               <w:r>
                 <w:rPr>
                   <w:rFonts w:ascii="Arial" w:cs="Arial" w:eastAsia="Arial" w:hAnsi="Arial"/>
@@ -24511,7 +24511,7 @@
                 <w:delText xml:space="preserve">The</w:delText>
               </w:r>
             </w:del>
-            <w:ins w:id="9146" w:author="Claude (AI) - proposed" w:date="2026-10-15T20:14:44Z">
+            <w:ins w:id="9146" w:author="Claude (AI) - proposed" w:date="2026-10-18T00:28:27Z">
               <w:r>
                 <w:rPr>
                   <w:rFonts w:ascii="Arial" w:cs="Arial" w:eastAsia="Arial" w:hAnsi="Arial"/>
@@ -24605,7 +24605,7 @@
               </w:rPr>
               <w:t xml:space="preserve">Collaborative Sense-Making with Anchor Return: presenting peer solutions (rather than teacher solutions) keeps learners as the authority on the mathematics, while the teacher's role is to draw out the generalisation. Explicitly returning to the Lesson 1 sticky-note question closes a narrative loop in the storyline — learners experience the satisfaction of answering a question they raised themselves </w:t>
             </w:r>
-            <w:del w:id="9147" w:author="Claude (AI) - proposed" w:date="2026-10-15T20:14:44Z">
+            <w:del w:id="9147" w:author="Claude (AI) - proposed" w:date="2026-10-18T00:28:27Z">
               <w:r>
                 <w:rPr>
                   <w:rFonts w:ascii="Arial" w:cs="Arial" w:eastAsia="Arial" w:hAnsi="Arial"/>
@@ -24620,7 +24620,7 @@
                 <w:delText xml:space="preserve">seven</w:delText>
               </w:r>
             </w:del>
-            <w:ins w:id="9148" w:author="Claude (AI) - proposed" w:date="2026-10-15T20:14:44Z">
+            <w:ins w:id="9148" w:author="Claude (AI) - proposed" w:date="2026-10-18T00:28:27Z">
               <w:r>
                 <w:rPr>
                   <w:rFonts w:ascii="Arial" w:cs="Arial" w:eastAsia="Arial" w:hAnsi="Arial"/>
@@ -24737,7 +24737,7 @@
             <w:pPr>
               <w:spacing w:after="20" w:before="0"/>
             </w:pPr>
-            <w:hyperlink w:history="1" r:id="rIdk164a2az-vh9k6r2hqa6u">
+            <w:hyperlink w:history="1" r:id="rId_wvdf_ujacpvu0boatpdm">
               <w:r>
                 <w:rPr>
                   <w:rFonts w:ascii="Arial" w:cs="Arial" w:eastAsia="Arial" w:hAnsi="Arial"/>
@@ -24770,7 +24770,7 @@
               <w:spacing w:after="10" w:before="0"/>
               <w:ind w:left="120"/>
             </w:pPr>
-            <w:hyperlink w:history="1" r:id="rIdslbn-wzps_qeqbxsjtkqq">
+            <w:hyperlink w:history="1" r:id="rIdtw1y3pieetr8nntunovfk">
               <w:r>
                 <w:rPr>
                   <w:rFonts w:ascii="Arial" w:cs="Arial" w:eastAsia="Arial" w:hAnsi="Arial"/>
@@ -24815,7 +24815,7 @@
             <w:pPr>
               <w:spacing w:after="20" w:before="0"/>
             </w:pPr>
-            <w:hyperlink w:history="1" r:id="rIdmng9jcpgsxo0pfx-qw3dp">
+            <w:hyperlink w:history="1" r:id="rIde6gxn67qekem3wa3ys30j">
               <w:r>
                 <w:rPr>
                   <w:rFonts w:ascii="Arial" w:cs="Arial" w:eastAsia="Arial" w:hAnsi="Arial"/>
@@ -24864,7 +24864,7 @@
               <w:spacing w:after="10" w:before="0"/>
               <w:ind w:left="120"/>
             </w:pPr>
-            <w:hyperlink w:history="1" r:id="rIdaqsz1k6ci7sckhomvo-4p">
+            <w:hyperlink w:history="1" r:id="rIdluje3rnpyioudxfuqgmrl">
               <w:r>
                 <w:rPr>
                   <w:rFonts w:ascii="Arial" w:cs="Arial" w:eastAsia="Arial" w:hAnsi="Arial"/>
@@ -24942,7 +24942,7 @@
               </w:rPr>
               <w:t xml:space="preserve">Direct learners' attention to the DQB. Say: 'Look at the questions we posted in earlier lessons. Which ones can we now answer fully — not just partially?' Allow </w:t>
             </w:r>
-            <w:del w:id="9149" w:author="Claude (AI) - proposed" w:date="2026-10-15T20:14:44Z">
+            <w:del w:id="9149" w:author="Claude (AI) - proposed" w:date="2026-10-18T00:28:27Z">
               <w:r>
                 <w:rPr>
                   <w:rFonts w:ascii="Arial" w:cs="Arial" w:eastAsia="Arial" w:hAnsi="Arial"/>
@@ -24957,7 +24957,7 @@
                 <w:delText xml:space="preserve">2 minutes</w:delText>
               </w:r>
             </w:del>
-            <w:ins w:id="9150" w:author="Claude (AI) - proposed" w:date="2026-10-15T20:14:44Z">
+            <w:ins w:id="9150" w:author="Claude (AI) - proposed" w:date="2026-10-18T00:28:27Z">
               <w:r>
                 <w:rPr>
                   <w:rFonts w:ascii="Arial" w:cs="Arial" w:eastAsia="Arial" w:hAnsi="Arial"/>
@@ -24985,7 +24985,7 @@
               </w:rPr>
               <w:t xml:space="preserve"> for learners to re-read all posted questions silently. Then invite volunteers to come to the board and physically move a sticky note to the ANSWERED column, reading the question aloud and giving a one-sentence answer. [WAIT TIME: allow up to 4 learners to do this.] Then ask: 'Are there any NEW questions today's lesson has raised for you?' Allow </w:t>
             </w:r>
-            <w:del w:id="9151" w:author="Claude (AI) - proposed" w:date="2026-10-15T20:14:44Z">
+            <w:del w:id="9151" w:author="Claude (AI) - proposed" w:date="2026-10-18T00:28:27Z">
               <w:r>
                 <w:rPr>
                   <w:rFonts w:ascii="Arial" w:cs="Arial" w:eastAsia="Arial" w:hAnsi="Arial"/>
@@ -25000,7 +25000,7 @@
                 <w:delText xml:space="preserve">2 minutes</w:delText>
               </w:r>
             </w:del>
-            <w:ins w:id="9152" w:author="Claude (AI) - proposed" w:date="2026-10-15T20:14:44Z">
+            <w:ins w:id="9152" w:author="Claude (AI) - proposed" w:date="2026-10-18T00:28:27Z">
               <w:r>
                 <w:rPr>
                   <w:rFonts w:ascii="Arial" w:cs="Arial" w:eastAsia="Arial" w:hAnsi="Arial"/>
@@ -25150,7 +25150,7 @@
             <w:pPr>
               <w:spacing w:after="20" w:before="0"/>
             </w:pPr>
-            <w:hyperlink w:history="1" r:id="rIdkvbq-1qmzptgajkwl6eqe">
+            <w:hyperlink w:history="1" r:id="rIdbveokx04rqk7rgxagpgys">
               <w:r>
                 <w:rPr>
                   <w:rFonts w:ascii="Arial" w:cs="Arial" w:eastAsia="Arial" w:hAnsi="Arial"/>
@@ -25183,7 +25183,7 @@
               <w:spacing w:after="10" w:before="0"/>
               <w:ind w:left="120"/>
             </w:pPr>
-            <w:hyperlink w:history="1" r:id="rId157e2uvgse9nryfdugdke">
+            <w:hyperlink w:history="1" r:id="rId6kknwrjfar9zkgth-v5vk">
               <w:r>
                 <w:rPr>
                   <w:rFonts w:ascii="Arial" w:cs="Arial" w:eastAsia="Arial" w:hAnsi="Arial"/>
@@ -25228,7 +25228,7 @@
             <w:pPr>
               <w:spacing w:after="20" w:before="0"/>
             </w:pPr>
-            <w:hyperlink w:history="1" r:id="rIdjpmeeiixx6nroxoqbg4ta">
+            <w:hyperlink w:history="1" r:id="rIdoqtk8wv04kjmyldkzslup">
               <w:r>
                 <w:rPr>
                   <w:rFonts w:ascii="Arial" w:cs="Arial" w:eastAsia="Arial" w:hAnsi="Arial"/>
@@ -25261,7 +25261,7 @@
               <w:spacing w:after="10" w:before="0"/>
               <w:ind w:left="120"/>
             </w:pPr>
-            <w:hyperlink w:history="1" r:id="rIdtojzfua-mf_ybt1cpls8w">
+            <w:hyperlink w:history="1" r:id="rIdeuu1ziszxcyglptcjsesh">
               <w:r>
                 <w:rPr>
                   <w:rFonts w:ascii="Arial" w:cs="Arial" w:eastAsia="Arial" w:hAnsi="Arial"/>
@@ -25339,7 +25339,7 @@
               </w:rPr>
               <w:t xml:space="preserve">Say: 'Your Solution Pathway Model shows every step from phenomenon to answer. Today we completed the model. Add Steps 5 and 6 now — use the exact language from our three-question Validity Decision Rule.' Display the step labels on the board: 'Step 5: Verify — substitute each root; confirm both sides equal zero. Step 6: Decide — apply the three context questions; accept or reject each root with a written reason.' Allow 4 minutes for learners to update their models. Circulate and check that Step 5 includes actual substitution arithmetic (not just a label) and that Step 6 includes a written sentence, not just a tick or cross. Say to the class: 'When you show your model to someone who was not in this classroom, they should be able to follow every step and understand why Achieng's answer is r = 8 rows, giving 8 × 15 = 120 seats. Make your model that clear.' Close the lesson: 'Next lesson, Lesson 7, we will </w:t>
             </w:r>
-            <w:del w:id="9153" w:author="Claude (AI) - proposed" w:date="2026-10-15T20:14:44Z">
+            <w:del w:id="9153" w:author="Claude (AI) - proposed" w:date="2026-10-18T00:28:27Z">
               <w:r>
                 <w:rPr>
                   <w:rFonts w:ascii="Arial" w:cs="Arial" w:eastAsia="Arial" w:hAnsi="Arial"/>
@@ -25354,7 +25354,7 @@
                 <w:delText xml:space="preserve">explore what happens when factorisation is difficult or impossible — but</w:delText>
               </w:r>
             </w:del>
-            <w:ins w:id="9154" w:author="Claude (AI) - proposed" w:date="2026-10-15T20:14:44Z">
+            <w:ins w:id="9154" w:author="Claude (AI) - proposed" w:date="2026-10-18T00:28:27Z">
               <w:r>
                 <w:rPr>
                   <w:rFonts w:ascii="Arial" w:cs="Arial" w:eastAsia="Arial" w:hAnsi="Arial"/>
@@ -25583,7 +25583,7 @@
               </w:rPr>
               <w:t xml:space="preserve">3. Did learners find Problem 4 (Iten athletics, both roots valid) genuinely surprising? If most defaulted to rejecting one root without reasoning, does the class need another 'both roots valid' example before </w:t>
             </w:r>
-            <w:del w:id="9155" w:author="Claude (AI) - proposed" w:date="2026-10-15T20:14:44Z">
+            <w:del w:id="9155" w:author="Claude (AI) - proposed" w:date="2026-10-18T00:28:27Z">
               <w:r>
                 <w:rPr>
                   <w:rFonts w:ascii="Arial" w:cs="Arial" w:eastAsia="Arial" w:hAnsi="Arial"/>
@@ -25598,7 +25598,7 @@
                 <w:delText xml:space="preserve">progressing to the quadratic formula in later lessons</w:delText>
               </w:r>
             </w:del>
-            <w:ins w:id="9156" w:author="Claude (AI) - proposed" w:date="2026-10-15T20:14:44Z">
+            <w:ins w:id="9156" w:author="Claude (AI) - proposed" w:date="2026-10-18T00:28:27Z">
               <w:r>
                 <w:rPr>
                   <w:rFonts w:ascii="Arial" w:cs="Arial" w:eastAsia="Arial" w:hAnsi="Arial"/>
@@ -25796,7 +25796,7 @@
               </w:rPr>
               <w:t xml:space="preserve">Learners observed that substituting r = 8 into r² + 7r − 120 = 0 gives 64 + 56 − 120 = 0 ✓, and substituting r = −15 gives 225 − 105 − 120 = 0 ✓ — both roots satisfy the equation algebraically. They also observed that in the Kisumu market-trader problem, one root was negative (contextually impossible as a physical width), while in the Iten athletics problem both roots </w:t>
             </w:r>
-            <w:del w:id="9157" w:author="Claude (AI) - proposed" w:date="2026-10-15T20:14:44Z">
+            <w:del w:id="9157" w:author="Claude (AI) - proposed" w:date="2026-10-18T00:28:27Z">
               <w:r>
                 <w:rPr>
                   <w:rFonts w:ascii="Arial" w:cs="Arial" w:eastAsia="Arial" w:hAnsi="Arial"/>
@@ -25811,7 +25811,7 @@
                 <w:delText xml:space="preserve">were non-negative and both could be physically meaningful</w:delText>
               </w:r>
             </w:del>
-            <w:ins w:id="9158" w:author="Claude (AI) - proposed" w:date="2026-10-15T20:14:44Z">
+            <w:ins w:id="9158" w:author="Claude (AI) - proposed" w:date="2026-10-18T00:28:27Z">
               <w:r>
                 <w:rPr>
                   <w:rFonts w:ascii="Arial" w:cs="Arial" w:eastAsia="Arial" w:hAnsi="Arial"/>
@@ -25995,7 +25995,7 @@
         </w:rPr>
         <w:t xml:space="preserve">© 2026 SeaVuria and ARES. Aligned with KICD objectives. Developed by SeaVuria; technical implementation by ARES (with AI assistance from Claude). Licensed under </w:t>
       </w:r>
-      <w:hyperlink w:history="1" r:id="rIdppny4oodd3a1hqan5g1lc">
+      <w:hyperlink w:history="1" r:id="rIdmuhbx0k7wlkzznhmratmb">
         <w:r>
           <w:rPr>
             <w:rFonts w:ascii="Arial" w:cs="Arial" w:eastAsia="Arial" w:hAnsi="Arial"/>
@@ -26016,7 +26016,7 @@
         </w:rPr>
         <w:t xml:space="preserve"> (</w:t>
       </w:r>
-      <w:hyperlink w:history="1" r:id="rIdzllstufvzwir_0lgakewr">
+      <w:hyperlink w:history="1" r:id="rIdtj0rndujkx46kb6egnjmd">
         <w:r>
           <w:rPr>
             <w:rFonts w:ascii="Arial" w:cs="Arial" w:eastAsia="Arial" w:hAnsi="Arial"/>
@@ -27056,7 +27056,7 @@
             <w:pPr>
               <w:spacing w:after="20" w:before="0"/>
             </w:pPr>
-            <w:hyperlink w:history="1" r:id="rId81waboutdjc-9u5iqxdao">
+            <w:hyperlink w:history="1" r:id="rIdvmwtblcwj0mqaxj8s79c2">
               <w:r>
                 <w:rPr>
                   <w:rFonts w:ascii="Arial" w:cs="Arial" w:eastAsia="Arial" w:hAnsi="Arial"/>
@@ -27089,7 +27089,7 @@
               <w:spacing w:after="10" w:before="0"/>
               <w:ind w:left="120"/>
             </w:pPr>
-            <w:hyperlink w:history="1" r:id="rIdjr2uqhvya7np73rm6m0dz">
+            <w:hyperlink w:history="1" r:id="rIdcubtyahjbhklmimwjr7ka">
               <w:r>
                 <w:rPr>
                   <w:rFonts w:ascii="Arial" w:cs="Arial" w:eastAsia="Arial" w:hAnsi="Arial"/>
@@ -27134,7 +27134,7 @@
             <w:pPr>
               <w:spacing w:after="20" w:before="0"/>
             </w:pPr>
-            <w:hyperlink w:history="1" r:id="rIdgkgdwhzvairwd1yjvrxmd">
+            <w:hyperlink w:history="1" r:id="rId9ahfsjvveopcysqzppiw9">
               <w:r>
                 <w:rPr>
                   <w:rFonts w:ascii="Arial" w:cs="Arial" w:eastAsia="Arial" w:hAnsi="Arial"/>
@@ -27167,7 +27167,7 @@
               <w:spacing w:after="10" w:before="0"/>
               <w:ind w:left="120"/>
             </w:pPr>
-            <w:hyperlink w:history="1" r:id="rIds1szglkvq2qntmgzzomjk">
+            <w:hyperlink w:history="1" r:id="rIdcq3xgvstwhzj5ryuw79da">
               <w:r>
                 <w:rPr>
                   <w:rFonts w:ascii="Arial" w:cs="Arial" w:eastAsia="Arial" w:hAnsi="Arial"/>
@@ -27367,7 +27367,7 @@
             <w:pPr>
               <w:spacing w:after="20" w:before="0"/>
             </w:pPr>
-            <w:hyperlink w:history="1" r:id="rIdssfv-tmh5mdezfbyrv0v0">
+            <w:hyperlink w:history="1" r:id="rIdoe-qau7j4vwwgzwakftc5">
               <w:r>
                 <w:rPr>
                   <w:rFonts w:ascii="Arial" w:cs="Arial" w:eastAsia="Arial" w:hAnsi="Arial"/>
@@ -27400,7 +27400,7 @@
               <w:spacing w:after="10" w:before="0"/>
               <w:ind w:left="120"/>
             </w:pPr>
-            <w:hyperlink w:history="1" r:id="rIdxzlqgyimcncmgje3ffxq2">
+            <w:hyperlink w:history="1" r:id="rIdfk-zlrmhrxlar58ogpdfd">
               <w:r>
                 <w:rPr>
                   <w:rFonts w:ascii="Arial" w:cs="Arial" w:eastAsia="Arial" w:hAnsi="Arial"/>
@@ -27445,7 +27445,7 @@
             <w:pPr>
               <w:spacing w:after="20" w:before="0"/>
             </w:pPr>
-            <w:hyperlink w:history="1" r:id="rIdrezqdppswgfnyurjdx_eo">
+            <w:hyperlink w:history="1" r:id="rIdbdeymbh8bu6igdpef2xo2">
               <w:r>
                 <w:rPr>
                   <w:rFonts w:ascii="Arial" w:cs="Arial" w:eastAsia="Arial" w:hAnsi="Arial"/>
@@ -27478,7 +27478,7 @@
               <w:spacing w:after="10" w:before="0"/>
               <w:ind w:left="120"/>
             </w:pPr>
-            <w:hyperlink w:history="1" r:id="rIdfrmlehgd4gbottomgevlt">
+            <w:hyperlink w:history="1" r:id="rIdf6uzanl5xqlxwuqtr8rwl">
               <w:r>
                 <w:rPr>
                   <w:rFonts w:ascii="Arial" w:cs="Arial" w:eastAsia="Arial" w:hAnsi="Arial"/>
@@ -27523,7 +27523,7 @@
               </w:rPr>
               <w:t xml:space="preserve">Learners work in four home groups (assigned before the lesson), each researching one domain. Group A: Architecture (e.g., </w:t>
             </w:r>
-            <w:del w:id="9159" w:author="Claude (AI) - proposed" w:date="2026-10-15T20:14:44Z">
+            <w:del w:id="9159" w:author="Claude (AI) - proposed" w:date="2026-10-18T00:28:27Z">
               <w:r>
                 <w:rPr>
                   <w:rFonts w:ascii="Arial" w:cs="Arial" w:eastAsia="Arial" w:hAnsi="Arial"/>
@@ -27551,7 +27551,7 @@
               </w:rPr>
               <w:t xml:space="preserve">rectangular floor plans</w:t>
             </w:r>
-            <w:ins w:id="9160" w:author="Claude (AI) - proposed" w:date="2026-10-15T20:14:44Z">
+            <w:ins w:id="9160" w:author="Claude (AI) - proposed" w:date="2026-10-18T00:28:27Z">
               <w:r>
                 <w:rPr>
                   <w:rFonts w:ascii="Arial" w:cs="Arial" w:eastAsia="Arial" w:hAnsi="Arial"/>
@@ -27579,7 +27579,7 @@
               </w:rPr>
               <w:t xml:space="preserve">). Group B: Agriculture (e.g., optimal rectangular plot dimensions for a maize shamba in the Rift Valley, irrigation channel cross-sections). Group C: Sports (e.g., </w:t>
             </w:r>
-            <w:del w:id="9161" w:author="Claude (AI) - proposed" w:date="2026-10-15T20:14:44Z">
+            <w:del w:id="9161" w:author="Claude (AI) - proposed" w:date="2026-10-18T00:28:27Z">
               <w:r>
                 <w:rPr>
                   <w:rFonts w:ascii="Arial" w:cs="Arial" w:eastAsia="Arial" w:hAnsi="Arial"/>
@@ -27594,7 +27594,7 @@
                 <w:delText xml:space="preserve">trajectory of a football kicked by Harambee Stars players</w:delText>
               </w:r>
             </w:del>
-            <w:ins w:id="9162" w:author="Claude (AI) - proposed" w:date="2026-10-15T20:14:44Z">
+            <w:ins w:id="9162" w:author="Claude (AI) - proposed" w:date="2026-10-18T00:28:27Z">
               <w:r>
                 <w:rPr>
                   <w:rFonts w:ascii="Arial" w:cs="Arial" w:eastAsia="Arial" w:hAnsi="Arial"/>
@@ -27622,7 +27622,7 @@
               </w:rPr>
               <w:t xml:space="preserve"> at Kasarani Stadium</w:t>
             </w:r>
-            <w:del w:id="9163" w:author="Claude (AI) - proposed" w:date="2026-10-15T20:14:44Z">
+            <w:del w:id="9163" w:author="Claude (AI) - proposed" w:date="2026-10-18T00:28:27Z">
               <w:r>
                 <w:rPr>
                   <w:rFonts w:ascii="Arial" w:cs="Arial" w:eastAsia="Arial" w:hAnsi="Arial"/>
@@ -27637,7 +27637,7 @@
                 <w:delText xml:space="preserve"> — projectile motion producing h = −5t² + 20t + 1</w:delText>
               </w:r>
             </w:del>
-            <w:ins w:id="9164" w:author="Claude (AI) - proposed" w:date="2026-10-15T20:14:44Z">
+            <w:ins w:id="9164" w:author="Claude (AI) - proposed" w:date="2026-10-18T00:28:27Z">
               <w:r>
                 <w:rPr>
                   <w:rFonts w:ascii="Arial" w:cs="Arial" w:eastAsia="Arial" w:hAnsi="Arial"/>
@@ -27665,7 +27665,7 @@
               </w:rPr>
               <w:t xml:space="preserve">). Group D: Business (e.g., a Mombasa market trader's profit function P = −2x² + 80x − </w:t>
             </w:r>
-            <w:del w:id="9165" w:author="Claude (AI) - proposed" w:date="2026-10-15T20:14:44Z">
+            <w:del w:id="9165" w:author="Claude (AI) - proposed" w:date="2026-10-18T00:28:27Z">
               <w:r>
                 <w:rPr>
                   <w:rFonts w:ascii="Arial" w:cs="Arial" w:eastAsia="Arial" w:hAnsi="Arial"/>
@@ -27680,7 +27680,7 @@
                 <w:delText xml:space="preserve">300</w:delText>
               </w:r>
             </w:del>
-            <w:ins w:id="9166" w:author="Claude (AI) - proposed" w:date="2026-10-15T20:14:44Z">
+            <w:ins w:id="9166" w:author="Claude (AI) - proposed" w:date="2026-10-18T00:28:27Z">
               <w:r>
                 <w:rPr>
                   <w:rFonts w:ascii="Arial" w:cs="Arial" w:eastAsia="Arial" w:hAnsi="Arial"/>
@@ -27708,7 +27708,7 @@
               </w:rPr>
               <w:t xml:space="preserve"> where x is the number of units sold). Each group uses digital devices (Kenya Education Cloud / approved sites) OR a pre-printed research card (provided by teacher) to: (i) find or read one concrete example of their domain; (ii) identify the quadratic equation in that example; (iii) write down what the two solutions mean in context; (iv) create a poster or digital slide with: the real-life situation described in one sentence, the quadratic equation written clearly, the solutions found (by factorisation</w:t>
             </w:r>
-            <w:del w:id="9167" w:author="Claude (AI) - proposed" w:date="2026-10-15T20:14:44Z">
+            <w:del w:id="9167" w:author="Claude (AI) - proposed" w:date="2026-10-18T00:28:27Z">
               <w:r>
                 <w:rPr>
                   <w:rFonts w:ascii="Arial" w:cs="Arial" w:eastAsia="Arial" w:hAnsi="Arial"/>
@@ -27736,7 +27736,7 @@
               </w:rPr>
               <w:t xml:space="preserve">), and a statement about which solution is valid and why. Groups have </w:t>
             </w:r>
-            <w:del w:id="9168" w:author="Claude (AI) - proposed" w:date="2026-10-15T20:14:44Z">
+            <w:del w:id="9168" w:author="Claude (AI) - proposed" w:date="2026-10-18T00:28:27Z">
               <w:r>
                 <w:rPr>
                   <w:rFonts w:ascii="Arial" w:cs="Arial" w:eastAsia="Arial" w:hAnsi="Arial"/>
@@ -27751,7 +27751,7 @@
                 <w:delText xml:space="preserve">20</w:delText>
               </w:r>
             </w:del>
-            <w:ins w:id="9169" w:author="Claude (AI) - proposed" w:date="2026-10-15T20:14:44Z">
+            <w:ins w:id="9169" w:author="Claude (AI) - proposed" w:date="2026-10-18T00:28:27Z">
               <w:r>
                 <w:rPr>
                   <w:rFonts w:ascii="Arial" w:cs="Arial" w:eastAsia="Arial" w:hAnsi="Arial"/>
@@ -27812,7 +27812,7 @@
               </w:rPr>
               <w:t xml:space="preserve">Distribute research cards and confirm device access (2 min). Say: 'Each group has a different real-world domain. Your job is to find a genuine example, write the quadratic equation it produces, solve it, and decide which answer makes sense in real life — just like Achieng had to choose between her two answers for the chairs. You have </w:t>
             </w:r>
-            <w:del w:id="9170" w:author="Claude (AI) - proposed" w:date="2026-10-15T20:14:44Z">
+            <w:del w:id="9170" w:author="Claude (AI) - proposed" w:date="2026-10-18T00:28:27Z">
               <w:r>
                 <w:rPr>
                   <w:rFonts w:ascii="Arial" w:cs="Arial" w:eastAsia="Arial" w:hAnsi="Arial"/>
@@ -27827,7 +27827,7 @@
                 <w:delText xml:space="preserve">20</w:delText>
               </w:r>
             </w:del>
-            <w:ins w:id="9171" w:author="Claude (AI) - proposed" w:date="2026-10-15T20:14:44Z">
+            <w:ins w:id="9171" w:author="Claude (AI) - proposed" w:date="2026-10-18T00:28:27Z">
               <w:r>
                 <w:rPr>
                   <w:rFonts w:ascii="Arial" w:cs="Arial" w:eastAsia="Arial" w:hAnsi="Arial"/>
@@ -27855,7 +27855,7 @@
               </w:rPr>
               <w:t xml:space="preserve"> minutes to research, then 8 minutes to prepare your poster. Online safety rule: only approved sites or the Kenya Education Cloud. If you see anything inappropriate, tell me immediately.' [Circulate every 4–5 minutes. At each group, ask ONE probing question — see below — then move on.] Probing questions by group: Group A (Architecture): 'If the width of the arch is w metres and the length exceeds the width by 5 m, and the area is 84 m², what equation does that give you?' Group B (Agriculture): 'Farmer Wambua has a rectangular shamba. The length is 3 m more than the width and the area is 180 m². Write the equation for the width.' Group C (Sports): 'At what time does the ball hit the ground? What do you do with the negative time answer?' Group D (Business): 'At what </w:t>
             </w:r>
-            <w:del w:id="9172" w:author="Claude (AI) - proposed" w:date="2026-10-15T20:14:44Z">
+            <w:del w:id="9172" w:author="Claude (AI) - proposed" w:date="2026-10-18T00:28:27Z">
               <w:r>
                 <w:rPr>
                   <w:rFonts w:ascii="Arial" w:cs="Arial" w:eastAsia="Arial" w:hAnsi="Arial"/>
@@ -27870,7 +27870,7 @@
                 <w:delText xml:space="preserve">number</w:delText>
               </w:r>
             </w:del>
-            <w:ins w:id="9173" w:author="Claude (AI) - proposed" w:date="2026-10-15T20:14:44Z">
+            <w:ins w:id="9173" w:author="Claude (AI) - proposed" w:date="2026-10-18T00:28:27Z">
               <w:r>
                 <w:rPr>
                   <w:rFonts w:ascii="Arial" w:cs="Arial" w:eastAsia="Arial" w:hAnsi="Arial"/>
@@ -27898,7 +27898,7 @@
               </w:rPr>
               <w:t xml:space="preserve"> of units sold is the profit zero? </w:t>
             </w:r>
-            <w:del w:id="9174" w:author="Claude (AI) - proposed" w:date="2026-10-15T20:14:44Z">
+            <w:del w:id="9174" w:author="Claude (AI) - proposed" w:date="2026-10-18T00:28:27Z">
               <w:r>
                 <w:rPr>
                   <w:rFonts w:ascii="Arial" w:cs="Arial" w:eastAsia="Arial" w:hAnsi="Arial"/>
@@ -27913,7 +27913,7 @@
                 <w:delText xml:space="preserve">Which of</w:delText>
               </w:r>
             </w:del>
-            <w:ins w:id="9175" w:author="Claude (AI) - proposed" w:date="2026-10-15T20:14:44Z">
+            <w:ins w:id="9175" w:author="Claude (AI) - proposed" w:date="2026-10-18T00:28:27Z">
               <w:r>
                 <w:rPr>
                   <w:rFonts w:ascii="Arial" w:cs="Arial" w:eastAsia="Arial" w:hAnsi="Arial"/>
@@ -27941,7 +27941,7 @@
               </w:rPr>
               <w:t xml:space="preserve"> the two values </w:t>
             </w:r>
-            <w:del w:id="9176" w:author="Claude (AI) - proposed" w:date="2026-10-15T20:14:44Z">
+            <w:del w:id="9176" w:author="Claude (AI) - proposed" w:date="2026-10-18T00:28:27Z">
               <w:r>
                 <w:rPr>
                   <w:rFonts w:ascii="Arial" w:cs="Arial" w:eastAsia="Arial" w:hAnsi="Arial"/>
@@ -27956,7 +27956,7 @@
                 <w:delText xml:space="preserve">makes business sense?' At 25 minutes</w:delText>
               </w:r>
             </w:del>
-            <w:ins w:id="9177" w:author="Claude (AI) - proposed" w:date="2026-10-15T20:14:44Z">
+            <w:ins w:id="9177" w:author="Claude (AI) - proposed" w:date="2026-10-18T00:28:27Z">
               <w:r>
                 <w:rPr>
                   <w:rFonts w:ascii="Arial" w:cs="Arial" w:eastAsia="Arial" w:hAnsi="Arial"/>
@@ -28024,7 +28024,7 @@
               </w:rPr>
               <w:t xml:space="preserve">At </w:t>
             </w:r>
-            <w:del w:id="9178" w:author="Claude (AI) - proposed" w:date="2026-10-15T20:14:44Z">
+            <w:del w:id="9178" w:author="Claude (AI) - proposed" w:date="2026-10-18T00:28:27Z">
               <w:r>
                 <w:rPr>
                   <w:rFonts w:ascii="Arial" w:cs="Arial" w:eastAsia="Arial" w:hAnsi="Arial"/>
@@ -28039,7 +28039,7 @@
                 <w:delText xml:space="preserve">5 minutes remaining in poster prep</w:delText>
               </w:r>
             </w:del>
-            <w:ins w:id="9179" w:author="Claude (AI) - proposed" w:date="2026-10-15T20:14:44Z">
+            <w:ins w:id="9179" w:author="Claude (AI) - proposed" w:date="2026-10-18T00:28:27Z">
               <w:r>
                 <w:rPr>
                   <w:rFonts w:ascii="Arial" w:cs="Arial" w:eastAsia="Arial" w:hAnsi="Arial"/>
@@ -28189,7 +28189,7 @@
             <w:pPr>
               <w:spacing w:after="20" w:before="0"/>
             </w:pPr>
-            <w:hyperlink w:history="1" r:id="rIdfld5b1ttkbctekafmx6zb">
+            <w:hyperlink w:history="1" r:id="rIdwhknmri5qlplh5_cqqlhy">
               <w:r>
                 <w:rPr>
                   <w:rFonts w:ascii="Arial" w:cs="Arial" w:eastAsia="Arial" w:hAnsi="Arial"/>
@@ -28238,7 +28238,7 @@
               <w:spacing w:after="10" w:before="0"/>
               <w:ind w:left="120"/>
             </w:pPr>
-            <w:hyperlink w:history="1" r:id="rIdlbqk_dgedeg2_u9hnkg6e">
+            <w:hyperlink w:history="1" r:id="rId9uzgwvfymyuineu_tlpwj">
               <w:r>
                 <w:rPr>
                   <w:rFonts w:ascii="Arial" w:cs="Arial" w:eastAsia="Arial" w:hAnsi="Arial"/>
@@ -28283,7 +28283,7 @@
             <w:pPr>
               <w:spacing w:after="20" w:before="0"/>
             </w:pPr>
-            <w:hyperlink w:history="1" r:id="rIdfkaz8vy57koq4y-6igds5">
+            <w:hyperlink w:history="1" r:id="rIdbmwxeyez0wplknr1kjftb">
               <w:r>
                 <w:rPr>
                   <w:rFonts w:ascii="Arial" w:cs="Arial" w:eastAsia="Arial" w:hAnsi="Arial"/>
@@ -28332,7 +28332,7 @@
               <w:spacing w:after="10" w:before="0"/>
               <w:ind w:left="120"/>
             </w:pPr>
-            <w:hyperlink w:history="1" r:id="rIdsqpyye5f-vxkurap2fye3">
+            <w:hyperlink w:history="1" r:id="rIdstrhdtzv4meqj6fg0yuib">
               <w:r>
                 <w:rPr>
                   <w:rFonts w:ascii="Arial" w:cs="Arial" w:eastAsia="Arial" w:hAnsi="Arial"/>
@@ -28532,7 +28532,7 @@
             <w:pPr>
               <w:spacing w:after="20" w:before="0"/>
             </w:pPr>
-            <w:hyperlink w:history="1" r:id="rId-luw9lsxphasmfvytrg86">
+            <w:hyperlink w:history="1" r:id="rIdab28gbyz4hd3uccfoxxan">
               <w:r>
                 <w:rPr>
                   <w:rFonts w:ascii="Arial" w:cs="Arial" w:eastAsia="Arial" w:hAnsi="Arial"/>
@@ -28581,7 +28581,7 @@
               <w:spacing w:after="10" w:before="0"/>
               <w:ind w:left="120"/>
             </w:pPr>
-            <w:hyperlink w:history="1" r:id="rIdzu6mm4-xjolf4wcbrmni0">
+            <w:hyperlink w:history="1" r:id="rId2vjyvzdtnkhfrniwcrdhr">
               <w:r>
                 <w:rPr>
                   <w:rFonts w:ascii="Arial" w:cs="Arial" w:eastAsia="Arial" w:hAnsi="Arial"/>
@@ -28626,7 +28626,7 @@
             <w:pPr>
               <w:spacing w:after="20" w:before="0"/>
             </w:pPr>
-            <w:hyperlink w:history="1" r:id="rIdoc2mnm1mdvkhzsq3vjqgl">
+            <w:hyperlink w:history="1" r:id="rIdvyuxd5s792dfutupsccxi">
               <w:r>
                 <w:rPr>
                   <w:rFonts w:ascii="Arial" w:cs="Arial" w:eastAsia="Arial" w:hAnsi="Arial"/>
@@ -28659,7 +28659,7 @@
               <w:spacing w:after="10" w:before="0"/>
               <w:ind w:left="120"/>
             </w:pPr>
-            <w:hyperlink w:history="1" r:id="rIdnsngq3sx4nwuexc1lwzxz">
+            <w:hyperlink w:history="1" r:id="rIdjimpacgumu7uju6sa4vn1">
               <w:r>
                 <w:rPr>
                   <w:rFonts w:ascii="Arial" w:cs="Arial" w:eastAsia="Arial" w:hAnsi="Arial"/>
@@ -28859,7 +28859,7 @@
             <w:pPr>
               <w:spacing w:after="20" w:before="0"/>
             </w:pPr>
-            <w:hyperlink w:history="1" r:id="rId6fb8hy1tu_iopw8d5qflh">
+            <w:hyperlink w:history="1" r:id="rId3hihp8vpagu3kgmltyfbf">
               <w:r>
                 <w:rPr>
                   <w:rFonts w:ascii="Arial" w:cs="Arial" w:eastAsia="Arial" w:hAnsi="Arial"/>
@@ -28892,7 +28892,7 @@
               <w:spacing w:after="10" w:before="0"/>
               <w:ind w:left="120"/>
             </w:pPr>
-            <w:hyperlink w:history="1" r:id="rIdhstu87jwogmiu6pfhracc">
+            <w:hyperlink w:history="1" r:id="rIdjple4sylddngdky2lc9vd">
               <w:r>
                 <w:rPr>
                   <w:rFonts w:ascii="Arial" w:cs="Arial" w:eastAsia="Arial" w:hAnsi="Arial"/>
@@ -28937,7 +28937,7 @@
             <w:pPr>
               <w:spacing w:after="20" w:before="0"/>
             </w:pPr>
-            <w:hyperlink w:history="1" r:id="rId9sva49vsu7pqpp3nqclhr">
+            <w:hyperlink w:history="1" r:id="rIdzt04jrscrihghn2oym8bh">
               <w:r>
                 <w:rPr>
                   <w:rFonts w:ascii="Arial" w:cs="Arial" w:eastAsia="Arial" w:hAnsi="Arial"/>
@@ -28970,7 +28970,7 @@
               <w:spacing w:after="10" w:before="0"/>
               <w:ind w:left="120"/>
             </w:pPr>
-            <w:hyperlink w:history="1" r:id="rIdqvynzytqh-wl9kjeaor0f">
+            <w:hyperlink w:history="1" r:id="rIdq5-4lqpjdq0kb_jtmqom5">
               <w:r>
                 <w:rPr>
                   <w:rFonts w:ascii="Arial" w:cs="Arial" w:eastAsia="Arial" w:hAnsi="Arial"/>
@@ -29339,7 +29339,7 @@
               </w:rPr>
               <w:t xml:space="preserve">Learners researched and identified real-world examples of quadratic equations in architecture (e.g., rectangular floor plans and arch spans in Nairobi), agriculture (e.g., rectangular maize shamba dimensions in the Rift Valley), sports (e.g., </w:t>
             </w:r>
-            <w:del w:id="9180" w:author="Claude (AI) - proposed" w:date="2026-10-15T20:14:44Z">
+            <w:del w:id="9180" w:author="Claude (AI) - proposed" w:date="2026-10-18T00:28:27Z">
               <w:r>
                 <w:rPr>
                   <w:rFonts w:ascii="Arial" w:cs="Arial" w:eastAsia="Arial" w:hAnsi="Arial"/>
@@ -29354,7 +29354,7 @@
                 <w:delText xml:space="preserve">football trajectory</w:delText>
               </w:r>
             </w:del>
-            <w:ins w:id="9181" w:author="Claude (AI) - proposed" w:date="2026-10-15T20:14:44Z">
+            <w:ins w:id="9181" w:author="Claude (AI) - proposed" w:date="2026-10-18T00:28:27Z">
               <w:r>
                 <w:rPr>
                   <w:rFonts w:ascii="Arial" w:cs="Arial" w:eastAsia="Arial" w:hAnsi="Arial"/>
@@ -29538,7 +29538,7 @@
         </w:rPr>
         <w:t xml:space="preserve">© 2026 SeaVuria and ARES. Aligned with KICD objectives. Developed by SeaVuria; technical implementation by ARES (with AI assistance from Claude). Licensed under </w:t>
       </w:r>
-      <w:hyperlink w:history="1" r:id="rIducjsw4uxu7irr6wodded0">
+      <w:hyperlink w:history="1" r:id="rIdeleqyckupwe068yc31tvd">
         <w:r>
           <w:rPr>
             <w:rFonts w:ascii="Arial" w:cs="Arial" w:eastAsia="Arial" w:hAnsi="Arial"/>
@@ -29559,7 +29559,7 @@
         </w:rPr>
         <w:t xml:space="preserve"> (</w:t>
       </w:r>
-      <w:hyperlink w:history="1" r:id="rIdqqubyb2_o2mojfse1i4c3">
+      <w:hyperlink w:history="1" r:id="rIdia_rv7fsf_wcwl_unldir">
         <w:r>
           <w:rPr>
             <w:rFonts w:ascii="Arial" w:cs="Arial" w:eastAsia="Arial" w:hAnsi="Arial"/>
@@ -30599,7 +30599,7 @@
             <w:pPr>
               <w:spacing w:after="20" w:before="0"/>
             </w:pPr>
-            <w:hyperlink w:history="1" r:id="rIdk_h1oyaoh0fj-lkaigenz">
+            <w:hyperlink w:history="1" r:id="rId-p41pojiuodhiyvlfs7g1">
               <w:r>
                 <w:rPr>
                   <w:rFonts w:ascii="Arial" w:cs="Arial" w:eastAsia="Arial" w:hAnsi="Arial"/>
@@ -30632,7 +30632,7 @@
               <w:spacing w:after="10" w:before="0"/>
               <w:ind w:left="120"/>
             </w:pPr>
-            <w:hyperlink w:history="1" r:id="rIdzgkgtwf-3btk92-zalud_">
+            <w:hyperlink w:history="1" r:id="rIdmz5c3zxyu6oajan09v0ls">
               <w:r>
                 <w:rPr>
                   <w:rFonts w:ascii="Arial" w:cs="Arial" w:eastAsia="Arial" w:hAnsi="Arial"/>
@@ -30677,7 +30677,7 @@
             <w:pPr>
               <w:spacing w:after="20" w:before="0"/>
             </w:pPr>
-            <w:hyperlink w:history="1" r:id="rIdegudragfvajv0gl5thkmy">
+            <w:hyperlink w:history="1" r:id="rId4fpoultu2gyy2gzqtw_vg">
               <w:r>
                 <w:rPr>
                   <w:rFonts w:ascii="Arial" w:cs="Arial" w:eastAsia="Arial" w:hAnsi="Arial"/>
@@ -30710,7 +30710,7 @@
               <w:spacing w:after="10" w:before="0"/>
               <w:ind w:left="120"/>
             </w:pPr>
-            <w:hyperlink w:history="1" r:id="rIdogyuwripjhi1pwtmhemth">
+            <w:hyperlink w:history="1" r:id="rId0uatde1vlpo6yjtcnllq6">
               <w:r>
                 <w:rPr>
                   <w:rFonts w:ascii="Arial" w:cs="Arial" w:eastAsia="Arial" w:hAnsi="Arial"/>
@@ -31070,7 +31070,7 @@
             <w:pPr>
               <w:spacing w:after="20" w:before="0"/>
             </w:pPr>
-            <w:hyperlink w:history="1" r:id="rIdnyobgfqwjaf--gud03rs9">
+            <w:hyperlink w:history="1" r:id="rIdvld1ww3iqy9xg4zmif33b">
               <w:r>
                 <w:rPr>
                   <w:rFonts w:ascii="Arial" w:cs="Arial" w:eastAsia="Arial" w:hAnsi="Arial"/>
@@ -31103,7 +31103,7 @@
               <w:spacing w:after="10" w:before="0"/>
               <w:ind w:left="120"/>
             </w:pPr>
-            <w:hyperlink w:history="1" r:id="rIdqxm7f8nao2f2tc9p2cuxe">
+            <w:hyperlink w:history="1" r:id="rIdgi2zghgnu2nobgwx5aorh">
               <w:r>
                 <w:rPr>
                   <w:rFonts w:ascii="Arial" w:cs="Arial" w:eastAsia="Arial" w:hAnsi="Arial"/>
@@ -31148,7 +31148,7 @@
             <w:pPr>
               <w:spacing w:after="20" w:before="0"/>
             </w:pPr>
-            <w:hyperlink w:history="1" r:id="rIdppxqynhccqq9ikunn1cud">
+            <w:hyperlink w:history="1" r:id="rIdr2hgtp0iu5aorzigvtctb">
               <w:r>
                 <w:rPr>
                   <w:rFonts w:ascii="Arial" w:cs="Arial" w:eastAsia="Arial" w:hAnsi="Arial"/>
@@ -31181,7 +31181,7 @@
               <w:spacing w:after="10" w:before="0"/>
               <w:ind w:left="120"/>
             </w:pPr>
-            <w:hyperlink w:history="1" r:id="rIdotzw6ylehisgwnx-siyze">
+            <w:hyperlink w:history="1" r:id="rIdnztamqfl-xe6fqnp4zsr_">
               <w:r>
                 <w:rPr>
                   <w:rFonts w:ascii="Arial" w:cs="Arial" w:eastAsia="Arial" w:hAnsi="Arial"/>
@@ -31541,7 +31541,7 @@
             <w:pPr>
               <w:spacing w:after="20" w:before="0"/>
             </w:pPr>
-            <w:hyperlink w:history="1" r:id="rId1ymarxuc8w6zergwnhnrj">
+            <w:hyperlink w:history="1" r:id="rIdalsufmi-lkmecybe4klxl">
               <w:r>
                 <w:rPr>
                   <w:rFonts w:ascii="Arial" w:cs="Arial" w:eastAsia="Arial" w:hAnsi="Arial"/>
@@ -31574,7 +31574,7 @@
               <w:spacing w:after="10" w:before="0"/>
               <w:ind w:left="120"/>
             </w:pPr>
-            <w:hyperlink w:history="1" r:id="rIdfojcuhg-r_aoj7yukataf">
+            <w:hyperlink w:history="1" r:id="rIdtngpa7_ybvvnixrqeexqb">
               <w:r>
                 <w:rPr>
                   <w:rFonts w:ascii="Arial" w:cs="Arial" w:eastAsia="Arial" w:hAnsi="Arial"/>
@@ -31619,7 +31619,7 @@
             <w:pPr>
               <w:spacing w:after="20" w:before="0"/>
             </w:pPr>
-            <w:hyperlink w:history="1" r:id="rIdgtgcvdqenytkxfeisrmz1">
+            <w:hyperlink w:history="1" r:id="rIdp8lanav5lou0mlhddbbox">
               <w:r>
                 <w:rPr>
                   <w:rFonts w:ascii="Arial" w:cs="Arial" w:eastAsia="Arial" w:hAnsi="Arial"/>
@@ -31652,7 +31652,7 @@
               <w:spacing w:after="10" w:before="0"/>
               <w:ind w:left="120"/>
             </w:pPr>
-            <w:hyperlink w:history="1" r:id="rIdfn-r5ii_hg_pp4p8grkt3">
+            <w:hyperlink w:history="1" r:id="rIdoqn6-bn2baphjczxklsk2">
               <w:r>
                 <w:rPr>
                   <w:rFonts w:ascii="Arial" w:cs="Arial" w:eastAsia="Arial" w:hAnsi="Arial"/>
@@ -31697,7 +31697,7 @@
               </w:rPr>
               <w:t xml:space="preserve">Each group (same groups of 4 from Phase 2) constructs a Cumulative Journey Model — a poster (A2 paper with markers) or a 6-slide digital presentation on a shared device. The model must include ALL seven labelled stages with arrows showing the direction of reasoning: (1) Real-life Context → (2) Identifying the Unknowns → (3) Forming the Algebraic Expression → (4) Forming the Quadratic Equation → (5) Factorising the Expression → (6) Solving for x → (7) Interpreting the Solution in Context. Each stage must include: the mathematical notation, a sentence in plain English, and a Kenya-relevant example from the unit (Achieng's chairs, OR a shamba plot, OR a market-stall scenario). Groups have </w:t>
             </w:r>
-            <w:del w:id="9182" w:author="Claude (AI) - proposed" w:date="2026-10-15T20:14:44Z">
+            <w:del w:id="9182" w:author="Claude (AI) - proposed" w:date="2026-10-18T00:28:27Z">
               <w:r>
                 <w:rPr>
                   <w:rFonts w:ascii="Arial" w:cs="Arial" w:eastAsia="Arial" w:hAnsi="Arial"/>
@@ -31712,7 +31712,7 @@
                 <w:delText xml:space="preserve">15</w:delText>
               </w:r>
             </w:del>
-            <w:ins w:id="9183" w:author="Claude (AI) - proposed" w:date="2026-10-15T20:14:44Z">
+            <w:ins w:id="9183" w:author="Claude (AI) - proposed" w:date="2026-10-18T00:28:27Z">
               <w:r>
                 <w:rPr>
                   <w:rFonts w:ascii="Arial" w:cs="Arial" w:eastAsia="Arial" w:hAnsi="Arial"/>
@@ -31740,7 +31740,7 @@
               </w:rPr>
               <w:t xml:space="preserve"> minutes to build. </w:t>
             </w:r>
-            <w:del w:id="9184" w:author="Claude (AI) - proposed" w:date="2026-10-15T20:14:44Z">
+            <w:del w:id="9184" w:author="Claude (AI) - proposed" w:date="2026-10-18T00:28:27Z">
               <w:r>
                 <w:rPr>
                   <w:rFonts w:ascii="Arial" w:cs="Arial" w:eastAsia="Arial" w:hAnsi="Arial"/>
@@ -31755,7 +31755,7 @@
                 <w:delText xml:space="preserve">Each group then presents</w:delText>
               </w:r>
             </w:del>
-            <w:ins w:id="9185" w:author="Claude (AI) - proposed" w:date="2026-10-15T20:14:44Z">
+            <w:ins w:id="9185" w:author="Claude (AI) - proposed" w:date="2026-10-18T00:28:27Z">
               <w:r>
                 <w:rPr>
                   <w:rFonts w:ascii="Arial" w:cs="Arial" w:eastAsia="Arial" w:hAnsi="Arial"/>
@@ -31783,7 +31783,7 @@
               </w:rPr>
               <w:t xml:space="preserve"> their model to the class in </w:t>
             </w:r>
-            <w:del w:id="9186" w:author="Claude (AI) - proposed" w:date="2026-10-15T20:14:44Z">
+            <w:del w:id="9186" w:author="Claude (AI) - proposed" w:date="2026-10-18T00:28:27Z">
               <w:r>
                 <w:rPr>
                   <w:rFonts w:ascii="Arial" w:cs="Arial" w:eastAsia="Arial" w:hAnsi="Arial"/>
@@ -31798,7 +31798,7 @@
                 <w:delText xml:space="preserve">3 minutes</w:delText>
               </w:r>
             </w:del>
-            <w:ins w:id="9187" w:author="Claude (AI) - proposed" w:date="2026-10-15T20:14:44Z">
+            <w:ins w:id="9187" w:author="Claude (AI) - proposed" w:date="2026-10-18T00:28:27Z">
               <w:r>
                 <w:rPr>
                   <w:rFonts w:ascii="Arial" w:cs="Arial" w:eastAsia="Arial" w:hAnsi="Arial"/>
@@ -31899,7 +31899,7 @@
               </w:rPr>
               <w:t xml:space="preserve">During construction (</w:t>
             </w:r>
-            <w:del w:id="9188" w:author="Claude (AI) - proposed" w:date="2026-10-15T20:14:44Z">
+            <w:del w:id="9188" w:author="Claude (AI) - proposed" w:date="2026-10-18T00:28:27Z">
               <w:r>
                 <w:rPr>
                   <w:rFonts w:ascii="Arial" w:cs="Arial" w:eastAsia="Arial" w:hAnsi="Arial"/>
@@ -31914,7 +31914,7 @@
                 <w:delText xml:space="preserve">15</w:delText>
               </w:r>
             </w:del>
-            <w:ins w:id="9189" w:author="Claude (AI) - proposed" w:date="2026-10-15T20:14:44Z">
+            <w:ins w:id="9189" w:author="Claude (AI) - proposed" w:date="2026-10-18T00:28:27Z">
               <w:r>
                 <w:rPr>
                   <w:rFonts w:ascii="Arial" w:cs="Arial" w:eastAsia="Arial" w:hAnsi="Arial"/>
@@ -32082,7 +32082,7 @@
               </w:rPr>
               <w:t xml:space="preserve">After all presentations, facilitate a </w:t>
             </w:r>
-            <w:del w:id="9190" w:author="Claude (AI) - proposed" w:date="2026-10-15T20:14:44Z">
+            <w:del w:id="9190" w:author="Claude (AI) - proposed" w:date="2026-10-18T00:28:27Z">
               <w:r>
                 <w:rPr>
                   <w:rFonts w:ascii="Arial" w:cs="Arial" w:eastAsia="Arial" w:hAnsi="Arial"/>
@@ -32097,7 +32097,7 @@
                 <w:delText xml:space="preserve">5</w:delText>
               </w:r>
             </w:del>
-            <w:ins w:id="9191" w:author="Claude (AI) - proposed" w:date="2026-10-15T20:14:44Z">
+            <w:ins w:id="9191" w:author="Claude (AI) - proposed" w:date="2026-10-18T00:28:27Z">
               <w:r>
                 <w:rPr>
                   <w:rFonts w:ascii="Arial" w:cs="Arial" w:eastAsia="Arial" w:hAnsi="Arial"/>
@@ -32247,7 +32247,7 @@
             <w:pPr>
               <w:spacing w:after="20" w:before="0"/>
             </w:pPr>
-            <w:hyperlink w:history="1" r:id="rIdfuu3kql1in08mjfj0ii39">
+            <w:hyperlink w:history="1" r:id="rIdxp0d7m-x98mqz_iyee_ig">
               <w:r>
                 <w:rPr>
                   <w:rFonts w:ascii="Arial" w:cs="Arial" w:eastAsia="Arial" w:hAnsi="Arial"/>
@@ -32280,7 +32280,7 @@
               <w:spacing w:after="10" w:before="0"/>
               <w:ind w:left="120"/>
             </w:pPr>
-            <w:hyperlink w:history="1" r:id="rIdvgkbe_v8v08x-j06mfixl">
+            <w:hyperlink w:history="1" r:id="rIdbl-ydqrgfggszrhb64nlu">
               <w:r>
                 <w:rPr>
                   <w:rFonts w:ascii="Arial" w:cs="Arial" w:eastAsia="Arial" w:hAnsi="Arial"/>
@@ -32325,7 +32325,7 @@
             <w:pPr>
               <w:spacing w:after="20" w:before="0"/>
             </w:pPr>
-            <w:hyperlink w:history="1" r:id="rIdefsltqgkgfgayuasw9ydb">
+            <w:hyperlink w:history="1" r:id="rIdnpniepkzv3ny5sdqymmmb">
               <w:r>
                 <w:rPr>
                   <w:rFonts w:ascii="Arial" w:cs="Arial" w:eastAsia="Arial" w:hAnsi="Arial"/>
@@ -32358,7 +32358,7 @@
               <w:spacing w:after="10" w:before="0"/>
               <w:ind w:left="120"/>
             </w:pPr>
-            <w:hyperlink w:history="1" r:id="rId-fo1t704zb3zvltlcnctw">
+            <w:hyperlink w:history="1" r:id="rId1adjmsemzjax3crysln5l">
               <w:r>
                 <w:rPr>
                   <w:rFonts w:ascii="Arial" w:cs="Arial" w:eastAsia="Arial" w:hAnsi="Arial"/>
@@ -32403,7 +32403,7 @@
               </w:rPr>
               <w:t xml:space="preserve">The class Driving Question Board (DQB) — which has been built up across all 8 lessons — is displayed at the front. The teacher reads each sticky-note question aloud, one by one. For each question, the class votes silently: thumbs up = 'we can fully answer this now'; thumbs sideways = 'we can partially answer this'; thumbs down = 'we still cannot answer this.' For every 'thumbs up' question, a volunteer learner provides the answer in one or two sentences, which the teacher writes on a green card and sticks over the original question. For 'thumbs sideways' and 'thumbs down' questions, the teacher acknowledges them honestly and, where appropriate, notes which future topic (e.g., </w:t>
             </w:r>
-            <w:del w:id="9192" w:author="Claude (AI) - proposed" w:date="2026-10-15T20:14:44Z">
+            <w:del w:id="9192" w:author="Claude (AI) - proposed" w:date="2026-10-18T00:28:27Z">
               <w:r>
                 <w:rPr>
                   <w:rFonts w:ascii="Arial" w:cs="Arial" w:eastAsia="Arial" w:hAnsi="Arial"/>
@@ -32418,7 +32418,7 @@
                 <w:delText xml:space="preserve">quadratic formula in Grade 11</w:delText>
               </w:r>
             </w:del>
-            <w:ins w:id="9193" w:author="Claude (AI) - proposed" w:date="2026-10-15T20:14:44Z">
+            <w:ins w:id="9193" w:author="Claude (AI) - proposed" w:date="2026-10-18T00:28:27Z">
               <w:r>
                 <w:rPr>
                   <w:rFonts w:ascii="Arial" w:cs="Arial" w:eastAsia="Arial" w:hAnsi="Arial"/>
@@ -32506,7 +32506,7 @@
               <w:spacing w:after="40" w:before="0"/>
               <w:jc w:val="left"/>
             </w:pPr>
-            <w:ins w:id="9194" w:author="Claude (AI) - proposed" w:date="2026-10-15T20:14:44Z">
+            <w:ins w:id="9194" w:author="Claude (AI) - proposed" w:date="2026-10-18T00:28:27Z">
               <w:r>
                 <w:rPr>
                   <w:rFonts w:ascii="Arial" w:cs="Arial" w:eastAsia="Arial" w:hAnsi="Arial"/>
@@ -32601,7 +32601,7 @@
               <w:spacing w:after="40" w:before="0"/>
               <w:jc w:val="left"/>
             </w:pPr>
-            <w:del w:id="9195" w:author="Claude (AI) - proposed" w:date="2026-10-15T20:14:44Z">
+            <w:del w:id="9195" w:author="Claude (AI) - proposed" w:date="2026-10-18T00:28:27Z">
               <w:r>
                 <w:rPr>
                   <w:rFonts w:ascii="Arial" w:cs="Arial" w:eastAsia="Arial" w:hAnsi="Arial"/>
@@ -32616,7 +32616,7 @@
                 <w:delText xml:space="preserve">For unresolved questions, model intellectual honesty: 'This is a real question that mathematics has an answer to — we will meet it again when we study the quadratic formula in Grade 11.' Write those questions on a 'Further Inquiry' strip and post it on the wall. </w:delText>
               </w:r>
             </w:del>
-            <w:ins w:id="9196" w:author="Claude (AI) - proposed" w:date="2026-10-15T20:14:44Z">
+            <w:ins w:id="9196" w:author="Claude (AI) - proposed" w:date="2026-10-18T00:28:27Z">
               <w:r>
                 <w:rPr>
                   <w:rFonts w:ascii="Arial" w:cs="Arial" w:eastAsia="Arial" w:hAnsi="Arial"/>
@@ -32793,7 +32793,7 @@
             <w:pPr>
               <w:spacing w:after="20" w:before="0"/>
             </w:pPr>
-            <w:hyperlink w:history="1" r:id="rId165uhf0rzqmgc7slnjf6p">
+            <w:hyperlink w:history="1" r:id="rIdwrbr8j_trlqfoiayunc5h">
               <w:r>
                 <w:rPr>
                   <w:rFonts w:ascii="Arial" w:cs="Arial" w:eastAsia="Arial" w:hAnsi="Arial"/>
@@ -32826,7 +32826,7 @@
               <w:spacing w:after="10" w:before="0"/>
               <w:ind w:left="120"/>
             </w:pPr>
-            <w:hyperlink w:history="1" r:id="rIdkbc3krlf7tvtr_cbaoyar">
+            <w:hyperlink w:history="1" r:id="rIdbgal7lvylqdxbqgul77fl">
               <w:r>
                 <w:rPr>
                   <w:rFonts w:ascii="Arial" w:cs="Arial" w:eastAsia="Arial" w:hAnsi="Arial"/>
@@ -32871,7 +32871,7 @@
             <w:pPr>
               <w:spacing w:after="20" w:before="0"/>
             </w:pPr>
-            <w:hyperlink w:history="1" r:id="rId4qaub4vwi-qxtq0pnbewn">
+            <w:hyperlink w:history="1" r:id="rIdajny9lwtgcjk2kaj0gcom">
               <w:r>
                 <w:rPr>
                   <w:rFonts w:ascii="Arial" w:cs="Arial" w:eastAsia="Arial" w:hAnsi="Arial"/>
@@ -32904,7 +32904,7 @@
               <w:spacing w:after="10" w:before="0"/>
               <w:ind w:left="120"/>
             </w:pPr>
-            <w:hyperlink w:history="1" r:id="rIdjaniww4dv3qdcn5ylzd6-">
+            <w:hyperlink w:history="1" r:id="rIdo0mzpyvxf9oskesqqnvgf">
               <w:r>
                 <w:rPr>
                   <w:rFonts w:ascii="Arial" w:cs="Arial" w:eastAsia="Arial" w:hAnsi="Arial"/>
@@ -32949,7 +32949,7 @@
               </w:rPr>
               <w:t xml:space="preserve">PART A — Individual Written Assessment (20 minutes): Each learner completes a structured class activity / assessment task independently and in silence. The task contains four sections aligned to the KICD assessment rubric indicators: (i) Form a quadratic expression: 'A rectangular maize shamba in Kericho has an area of 180 m². The length exceeds the width by 3 m. Write an expression for the area in terms of the width w.' (ii) Form a quadratic equation: 'Using your expression, write a quadratic equation and rearrange it into the standard form w² + bw + c = 0.' (iii) Factorise and solve: 'Factorise the quadratic expression and solve the equation.' (iv) Interpret and apply: 'State which solution is valid for the shamba and give its dimensions. Explain why the other solution cannot apply.' PART B — Career Connections Discussion (</w:t>
             </w:r>
-            <w:del w:id="9197" w:author="Claude (AI) - proposed" w:date="2026-10-15T20:14:44Z">
+            <w:del w:id="9197" w:author="Claude (AI) - proposed" w:date="2026-10-18T00:28:27Z">
               <w:r>
                 <w:rPr>
                   <w:rFonts w:ascii="Arial" w:cs="Arial" w:eastAsia="Arial" w:hAnsi="Arial"/>
@@ -32964,7 +32964,7 @@
                 <w:delText xml:space="preserve">10</w:delText>
               </w:r>
             </w:del>
-            <w:ins w:id="9198" w:author="Claude (AI) - proposed" w:date="2026-10-15T20:14:44Z">
+            <w:ins w:id="9198" w:author="Claude (AI) - proposed" w:date="2026-10-18T00:28:27Z">
               <w:r>
                 <w:rPr>
                   <w:rFonts w:ascii="Arial" w:cs="Arial" w:eastAsia="Arial" w:hAnsi="Arial"/>
@@ -32992,7 +32992,7 @@
               </w:rPr>
               <w:t xml:space="preserve"> minutes): After submitting the assessment, learners participate in a structured Think-Pair-Share. Prompt: 'Name one Kenyan career where a professional would NEED to solve a quadratic equation, and describe a specific situation in that career where the equation would arise.' Pairs share for </w:t>
             </w:r>
-            <w:del w:id="9199" w:author="Claude (AI) - proposed" w:date="2026-10-15T20:14:44Z">
+            <w:del w:id="9199" w:author="Claude (AI) - proposed" w:date="2026-10-18T00:28:27Z">
               <w:r>
                 <w:rPr>
                   <w:rFonts w:ascii="Arial" w:cs="Arial" w:eastAsia="Arial" w:hAnsi="Arial"/>
@@ -33007,7 +33007,7 @@
                 <w:delText xml:space="preserve">2 minutes, then 6</w:delText>
               </w:r>
             </w:del>
-            <w:ins w:id="9200" w:author="Claude (AI) - proposed" w:date="2026-10-15T20:14:44Z">
+            <w:ins w:id="9200" w:author="Claude (AI) - proposed" w:date="2026-10-18T00:28:27Z">
               <w:r>
                 <w:rPr>
                   <w:rFonts w:ascii="Arial" w:cs="Arial" w:eastAsia="Arial" w:hAnsi="Arial"/>
@@ -33068,7 +33068,7 @@
               </w:rPr>
               <w:t xml:space="preserve">Distribute printed or handwritten assessment task sheets. Say verbatim: 'This is your chance to show EVERYTHING you have learned across all eight lessons. Show every step — forming the expression, writing the equation, factorising, solving, and interpreting. A correct final answer with no working earns you very few marks. The JOURNEY is what is being assessed.' </w:t>
             </w:r>
-            <w:ins w:id="9201" w:author="Claude (AI) - proposed" w:date="2026-10-15T20:14:44Z">
+            <w:ins w:id="9201" w:author="Claude (AI) - proposed" w:date="2026-10-18T00:28:27Z">
               <w:r>
                 <w:rPr>
                   <w:rFonts w:ascii="Arial" w:cs="Arial" w:eastAsia="Arial" w:hAnsi="Arial"/>
@@ -33203,7 +33203,7 @@
               </w:rPr>
               <w:t xml:space="preserve">For Think-Pair-Share: WAIT TIME </w:t>
             </w:r>
-            <w:del w:id="9202" w:author="Claude (AI) - proposed" w:date="2026-10-15T20:14:44Z">
+            <w:del w:id="9202" w:author="Claude (AI) - proposed" w:date="2026-10-18T00:28:27Z">
               <w:r>
                 <w:rPr>
                   <w:rFonts w:ascii="Arial" w:cs="Arial" w:eastAsia="Arial" w:hAnsi="Arial"/>
@@ -33218,7 +33218,7 @@
                 <w:delText xml:space="preserve">2 minutes</w:delText>
               </w:r>
             </w:del>
-            <w:ins w:id="9203" w:author="Claude (AI) - proposed" w:date="2026-10-15T20:14:44Z">
+            <w:ins w:id="9203" w:author="Claude (AI) - proposed" w:date="2026-10-18T00:28:27Z">
               <w:r>
                 <w:rPr>
                   <w:rFonts w:ascii="Arial" w:cs="Arial" w:eastAsia="Arial" w:hAnsi="Arial"/>
@@ -33246,7 +33246,7 @@
               </w:rPr>
               <w:t xml:space="preserve"> for individual thinking before pairs discuss. Cold-call </w:t>
             </w:r>
-            <w:del w:id="9204" w:author="Claude (AI) - proposed" w:date="2026-10-15T20:14:44Z">
+            <w:del w:id="9204" w:author="Claude (AI) - proposed" w:date="2026-10-18T00:28:27Z">
               <w:r>
                 <w:rPr>
                   <w:rFonts w:ascii="Arial" w:cs="Arial" w:eastAsia="Arial" w:hAnsi="Arial"/>
@@ -33261,7 +33261,7 @@
                 <w:delText xml:space="preserve">6</w:delText>
               </w:r>
             </w:del>
-            <w:ins w:id="9205" w:author="Claude (AI) - proposed" w:date="2026-10-15T20:14:44Z">
+            <w:ins w:id="9205" w:author="Claude (AI) - proposed" w:date="2026-10-18T00:28:27Z">
               <w:r>
                 <w:rPr>
                   <w:rFonts w:ascii="Arial" w:cs="Arial" w:eastAsia="Arial" w:hAnsi="Arial"/>
@@ -33395,7 +33395,7 @@
               </w:rPr>
               <w:t xml:space="preserve">Observable indicators for summative use: (a) Section (i): correct quadratic expression w(w+3) or w²+3w — no marks if learner writes w+3=180; (b) Section (ii): equation correctly rearranged to w²+3w−180=0; (c) Section (iii): correct factorisation (w+15)(w−12)=0 yielding w=12 or w=−15; (d) Section (iv): valid solution stated as w=12 m (width), length=15 m, with explicit rejection of w=−15 on grounds that width cannot be negative. KICD rubric level: Exceeds Expectations = all four sections correct with explanation; Meets Expectations = all four sections correct; Approaches Expectations = </w:t>
             </w:r>
-            <w:del w:id="9206" w:author="Claude (AI) - proposed" w:date="2026-10-15T20:14:44Z">
+            <w:del w:id="9206" w:author="Claude (AI) - proposed" w:date="2026-10-18T00:28:27Z">
               <w:r>
                 <w:rPr>
                   <w:rFonts w:ascii="Arial" w:cs="Arial" w:eastAsia="Arial" w:hAnsi="Arial"/>
@@ -33410,7 +33410,7 @@
                 <w:delText xml:space="preserve">any two of four</w:delText>
               </w:r>
             </w:del>
-            <w:ins w:id="9207" w:author="Claude (AI) - proposed" w:date="2026-10-15T20:14:44Z">
+            <w:ins w:id="9207" w:author="Claude (AI) - proposed" w:date="2026-10-18T00:28:27Z">
               <w:r>
                 <w:rPr>
                   <w:rFonts w:ascii="Arial" w:cs="Arial" w:eastAsia="Arial" w:hAnsi="Arial"/>
@@ -33438,7 +33438,7 @@
               </w:rPr>
               <w:t xml:space="preserve"> correct; Below Expectations = </w:t>
             </w:r>
-            <w:del w:id="9208" w:author="Claude (AI) - proposed" w:date="2026-10-15T20:14:44Z">
+            <w:del w:id="9208" w:author="Claude (AI) - proposed" w:date="2026-10-18T00:28:27Z">
               <w:r>
                 <w:rPr>
                   <w:rFonts w:ascii="Arial" w:cs="Arial" w:eastAsia="Arial" w:hAnsi="Arial"/>
@@ -33453,7 +33453,7 @@
                 <w:delText xml:space="preserve">any one of four</w:delText>
               </w:r>
             </w:del>
-            <w:ins w:id="9209" w:author="Claude (AI) - proposed" w:date="2026-10-15T20:14:44Z">
+            <w:ins w:id="9209" w:author="Claude (AI) - proposed" w:date="2026-10-18T00:28:27Z">
               <w:r>
                 <w:rPr>
                   <w:rFonts w:ascii="Arial" w:cs="Arial" w:eastAsia="Arial" w:hAnsi="Arial"/>
@@ -33656,7 +33656,7 @@
               </w:rPr>
               <w:t xml:space="preserve">2. DQB CLOSURE: Were there questions on the DQB that the class could not answer by 'thumbs up'? List them. Do these questions suggest a gap in your teaching sequence, or do they represent genuine </w:t>
             </w:r>
-            <w:del w:id="9210" w:author="Claude (AI) - proposed" w:date="2026-10-15T20:14:44Z">
+            <w:del w:id="9210" w:author="Claude (AI) - proposed" w:date="2026-10-18T00:28:27Z">
               <w:r>
                 <w:rPr>
                   <w:rFonts w:ascii="Arial" w:cs="Arial" w:eastAsia="Arial" w:hAnsi="Arial"/>
@@ -33671,7 +33671,7 @@
                 <w:delText xml:space="preserve">Grade 11</w:delText>
               </w:r>
             </w:del>
-            <w:ins w:id="9211" w:author="Claude (AI) - proposed" w:date="2026-10-15T20:14:44Z">
+            <w:ins w:id="9211" w:author="Claude (AI) - proposed" w:date="2026-10-18T00:28:27Z">
               <w:r>
                 <w:rPr>
                   <w:rFonts w:ascii="Arial" w:cs="Arial" w:eastAsia="Arial" w:hAnsi="Arial"/>
@@ -34065,7 +34065,7 @@
         </w:rPr>
         <w:t xml:space="preserve">© 2026 SeaVuria and ARES. Aligned with KICD objectives. Developed by SeaVuria; technical implementation by ARES (with AI assistance from Claude). Licensed under </w:t>
       </w:r>
-      <w:hyperlink w:history="1" r:id="rIdieibxgnjdv4-tu7d2ub8e">
+      <w:hyperlink w:history="1" r:id="rIdb_0kloo0xjiszqsrjbz5k">
         <w:r>
           <w:rPr>
             <w:rFonts w:ascii="Arial" w:cs="Arial" w:eastAsia="Arial" w:hAnsi="Arial"/>
@@ -34086,7 +34086,7 @@
         </w:rPr>
         <w:t xml:space="preserve"> (</w:t>
       </w:r>
-      <w:hyperlink w:history="1" r:id="rIdchmieqmfgm-shvrypttxf">
+      <w:hyperlink w:history="1" r:id="rIdpxswzoxfql24fvetfllfo">
         <w:r>
           <w:rPr>
             <w:rFonts w:ascii="Arial" w:cs="Arial" w:eastAsia="Arial" w:hAnsi="Arial"/>
